--- a/Final Report.docx
+++ b/Final Report.docx
@@ -128,7 +128,7 @@
       <w:pPr>
         <w:numPr>
           <w:ilvl w:val="0"/>
-          <w:numId w:val="40"/>
+          <w:numId w:val="1"/>
         </w:numPr>
         <w:spacing w:line="240" w:lineRule="auto"/>
         <w:rPr>
@@ -146,7 +146,7 @@
       <w:pPr>
         <w:numPr>
           <w:ilvl w:val="0"/>
-          <w:numId w:val="40"/>
+          <w:numId w:val="1"/>
         </w:numPr>
         <w:spacing w:line="240" w:lineRule="auto"/>
         <w:rPr>
@@ -164,7 +164,7 @@
       <w:pPr>
         <w:numPr>
           <w:ilvl w:val="0"/>
-          <w:numId w:val="40"/>
+          <w:numId w:val="1"/>
         </w:numPr>
         <w:spacing w:line="240" w:lineRule="auto"/>
         <w:rPr>
@@ -182,7 +182,7 @@
       <w:pPr>
         <w:numPr>
           <w:ilvl w:val="0"/>
-          <w:numId w:val="40"/>
+          <w:numId w:val="1"/>
         </w:numPr>
         <w:spacing w:line="240" w:lineRule="auto"/>
         <w:rPr>
@@ -228,7 +228,7 @@
       <w:pPr>
         <w:numPr>
           <w:ilvl w:val="0"/>
-          <w:numId w:val="41"/>
+          <w:numId w:val="2"/>
         </w:numPr>
         <w:spacing w:line="240" w:lineRule="auto"/>
         <w:rPr>
@@ -246,7 +246,7 @@
       <w:pPr>
         <w:numPr>
           <w:ilvl w:val="0"/>
-          <w:numId w:val="41"/>
+          <w:numId w:val="2"/>
         </w:numPr>
         <w:spacing w:line="240" w:lineRule="auto"/>
         <w:rPr>
@@ -264,7 +264,7 @@
       <w:pPr>
         <w:numPr>
           <w:ilvl w:val="0"/>
-          <w:numId w:val="41"/>
+          <w:numId w:val="2"/>
         </w:numPr>
         <w:spacing w:line="240" w:lineRule="auto"/>
         <w:rPr>
@@ -290,7 +290,7 @@
       <w:pPr>
         <w:numPr>
           <w:ilvl w:val="0"/>
-          <w:numId w:val="41"/>
+          <w:numId w:val="2"/>
         </w:numPr>
         <w:spacing w:line="240" w:lineRule="auto"/>
         <w:rPr>
@@ -316,7 +316,7 @@
       <w:pPr>
         <w:numPr>
           <w:ilvl w:val="0"/>
-          <w:numId w:val="41"/>
+          <w:numId w:val="2"/>
         </w:numPr>
         <w:spacing w:line="240" w:lineRule="auto"/>
         <w:rPr>
@@ -542,16 +542,7 @@
               <w:rPr>
                 <w:rFonts w:ascii="Cambria Math" w:hAnsi="Cambria Math"/>
               </w:rPr>
-              <m:t>-</m:t>
-            </m:r>
-            <m:r>
-              <m:rPr>
-                <m:sty m:val="p"/>
-              </m:rPr>
-              <w:rPr>
-                <w:rFonts w:ascii="Cambria Math" w:hAnsi="Cambria Math"/>
-              </w:rPr>
-              <m:t xml:space="preserve"> </m:t>
+              <m:t xml:space="preserve">- </m:t>
             </m:r>
             <m:sSub>
               <m:sSubPr>
@@ -618,7 +609,7 @@
       <w:pPr>
         <w:numPr>
           <w:ilvl w:val="0"/>
-          <w:numId w:val="42"/>
+          <w:numId w:val="3"/>
         </w:numPr>
         <w:spacing w:line="240" w:lineRule="auto"/>
         <w:rPr>
@@ -670,7 +661,7 @@
       <w:pPr>
         <w:numPr>
           <w:ilvl w:val="0"/>
-          <w:numId w:val="42"/>
+          <w:numId w:val="3"/>
         </w:numPr>
         <w:spacing w:line="240" w:lineRule="auto"/>
         <w:rPr>
@@ -807,7 +798,7 @@
       <w:pPr>
         <w:numPr>
           <w:ilvl w:val="0"/>
-          <w:numId w:val="43"/>
+          <w:numId w:val="4"/>
         </w:numPr>
         <w:spacing w:line="240" w:lineRule="auto"/>
         <w:rPr>
@@ -825,7 +816,7 @@
       <w:pPr>
         <w:numPr>
           <w:ilvl w:val="0"/>
-          <w:numId w:val="43"/>
+          <w:numId w:val="4"/>
         </w:numPr>
         <w:spacing w:line="240" w:lineRule="auto"/>
         <w:rPr>
@@ -843,7 +834,7 @@
       <w:pPr>
         <w:numPr>
           <w:ilvl w:val="0"/>
-          <w:numId w:val="43"/>
+          <w:numId w:val="4"/>
         </w:numPr>
         <w:spacing w:line="240" w:lineRule="auto"/>
         <w:rPr>
@@ -875,7 +866,7 @@
       <w:pPr>
         <w:numPr>
           <w:ilvl w:val="0"/>
-          <w:numId w:val="44"/>
+          <w:numId w:val="5"/>
         </w:numPr>
         <w:spacing w:line="240" w:lineRule="auto"/>
         <w:rPr>
@@ -893,7 +884,7 @@
       <w:pPr>
         <w:numPr>
           <w:ilvl w:val="0"/>
-          <w:numId w:val="44"/>
+          <w:numId w:val="5"/>
         </w:numPr>
         <w:spacing w:line="240" w:lineRule="auto"/>
         <w:rPr>
@@ -911,7 +902,7 @@
       <w:pPr>
         <w:numPr>
           <w:ilvl w:val="0"/>
-          <w:numId w:val="44"/>
+          <w:numId w:val="5"/>
         </w:numPr>
         <w:spacing w:line="240" w:lineRule="auto"/>
         <w:rPr>
@@ -1115,7 +1106,7 @@
       <w:pPr>
         <w:numPr>
           <w:ilvl w:val="0"/>
-          <w:numId w:val="45"/>
+          <w:numId w:val="6"/>
         </w:numPr>
         <w:spacing w:line="240" w:lineRule="auto"/>
         <w:rPr>
@@ -1133,7 +1124,7 @@
       <w:pPr>
         <w:numPr>
           <w:ilvl w:val="0"/>
-          <w:numId w:val="45"/>
+          <w:numId w:val="6"/>
         </w:numPr>
         <w:spacing w:line="240" w:lineRule="auto"/>
         <w:rPr>
@@ -1543,7 +1534,7 @@
       <w:pPr>
         <w:numPr>
           <w:ilvl w:val="0"/>
-          <w:numId w:val="46"/>
+          <w:numId w:val="7"/>
         </w:numPr>
         <w:spacing w:line="240" w:lineRule="auto"/>
         <w:rPr>
@@ -1561,7 +1552,7 @@
       <w:pPr>
         <w:numPr>
           <w:ilvl w:val="0"/>
-          <w:numId w:val="46"/>
+          <w:numId w:val="7"/>
         </w:numPr>
         <w:spacing w:line="240" w:lineRule="auto"/>
         <w:rPr>
@@ -1579,7 +1570,7 @@
       <w:pPr>
         <w:numPr>
           <w:ilvl w:val="0"/>
-          <w:numId w:val="46"/>
+          <w:numId w:val="7"/>
         </w:numPr>
         <w:spacing w:line="240" w:lineRule="auto"/>
         <w:rPr>
@@ -1835,7 +1826,7 @@
       <w:pPr>
         <w:numPr>
           <w:ilvl w:val="0"/>
-          <w:numId w:val="47"/>
+          <w:numId w:val="8"/>
         </w:numPr>
         <w:spacing w:line="240" w:lineRule="auto"/>
         <w:rPr>
@@ -1861,7 +1852,7 @@
       <w:pPr>
         <w:numPr>
           <w:ilvl w:val="0"/>
-          <w:numId w:val="47"/>
+          <w:numId w:val="8"/>
         </w:numPr>
         <w:spacing w:line="240" w:lineRule="auto"/>
         <w:rPr>
@@ -1887,7 +1878,7 @@
       <w:pPr>
         <w:numPr>
           <w:ilvl w:val="0"/>
-          <w:numId w:val="47"/>
+          <w:numId w:val="8"/>
         </w:numPr>
         <w:spacing w:line="240" w:lineRule="auto"/>
         <w:rPr>
@@ -2004,7 +1995,7 @@
       <w:pPr>
         <w:numPr>
           <w:ilvl w:val="0"/>
-          <w:numId w:val="48"/>
+          <w:numId w:val="9"/>
         </w:numPr>
         <w:spacing w:line="240" w:lineRule="auto"/>
         <w:rPr>
@@ -2022,7 +2013,7 @@
       <w:pPr>
         <w:numPr>
           <w:ilvl w:val="0"/>
-          <w:numId w:val="48"/>
+          <w:numId w:val="9"/>
         </w:numPr>
         <w:spacing w:line="240" w:lineRule="auto"/>
         <w:rPr>
@@ -2357,7 +2348,7 @@
       <w:pPr>
         <w:numPr>
           <w:ilvl w:val="0"/>
-          <w:numId w:val="48"/>
+          <w:numId w:val="9"/>
         </w:numPr>
         <w:spacing w:line="240" w:lineRule="auto"/>
         <w:rPr>
@@ -2375,7 +2366,7 @@
       <w:pPr>
         <w:numPr>
           <w:ilvl w:val="0"/>
-          <w:numId w:val="48"/>
+          <w:numId w:val="9"/>
         </w:numPr>
         <w:spacing w:line="240" w:lineRule="auto"/>
         <w:rPr>
@@ -2393,7 +2384,7 @@
       <w:pPr>
         <w:numPr>
           <w:ilvl w:val="0"/>
-          <w:numId w:val="48"/>
+          <w:numId w:val="9"/>
         </w:numPr>
         <w:spacing w:line="240" w:lineRule="auto"/>
         <w:rPr>
@@ -2411,7 +2402,7 @@
       <w:pPr>
         <w:numPr>
           <w:ilvl w:val="0"/>
-          <w:numId w:val="48"/>
+          <w:numId w:val="9"/>
         </w:numPr>
         <w:spacing w:line="240" w:lineRule="auto"/>
         <w:rPr>
@@ -2465,7 +2456,7 @@
       <w:pPr>
         <w:numPr>
           <w:ilvl w:val="0"/>
-          <w:numId w:val="48"/>
+          <w:numId w:val="9"/>
         </w:numPr>
         <w:spacing w:line="240" w:lineRule="auto"/>
         <w:rPr>
@@ -2483,7 +2474,7 @@
       <w:pPr>
         <w:numPr>
           <w:ilvl w:val="0"/>
-          <w:numId w:val="48"/>
+          <w:numId w:val="9"/>
         </w:numPr>
         <w:spacing w:line="240" w:lineRule="auto"/>
         <w:rPr>
@@ -2515,7 +2506,7 @@
       <w:pPr>
         <w:numPr>
           <w:ilvl w:val="0"/>
-          <w:numId w:val="48"/>
+          <w:numId w:val="9"/>
         </w:numPr>
         <w:spacing w:line="240" w:lineRule="auto"/>
         <w:rPr>
@@ -2533,7 +2524,7 @@
       <w:pPr>
         <w:numPr>
           <w:ilvl w:val="0"/>
-          <w:numId w:val="48"/>
+          <w:numId w:val="9"/>
         </w:numPr>
         <w:spacing w:line="240" w:lineRule="auto"/>
         <w:rPr>
@@ -2565,7 +2556,7 @@
       <w:pPr>
         <w:numPr>
           <w:ilvl w:val="0"/>
-          <w:numId w:val="48"/>
+          <w:numId w:val="9"/>
         </w:numPr>
         <w:spacing w:line="240" w:lineRule="auto"/>
         <w:rPr>
@@ -2583,7 +2574,7 @@
       <w:pPr>
         <w:numPr>
           <w:ilvl w:val="0"/>
-          <w:numId w:val="48"/>
+          <w:numId w:val="9"/>
         </w:numPr>
         <w:spacing w:line="240" w:lineRule="auto"/>
         <w:rPr>
@@ -2652,7 +2643,7 @@
         <w:pStyle w:val="ListParagraph"/>
         <w:numPr>
           <w:ilvl w:val="1"/>
-          <w:numId w:val="43"/>
+          <w:numId w:val="4"/>
         </w:numPr>
         <w:spacing w:line="240" w:lineRule="auto"/>
         <w:ind w:left="697" w:hanging="357"/>
@@ -2672,7 +2663,7 @@
         <w:pStyle w:val="ListParagraph"/>
         <w:numPr>
           <w:ilvl w:val="1"/>
-          <w:numId w:val="43"/>
+          <w:numId w:val="4"/>
         </w:numPr>
         <w:spacing w:line="240" w:lineRule="auto"/>
         <w:ind w:left="697" w:hanging="357"/>
@@ -2706,7 +2697,7 @@
         <w:pStyle w:val="ListParagraph"/>
         <w:numPr>
           <w:ilvl w:val="1"/>
-          <w:numId w:val="43"/>
+          <w:numId w:val="4"/>
         </w:numPr>
         <w:spacing w:line="240" w:lineRule="auto"/>
         <w:ind w:left="697" w:hanging="357"/>
@@ -2740,7 +2731,7 @@
         <w:pStyle w:val="ListParagraph"/>
         <w:numPr>
           <w:ilvl w:val="1"/>
-          <w:numId w:val="43"/>
+          <w:numId w:val="4"/>
         </w:numPr>
         <w:spacing w:line="240" w:lineRule="auto"/>
         <w:ind w:left="697" w:hanging="357"/>
@@ -2760,7 +2751,7 @@
         <w:pStyle w:val="ListParagraph"/>
         <w:numPr>
           <w:ilvl w:val="1"/>
-          <w:numId w:val="43"/>
+          <w:numId w:val="4"/>
         </w:numPr>
         <w:spacing w:line="240" w:lineRule="auto"/>
         <w:ind w:left="697" w:hanging="357"/>
@@ -2780,7 +2771,7 @@
         <w:pStyle w:val="ListParagraph"/>
         <w:numPr>
           <w:ilvl w:val="1"/>
-          <w:numId w:val="43"/>
+          <w:numId w:val="4"/>
         </w:numPr>
         <w:spacing w:line="240" w:lineRule="auto"/>
         <w:ind w:left="697" w:hanging="357"/>
@@ -2829,19 +2820,7 @@
         <w:rPr>
           <w:rFonts w:ascii="Cambria" w:hAnsi="Cambria"/>
         </w:rPr>
-        <w:t>Synthetic datasets were processed under multiple configurations of (n, d, k) to simulate different data stream environments.</w:t>
-      </w:r>
-      <w:r>
-        <w:rPr>
-          <w:rFonts w:ascii="Cambria" w:hAnsi="Cambria"/>
-        </w:rPr>
-        <w:t xml:space="preserve"> </w:t>
-      </w:r>
-      <w:r>
-        <w:rPr>
-          <w:rFonts w:ascii="Cambria" w:hAnsi="Cambria"/>
-        </w:rPr>
-        <w:t>Real datasets were evaluated separately using their natural dimensionality and number of clusters. This avoids repeatedly loading large real datasets for artificial parameter configurations that do not reflect their true structure.</w:t>
+        <w:t>Synthetic datasets were processed under multiple configurations of (n, d, k) to simulate different data stream environments. Real datasets were evaluated separately using their natural dimensionality and number of clusters. This avoids repeatedly loading large real datasets for artificial parameter configurations that do not reflect their true structure.</w:t>
       </w:r>
     </w:p>
     <w:p>
@@ -2899,7 +2878,7 @@
       <w:pPr>
         <w:numPr>
           <w:ilvl w:val="0"/>
-          <w:numId w:val="53"/>
+          <w:numId w:val="10"/>
         </w:numPr>
         <w:spacing w:line="240" w:lineRule="auto"/>
         <w:rPr>
@@ -2917,7 +2896,7 @@
       <w:pPr>
         <w:numPr>
           <w:ilvl w:val="0"/>
-          <w:numId w:val="53"/>
+          <w:numId w:val="10"/>
         </w:numPr>
         <w:spacing w:line="240" w:lineRule="auto"/>
         <w:rPr>
@@ -2935,7 +2914,7 @@
       <w:pPr>
         <w:numPr>
           <w:ilvl w:val="0"/>
-          <w:numId w:val="53"/>
+          <w:numId w:val="10"/>
         </w:numPr>
         <w:spacing w:line="240" w:lineRule="auto"/>
         <w:rPr>
@@ -2967,7 +2946,7 @@
       <w:pPr>
         <w:numPr>
           <w:ilvl w:val="0"/>
-          <w:numId w:val="54"/>
+          <w:numId w:val="11"/>
         </w:numPr>
         <w:spacing w:line="240" w:lineRule="auto"/>
         <w:rPr>
@@ -2985,7 +2964,7 @@
       <w:pPr>
         <w:numPr>
           <w:ilvl w:val="0"/>
-          <w:numId w:val="54"/>
+          <w:numId w:val="11"/>
         </w:numPr>
         <w:spacing w:line="240" w:lineRule="auto"/>
         <w:rPr>
@@ -3003,7 +2982,7 @@
       <w:pPr>
         <w:numPr>
           <w:ilvl w:val="0"/>
-          <w:numId w:val="54"/>
+          <w:numId w:val="11"/>
         </w:numPr>
         <w:spacing w:line="240" w:lineRule="auto"/>
         <w:rPr>
@@ -3021,7 +3000,7 @@
       <w:pPr>
         <w:numPr>
           <w:ilvl w:val="0"/>
-          <w:numId w:val="54"/>
+          <w:numId w:val="11"/>
         </w:numPr>
         <w:spacing w:line="240" w:lineRule="auto"/>
         <w:rPr>
@@ -3053,7 +3032,7 @@
       <w:pPr>
         <w:numPr>
           <w:ilvl w:val="0"/>
-          <w:numId w:val="55"/>
+          <w:numId w:val="12"/>
         </w:numPr>
         <w:spacing w:line="240" w:lineRule="auto"/>
         <w:rPr>
@@ -3071,7 +3050,7 @@
       <w:pPr>
         <w:numPr>
           <w:ilvl w:val="0"/>
-          <w:numId w:val="55"/>
+          <w:numId w:val="12"/>
         </w:numPr>
         <w:spacing w:line="240" w:lineRule="auto"/>
         <w:rPr>
@@ -3131,7 +3110,6 @@
                 <w:rFonts w:ascii="Cambria" w:hAnsi="Cambria"/>
                 <w:b/>
                 <w:bCs/>
-                <w:lang w:val="en-IL"/>
               </w:rPr>
             </w:pPr>
             <w:r>
@@ -3139,7 +3117,6 @@
                 <w:rFonts w:ascii="Cambria" w:hAnsi="Cambria"/>
                 <w:b/>
                 <w:bCs/>
-                <w:lang w:val="en-IL"/>
               </w:rPr>
               <w:t>Dataset</w:t>
             </w:r>
@@ -3158,7 +3135,6 @@
                 <w:rFonts w:ascii="Cambria" w:hAnsi="Cambria"/>
                 <w:b/>
                 <w:bCs/>
-                <w:lang w:val="en-IL"/>
               </w:rPr>
             </w:pPr>
             <w:r>
@@ -3166,7 +3142,6 @@
                 <w:rFonts w:ascii="Cambria" w:hAnsi="Cambria"/>
                 <w:b/>
                 <w:bCs/>
-                <w:lang w:val="en-IL"/>
               </w:rPr>
               <w:t>Type</w:t>
             </w:r>
@@ -3185,7 +3160,6 @@
                 <w:rFonts w:ascii="Cambria" w:hAnsi="Cambria"/>
                 <w:b/>
                 <w:bCs/>
-                <w:lang w:val="en-IL"/>
               </w:rPr>
             </w:pPr>
             <w:r>
@@ -3193,7 +3167,6 @@
                 <w:rFonts w:ascii="Cambria" w:hAnsi="Cambria"/>
                 <w:b/>
                 <w:bCs/>
-                <w:lang w:val="en-IL"/>
               </w:rPr>
               <w:t>n</w:t>
             </w:r>
@@ -3212,7 +3185,6 @@
                 <w:rFonts w:ascii="Cambria" w:hAnsi="Cambria"/>
                 <w:b/>
                 <w:bCs/>
-                <w:lang w:val="en-IL"/>
               </w:rPr>
             </w:pPr>
             <w:r>
@@ -3220,7 +3192,6 @@
                 <w:rFonts w:ascii="Cambria" w:hAnsi="Cambria"/>
                 <w:b/>
                 <w:bCs/>
-                <w:lang w:val="en-IL"/>
               </w:rPr>
               <w:t>d</w:t>
             </w:r>
@@ -3239,7 +3210,6 @@
                 <w:rFonts w:ascii="Cambria" w:hAnsi="Cambria"/>
                 <w:b/>
                 <w:bCs/>
-                <w:lang w:val="en-IL"/>
               </w:rPr>
             </w:pPr>
             <w:r>
@@ -3247,7 +3217,6 @@
                 <w:rFonts w:ascii="Cambria" w:hAnsi="Cambria"/>
                 <w:b/>
                 <w:bCs/>
-                <w:lang w:val="en-IL"/>
               </w:rPr>
               <w:t>k</w:t>
             </w:r>
@@ -3270,13 +3239,11 @@
               <w:spacing w:line="240" w:lineRule="auto"/>
               <w:rPr>
                 <w:rFonts w:ascii="Cambria" w:hAnsi="Cambria"/>
-                <w:lang w:val="en-IL"/>
               </w:rPr>
             </w:pPr>
             <w:r>
               <w:rPr>
                 <w:rFonts w:ascii="Cambria" w:hAnsi="Cambria"/>
-                <w:lang w:val="en-IL"/>
               </w:rPr>
               <w:t>blobs</w:t>
             </w:r>
@@ -3293,13 +3260,11 @@
               <w:spacing w:line="240" w:lineRule="auto"/>
               <w:rPr>
                 <w:rFonts w:ascii="Cambria" w:hAnsi="Cambria"/>
-                <w:lang w:val="en-IL"/>
               </w:rPr>
             </w:pPr>
             <w:r>
               <w:rPr>
                 <w:rFonts w:ascii="Cambria" w:hAnsi="Cambria"/>
-                <w:lang w:val="en-IL"/>
               </w:rPr>
               <w:t>synthetic</w:t>
             </w:r>
@@ -3316,13 +3281,11 @@
               <w:spacing w:line="240" w:lineRule="auto"/>
               <w:rPr>
                 <w:rFonts w:ascii="Cambria" w:hAnsi="Cambria"/>
-                <w:lang w:val="en-IL"/>
               </w:rPr>
             </w:pPr>
             <w:r>
               <w:rPr>
                 <w:rFonts w:ascii="Cambria" w:hAnsi="Cambria"/>
-                <w:lang w:val="en-IL"/>
               </w:rPr>
               <w:t>10k–30k</w:t>
             </w:r>
@@ -3339,13 +3302,11 @@
               <w:spacing w:line="240" w:lineRule="auto"/>
               <w:rPr>
                 <w:rFonts w:ascii="Cambria" w:hAnsi="Cambria"/>
-                <w:lang w:val="en-IL"/>
               </w:rPr>
             </w:pPr>
             <w:r>
               <w:rPr>
                 <w:rFonts w:ascii="Cambria" w:hAnsi="Cambria"/>
-                <w:lang w:val="en-IL"/>
               </w:rPr>
               <w:t>10–25</w:t>
             </w:r>
@@ -3362,13 +3323,11 @@
               <w:spacing w:line="240" w:lineRule="auto"/>
               <w:rPr>
                 <w:rFonts w:ascii="Cambria" w:hAnsi="Cambria"/>
-                <w:lang w:val="en-IL"/>
               </w:rPr>
             </w:pPr>
             <w:r>
               <w:rPr>
                 <w:rFonts w:ascii="Cambria" w:hAnsi="Cambria"/>
-                <w:lang w:val="en-IL"/>
               </w:rPr>
               <w:t>8–16</w:t>
             </w:r>
@@ -3391,13 +3350,11 @@
               <w:spacing w:line="240" w:lineRule="auto"/>
               <w:rPr>
                 <w:rFonts w:ascii="Cambria" w:hAnsi="Cambria"/>
-                <w:lang w:val="en-IL"/>
               </w:rPr>
             </w:pPr>
             <w:r>
               <w:rPr>
                 <w:rFonts w:ascii="Cambria" w:hAnsi="Cambria"/>
-                <w:lang w:val="en-IL"/>
               </w:rPr>
               <w:t>anisotropic</w:t>
             </w:r>
@@ -3414,13 +3371,11 @@
               <w:spacing w:line="240" w:lineRule="auto"/>
               <w:rPr>
                 <w:rFonts w:ascii="Cambria" w:hAnsi="Cambria"/>
-                <w:lang w:val="en-IL"/>
               </w:rPr>
             </w:pPr>
             <w:r>
               <w:rPr>
                 <w:rFonts w:ascii="Cambria" w:hAnsi="Cambria"/>
-                <w:lang w:val="en-IL"/>
               </w:rPr>
               <w:t>synthetic</w:t>
             </w:r>
@@ -3437,13 +3392,11 @@
               <w:spacing w:line="240" w:lineRule="auto"/>
               <w:rPr>
                 <w:rFonts w:ascii="Cambria" w:hAnsi="Cambria"/>
-                <w:lang w:val="en-IL"/>
               </w:rPr>
             </w:pPr>
             <w:r>
               <w:rPr>
                 <w:rFonts w:ascii="Cambria" w:hAnsi="Cambria"/>
-                <w:lang w:val="en-IL"/>
               </w:rPr>
               <w:t>10k–30k</w:t>
             </w:r>
@@ -3460,13 +3413,11 @@
               <w:spacing w:line="240" w:lineRule="auto"/>
               <w:rPr>
                 <w:rFonts w:ascii="Cambria" w:hAnsi="Cambria"/>
-                <w:lang w:val="en-IL"/>
               </w:rPr>
             </w:pPr>
             <w:r>
               <w:rPr>
                 <w:rFonts w:ascii="Cambria" w:hAnsi="Cambria"/>
-                <w:lang w:val="en-IL"/>
               </w:rPr>
               <w:t>10–25</w:t>
             </w:r>
@@ -3483,13 +3434,11 @@
               <w:spacing w:line="240" w:lineRule="auto"/>
               <w:rPr>
                 <w:rFonts w:ascii="Cambria" w:hAnsi="Cambria"/>
-                <w:lang w:val="en-IL"/>
               </w:rPr>
             </w:pPr>
             <w:r>
               <w:rPr>
                 <w:rFonts w:ascii="Cambria" w:hAnsi="Cambria"/>
-                <w:lang w:val="en-IL"/>
               </w:rPr>
               <w:t>8–16</w:t>
             </w:r>
@@ -3512,14 +3461,12 @@
               <w:spacing w:line="240" w:lineRule="auto"/>
               <w:rPr>
                 <w:rFonts w:ascii="Cambria" w:hAnsi="Cambria"/>
-                <w:lang w:val="en-IL"/>
               </w:rPr>
             </w:pPr>
             <w:proofErr w:type="spellStart"/>
             <w:r>
               <w:rPr>
                 <w:rFonts w:ascii="Cambria" w:hAnsi="Cambria"/>
-                <w:lang w:val="en-IL"/>
               </w:rPr>
               <w:t>high_dim_sparseish</w:t>
             </w:r>
@@ -3537,13 +3484,11 @@
               <w:spacing w:line="240" w:lineRule="auto"/>
               <w:rPr>
                 <w:rFonts w:ascii="Cambria" w:hAnsi="Cambria"/>
-                <w:lang w:val="en-IL"/>
               </w:rPr>
             </w:pPr>
             <w:r>
               <w:rPr>
                 <w:rFonts w:ascii="Cambria" w:hAnsi="Cambria"/>
-                <w:lang w:val="en-IL"/>
               </w:rPr>
               <w:t>synthetic</w:t>
             </w:r>
@@ -3560,13 +3505,11 @@
               <w:spacing w:line="240" w:lineRule="auto"/>
               <w:rPr>
                 <w:rFonts w:ascii="Cambria" w:hAnsi="Cambria"/>
-                <w:lang w:val="en-IL"/>
               </w:rPr>
             </w:pPr>
             <w:r>
               <w:rPr>
                 <w:rFonts w:ascii="Cambria" w:hAnsi="Cambria"/>
-                <w:lang w:val="en-IL"/>
               </w:rPr>
               <w:t>10k–30k</w:t>
             </w:r>
@@ -3583,13 +3526,11 @@
               <w:spacing w:line="240" w:lineRule="auto"/>
               <w:rPr>
                 <w:rFonts w:ascii="Cambria" w:hAnsi="Cambria"/>
-                <w:lang w:val="en-IL"/>
               </w:rPr>
             </w:pPr>
             <w:r>
               <w:rPr>
                 <w:rFonts w:ascii="Cambria" w:hAnsi="Cambria"/>
-                <w:lang w:val="en-IL"/>
               </w:rPr>
               <w:t>10–25</w:t>
             </w:r>
@@ -3606,13 +3547,11 @@
               <w:spacing w:line="240" w:lineRule="auto"/>
               <w:rPr>
                 <w:rFonts w:ascii="Cambria" w:hAnsi="Cambria"/>
-                <w:lang w:val="en-IL"/>
               </w:rPr>
             </w:pPr>
             <w:r>
               <w:rPr>
                 <w:rFonts w:ascii="Cambria" w:hAnsi="Cambria"/>
-                <w:lang w:val="en-IL"/>
               </w:rPr>
               <w:t>8–16</w:t>
             </w:r>
@@ -3635,13 +3574,11 @@
               <w:spacing w:line="240" w:lineRule="auto"/>
               <w:rPr>
                 <w:rFonts w:ascii="Cambria" w:hAnsi="Cambria"/>
-                <w:lang w:val="en-IL"/>
               </w:rPr>
             </w:pPr>
             <w:r>
               <w:rPr>
                 <w:rFonts w:ascii="Cambria" w:hAnsi="Cambria"/>
-                <w:lang w:val="en-IL"/>
               </w:rPr>
               <w:t>imbalanced</w:t>
             </w:r>
@@ -3658,13 +3595,11 @@
               <w:spacing w:line="240" w:lineRule="auto"/>
               <w:rPr>
                 <w:rFonts w:ascii="Cambria" w:hAnsi="Cambria"/>
-                <w:lang w:val="en-IL"/>
               </w:rPr>
             </w:pPr>
             <w:r>
               <w:rPr>
                 <w:rFonts w:ascii="Cambria" w:hAnsi="Cambria"/>
-                <w:lang w:val="en-IL"/>
               </w:rPr>
               <w:t>synthetic</w:t>
             </w:r>
@@ -3681,13 +3616,11 @@
               <w:spacing w:line="240" w:lineRule="auto"/>
               <w:rPr>
                 <w:rFonts w:ascii="Cambria" w:hAnsi="Cambria"/>
-                <w:lang w:val="en-IL"/>
               </w:rPr>
             </w:pPr>
             <w:r>
               <w:rPr>
                 <w:rFonts w:ascii="Cambria" w:hAnsi="Cambria"/>
-                <w:lang w:val="en-IL"/>
               </w:rPr>
               <w:t>10k–30k</w:t>
             </w:r>
@@ -3704,13 +3637,11 @@
               <w:spacing w:line="240" w:lineRule="auto"/>
               <w:rPr>
                 <w:rFonts w:ascii="Cambria" w:hAnsi="Cambria"/>
-                <w:lang w:val="en-IL"/>
               </w:rPr>
             </w:pPr>
             <w:r>
               <w:rPr>
                 <w:rFonts w:ascii="Cambria" w:hAnsi="Cambria"/>
-                <w:lang w:val="en-IL"/>
               </w:rPr>
               <w:t>10–25</w:t>
             </w:r>
@@ -3727,13 +3658,11 @@
               <w:spacing w:line="240" w:lineRule="auto"/>
               <w:rPr>
                 <w:rFonts w:ascii="Cambria" w:hAnsi="Cambria"/>
-                <w:lang w:val="en-IL"/>
               </w:rPr>
             </w:pPr>
             <w:r>
               <w:rPr>
                 <w:rFonts w:ascii="Cambria" w:hAnsi="Cambria"/>
-                <w:lang w:val="en-IL"/>
               </w:rPr>
               <w:t>8–16</w:t>
             </w:r>
@@ -3756,13 +3685,11 @@
               <w:spacing w:line="240" w:lineRule="auto"/>
               <w:rPr>
                 <w:rFonts w:ascii="Cambria" w:hAnsi="Cambria"/>
-                <w:lang w:val="en-IL"/>
               </w:rPr>
             </w:pPr>
             <w:r>
               <w:rPr>
                 <w:rFonts w:ascii="Cambria" w:hAnsi="Cambria"/>
-                <w:lang w:val="en-IL"/>
               </w:rPr>
               <w:t>iris</w:t>
             </w:r>
@@ -3779,13 +3706,11 @@
               <w:spacing w:line="240" w:lineRule="auto"/>
               <w:rPr>
                 <w:rFonts w:ascii="Cambria" w:hAnsi="Cambria"/>
-                <w:lang w:val="en-IL"/>
               </w:rPr>
             </w:pPr>
             <w:r>
               <w:rPr>
                 <w:rFonts w:ascii="Cambria" w:hAnsi="Cambria"/>
-                <w:lang w:val="en-IL"/>
               </w:rPr>
               <w:t>real</w:t>
             </w:r>
@@ -3802,13 +3727,11 @@
               <w:spacing w:line="240" w:lineRule="auto"/>
               <w:rPr>
                 <w:rFonts w:ascii="Cambria" w:hAnsi="Cambria"/>
-                <w:lang w:val="en-IL"/>
               </w:rPr>
             </w:pPr>
             <w:r>
               <w:rPr>
                 <w:rFonts w:ascii="Cambria" w:hAnsi="Cambria"/>
-                <w:lang w:val="en-IL"/>
               </w:rPr>
               <w:t>150</w:t>
             </w:r>
@@ -3825,13 +3748,11 @@
               <w:spacing w:line="240" w:lineRule="auto"/>
               <w:rPr>
                 <w:rFonts w:ascii="Cambria" w:hAnsi="Cambria"/>
-                <w:lang w:val="en-IL"/>
               </w:rPr>
             </w:pPr>
             <w:r>
               <w:rPr>
                 <w:rFonts w:ascii="Cambria" w:hAnsi="Cambria"/>
-                <w:lang w:val="en-IL"/>
               </w:rPr>
               <w:t>4</w:t>
             </w:r>
@@ -3848,13 +3769,11 @@
               <w:spacing w:line="240" w:lineRule="auto"/>
               <w:rPr>
                 <w:rFonts w:ascii="Cambria" w:hAnsi="Cambria"/>
-                <w:lang w:val="en-IL"/>
               </w:rPr>
             </w:pPr>
             <w:r>
               <w:rPr>
                 <w:rFonts w:ascii="Cambria" w:hAnsi="Cambria"/>
-                <w:lang w:val="en-IL"/>
               </w:rPr>
               <w:t>3</w:t>
             </w:r>
@@ -3877,14 +3796,12 @@
               <w:spacing w:line="240" w:lineRule="auto"/>
               <w:rPr>
                 <w:rFonts w:ascii="Cambria" w:hAnsi="Cambria"/>
-                <w:lang w:val="en-IL"/>
               </w:rPr>
             </w:pPr>
             <w:proofErr w:type="spellStart"/>
             <w:r>
               <w:rPr>
                 <w:rFonts w:ascii="Cambria" w:hAnsi="Cambria"/>
-                <w:lang w:val="en-IL"/>
               </w:rPr>
               <w:t>covertype</w:t>
             </w:r>
@@ -3902,13 +3819,11 @@
               <w:spacing w:line="240" w:lineRule="auto"/>
               <w:rPr>
                 <w:rFonts w:ascii="Cambria" w:hAnsi="Cambria"/>
-                <w:lang w:val="en-IL"/>
               </w:rPr>
             </w:pPr>
             <w:r>
               <w:rPr>
                 <w:rFonts w:ascii="Cambria" w:hAnsi="Cambria"/>
-                <w:lang w:val="en-IL"/>
               </w:rPr>
               <w:t>real</w:t>
             </w:r>
@@ -3925,13 +3840,11 @@
               <w:spacing w:line="240" w:lineRule="auto"/>
               <w:rPr>
                 <w:rFonts w:ascii="Cambria" w:hAnsi="Cambria"/>
-                <w:lang w:val="en-IL"/>
               </w:rPr>
             </w:pPr>
             <w:r>
               <w:rPr>
                 <w:rFonts w:ascii="Cambria" w:hAnsi="Cambria"/>
-                <w:lang w:val="en-IL"/>
               </w:rPr>
               <w:t>50k</w:t>
             </w:r>
@@ -3948,13 +3861,11 @@
               <w:spacing w:line="240" w:lineRule="auto"/>
               <w:rPr>
                 <w:rFonts w:ascii="Cambria" w:hAnsi="Cambria"/>
-                <w:lang w:val="en-IL"/>
               </w:rPr>
             </w:pPr>
             <w:r>
               <w:rPr>
                 <w:rFonts w:ascii="Cambria" w:hAnsi="Cambria"/>
-                <w:lang w:val="en-IL"/>
               </w:rPr>
               <w:t>54</w:t>
             </w:r>
@@ -3971,13 +3882,11 @@
               <w:spacing w:line="240" w:lineRule="auto"/>
               <w:rPr>
                 <w:rFonts w:ascii="Cambria" w:hAnsi="Cambria"/>
-                <w:lang w:val="en-IL"/>
               </w:rPr>
             </w:pPr>
             <w:r>
               <w:rPr>
                 <w:rFonts w:ascii="Cambria" w:hAnsi="Cambria"/>
-                <w:lang w:val="en-IL"/>
               </w:rPr>
               <w:t>7</w:t>
             </w:r>
@@ -4000,13 +3909,11 @@
               <w:spacing w:line="240" w:lineRule="auto"/>
               <w:rPr>
                 <w:rFonts w:ascii="Cambria" w:hAnsi="Cambria"/>
-                <w:lang w:val="en-IL"/>
               </w:rPr>
             </w:pPr>
             <w:r>
               <w:rPr>
                 <w:rFonts w:ascii="Cambria" w:hAnsi="Cambria"/>
-                <w:lang w:val="en-IL"/>
               </w:rPr>
               <w:t>mnist_pca50</w:t>
             </w:r>
@@ -4023,13 +3930,11 @@
               <w:spacing w:line="240" w:lineRule="auto"/>
               <w:rPr>
                 <w:rFonts w:ascii="Cambria" w:hAnsi="Cambria"/>
-                <w:lang w:val="en-IL"/>
               </w:rPr>
             </w:pPr>
             <w:r>
               <w:rPr>
                 <w:rFonts w:ascii="Cambria" w:hAnsi="Cambria"/>
-                <w:lang w:val="en-IL"/>
               </w:rPr>
               <w:t>real</w:t>
             </w:r>
@@ -4046,13 +3951,11 @@
               <w:spacing w:line="240" w:lineRule="auto"/>
               <w:rPr>
                 <w:rFonts w:ascii="Cambria" w:hAnsi="Cambria"/>
-                <w:lang w:val="en-IL"/>
               </w:rPr>
             </w:pPr>
             <w:r>
               <w:rPr>
                 <w:rFonts w:ascii="Cambria" w:hAnsi="Cambria"/>
-                <w:lang w:val="en-IL"/>
               </w:rPr>
               <w:t>20k</w:t>
             </w:r>
@@ -4069,13 +3972,11 @@
               <w:spacing w:line="240" w:lineRule="auto"/>
               <w:rPr>
                 <w:rFonts w:ascii="Cambria" w:hAnsi="Cambria"/>
-                <w:lang w:val="en-IL"/>
               </w:rPr>
             </w:pPr>
             <w:r>
               <w:rPr>
                 <w:rFonts w:ascii="Cambria" w:hAnsi="Cambria"/>
-                <w:lang w:val="en-IL"/>
               </w:rPr>
               <w:t>50</w:t>
             </w:r>
@@ -4092,13 +3993,11 @@
               <w:spacing w:line="240" w:lineRule="auto"/>
               <w:rPr>
                 <w:rFonts w:ascii="Cambria" w:hAnsi="Cambria"/>
-                <w:lang w:val="en-IL"/>
               </w:rPr>
             </w:pPr>
             <w:r>
               <w:rPr>
                 <w:rFonts w:ascii="Cambria" w:hAnsi="Cambria"/>
-                <w:lang w:val="en-IL"/>
               </w:rPr>
               <w:t>10</w:t>
             </w:r>
@@ -4315,13 +4214,7 @@
         <w:rPr>
           <w:rFonts w:ascii="Cambria" w:hAnsi="Cambria"/>
         </w:rPr>
-        <w:t xml:space="preserve"> </w:t>
-      </w:r>
-      <w:r>
-        <w:rPr>
-          <w:rFonts w:ascii="Cambria" w:hAnsi="Cambria"/>
-        </w:rPr>
-        <w:t>proportional to</w:t>
+        <w:t xml:space="preserve"> proportional to</w:t>
       </w:r>
       <w:r>
         <w:rPr>
@@ -4404,7 +4297,7 @@
       <w:pPr>
         <w:numPr>
           <w:ilvl w:val="0"/>
-          <w:numId w:val="58"/>
+          <w:numId w:val="14"/>
         </w:numPr>
         <w:spacing w:line="240" w:lineRule="auto"/>
         <w:rPr>
@@ -4422,7 +4315,7 @@
       <w:pPr>
         <w:numPr>
           <w:ilvl w:val="0"/>
-          <w:numId w:val="58"/>
+          <w:numId w:val="14"/>
         </w:numPr>
         <w:spacing w:line="240" w:lineRule="auto"/>
         <w:rPr>
@@ -4440,7 +4333,7 @@
       <w:pPr>
         <w:numPr>
           <w:ilvl w:val="0"/>
-          <w:numId w:val="58"/>
+          <w:numId w:val="14"/>
         </w:numPr>
         <w:spacing w:line="240" w:lineRule="auto"/>
         <w:rPr>
@@ -5113,13 +5006,7 @@
         <w:rPr>
           <w:rFonts w:ascii="Cambria" w:hAnsi="Cambria"/>
         </w:rPr>
-        <w:t xml:space="preserve">5.4. </w:t>
-      </w:r>
-      <w:r>
-        <w:rPr>
-          <w:rFonts w:ascii="Cambria" w:hAnsi="Cambria"/>
-        </w:rPr>
-        <w:t>Overall experimental pipeline:</w:t>
+        <w:t>5.4. Overall experimental pipeline:</w:t>
       </w:r>
     </w:p>
     <w:p>
@@ -5142,7 +5029,7 @@
         <w:pStyle w:val="ListParagraph"/>
         <w:numPr>
           <w:ilvl w:val="0"/>
-          <w:numId w:val="63"/>
+          <w:numId w:val="16"/>
         </w:numPr>
         <w:spacing w:line="276" w:lineRule="auto"/>
         <w:ind w:left="714" w:hanging="357"/>
@@ -5162,7 +5049,7 @@
         <w:pStyle w:val="ListParagraph"/>
         <w:numPr>
           <w:ilvl w:val="0"/>
-          <w:numId w:val="63"/>
+          <w:numId w:val="16"/>
         </w:numPr>
         <w:spacing w:line="276" w:lineRule="auto"/>
         <w:ind w:left="714" w:hanging="357"/>
@@ -5182,7 +5069,7 @@
         <w:pStyle w:val="ListParagraph"/>
         <w:numPr>
           <w:ilvl w:val="0"/>
-          <w:numId w:val="63"/>
+          <w:numId w:val="16"/>
         </w:numPr>
         <w:spacing w:line="276" w:lineRule="auto"/>
         <w:ind w:left="714" w:hanging="357"/>
@@ -5202,7 +5089,7 @@
         <w:pStyle w:val="ListParagraph"/>
         <w:numPr>
           <w:ilvl w:val="0"/>
-          <w:numId w:val="63"/>
+          <w:numId w:val="16"/>
         </w:numPr>
         <w:spacing w:line="276" w:lineRule="auto"/>
         <w:ind w:left="714" w:hanging="357"/>
@@ -5222,7 +5109,7 @@
         <w:pStyle w:val="ListParagraph"/>
         <w:numPr>
           <w:ilvl w:val="0"/>
-          <w:numId w:val="63"/>
+          <w:numId w:val="16"/>
         </w:numPr>
         <w:spacing w:line="276" w:lineRule="auto"/>
         <w:ind w:left="714" w:hanging="357"/>
@@ -5242,7 +5129,7 @@
         <w:pStyle w:val="ListParagraph"/>
         <w:numPr>
           <w:ilvl w:val="0"/>
-          <w:numId w:val="63"/>
+          <w:numId w:val="16"/>
         </w:numPr>
         <w:spacing w:line="276" w:lineRule="auto"/>
         <w:ind w:left="714" w:hanging="357"/>
@@ -5294,20 +5181,17 @@
         <w:spacing w:line="240" w:lineRule="auto"/>
         <w:rPr>
           <w:rFonts w:ascii="Cambria" w:hAnsi="Cambria"/>
-          <w:lang w:val="en-IL"/>
-        </w:rPr>
-      </w:pPr>
-      <w:r>
-        <w:rPr>
-          <w:rFonts w:ascii="Cambria" w:hAnsi="Cambria"/>
-          <w:lang w:val="en-IL"/>
+        </w:rPr>
+      </w:pPr>
+      <w:r>
+        <w:rPr>
+          <w:rFonts w:ascii="Cambria" w:hAnsi="Cambria"/>
         </w:rPr>
         <w:t>The experimental results are divided into two parts.</w:t>
       </w:r>
       <w:r>
         <w:rPr>
           <w:rFonts w:ascii="Cambria" w:hAnsi="Cambria"/>
-          <w:lang w:val="en-IL"/>
         </w:rPr>
         <w:br/>
         <w:t>First, we present the results of the parameter tuning phase for each algorithm.</w:t>
@@ -5315,7 +5199,6 @@
       <w:r>
         <w:rPr>
           <w:rFonts w:ascii="Cambria" w:hAnsi="Cambria"/>
-          <w:lang w:val="en-IL"/>
         </w:rPr>
         <w:br/>
         <w:t>Second, we present the overall comparison of the algorithms on the full set of datasets.</w:t>
@@ -5326,7 +5209,6 @@
         <w:spacing w:line="240" w:lineRule="auto"/>
         <w:rPr>
           <w:rFonts w:ascii="Cambria" w:hAnsi="Cambria"/>
-          <w:lang w:val="en-IL"/>
         </w:rPr>
       </w:pPr>
     </w:p>
@@ -5336,13 +5218,11 @@
         <w:spacing w:line="240" w:lineRule="auto"/>
         <w:rPr>
           <w:rFonts w:ascii="Cambria" w:hAnsi="Cambria"/>
-          <w:lang w:val="en-IL"/>
-        </w:rPr>
-      </w:pPr>
-      <w:r>
-        <w:rPr>
-          <w:rFonts w:ascii="Cambria" w:hAnsi="Cambria"/>
-          <w:lang w:val="en-IL"/>
+        </w:rPr>
+      </w:pPr>
+      <w:r>
+        <w:rPr>
+          <w:rFonts w:ascii="Cambria" w:hAnsi="Cambria"/>
         </w:rPr>
         <w:t>6.1 Parameter Tuning Results</w:t>
       </w:r>
@@ -5352,13 +5232,11 @@
         <w:spacing w:line="240" w:lineRule="auto"/>
         <w:rPr>
           <w:rFonts w:ascii="Cambria" w:hAnsi="Cambria"/>
-          <w:lang w:val="en-IL"/>
-        </w:rPr>
-      </w:pPr>
-      <w:r>
-        <w:rPr>
-          <w:rFonts w:ascii="Cambria" w:hAnsi="Cambria"/>
-          <w:lang w:val="en-IL"/>
+        </w:rPr>
+      </w:pPr>
+      <w:r>
+        <w:rPr>
+          <w:rFonts w:ascii="Cambria" w:hAnsi="Cambria"/>
         </w:rPr>
         <w:t>In the parameter tuning phase, multiple parameter configurations were evaluated for each streaming algorithm.</w:t>
       </w:r>
@@ -5368,13 +5246,11 @@
         <w:spacing w:line="240" w:lineRule="auto"/>
         <w:rPr>
           <w:rFonts w:ascii="Cambria" w:hAnsi="Cambria"/>
-          <w:lang w:val="en-IL"/>
-        </w:rPr>
-      </w:pPr>
-      <w:r>
-        <w:rPr>
-          <w:rFonts w:ascii="Cambria" w:hAnsi="Cambria"/>
-          <w:lang w:val="en-IL"/>
+        </w:rPr>
+      </w:pPr>
+      <w:r>
+        <w:rPr>
+          <w:rFonts w:ascii="Cambria" w:hAnsi="Cambria"/>
         </w:rPr>
         <w:t xml:space="preserve">For each algorithm, we </w:t>
       </w:r>
@@ -5382,7 +5258,6 @@
       <w:r>
         <w:rPr>
           <w:rFonts w:ascii="Cambria" w:hAnsi="Cambria"/>
-          <w:lang w:val="en-IL"/>
         </w:rPr>
         <w:t>analyzed</w:t>
       </w:r>
@@ -5390,7 +5265,6 @@
       <w:r>
         <w:rPr>
           <w:rFonts w:ascii="Cambria" w:hAnsi="Cambria"/>
-          <w:lang w:val="en-IL"/>
         </w:rPr>
         <w:t xml:space="preserve"> the trade-off between clustering quality and computational resources using two plots:</w:t>
       </w:r>
@@ -5399,7 +5273,7 @@
       <w:pPr>
         <w:numPr>
           <w:ilvl w:val="0"/>
-          <w:numId w:val="58"/>
+          <w:numId w:val="14"/>
         </w:numPr>
         <w:spacing w:line="240" w:lineRule="auto"/>
         <w:rPr>
@@ -5417,40 +5291,30 @@
       <w:pPr>
         <w:numPr>
           <w:ilvl w:val="0"/>
-          <w:numId w:val="58"/>
+          <w:numId w:val="14"/>
         </w:numPr>
         <w:spacing w:line="240" w:lineRule="auto"/>
         <w:rPr>
           <w:rFonts w:ascii="Cambria" w:hAnsi="Cambria"/>
-          <w:lang w:val="en-IL"/>
-        </w:rPr>
-      </w:pPr>
-      <w:r>
-        <w:rPr>
-          <w:rFonts w:ascii="Cambria" w:hAnsi="Cambria"/>
-        </w:rPr>
-        <w:t>Runtime</w:t>
-      </w:r>
-      <w:r>
-        <w:rPr>
-          <w:rFonts w:ascii="Cambria" w:hAnsi="Cambria"/>
-          <w:lang w:val="en-IL"/>
-        </w:rPr>
-        <w:t xml:space="preserve"> vs clustering quality</w:t>
-      </w:r>
-    </w:p>
-    <w:p>
-      <w:pPr>
-        <w:spacing w:line="240" w:lineRule="auto"/>
-        <w:rPr>
-          <w:rFonts w:ascii="Cambria" w:hAnsi="Cambria"/>
-          <w:lang w:val="en-IL"/>
-        </w:rPr>
-      </w:pPr>
-      <w:r>
-        <w:rPr>
-          <w:rFonts w:ascii="Cambria" w:hAnsi="Cambria"/>
-          <w:lang w:val="en-IL"/>
+        </w:rPr>
+      </w:pPr>
+      <w:r>
+        <w:rPr>
+          <w:rFonts w:ascii="Cambria" w:hAnsi="Cambria"/>
+        </w:rPr>
+        <w:t>Runtime vs clustering quality</w:t>
+      </w:r>
+    </w:p>
+    <w:p>
+      <w:pPr>
+        <w:spacing w:line="240" w:lineRule="auto"/>
+        <w:rPr>
+          <w:rFonts w:ascii="Cambria" w:hAnsi="Cambria"/>
+        </w:rPr>
+      </w:pPr>
+      <w:r>
+        <w:rPr>
+          <w:rFonts w:ascii="Cambria" w:hAnsi="Cambria"/>
         </w:rPr>
         <w:t>These plots allow identifying parameter configurations that provide the best balance between efficiency and clustering accuracy.</w:t>
       </w:r>
@@ -5460,7 +5324,6 @@
         <w:spacing w:line="240" w:lineRule="auto"/>
         <w:rPr>
           <w:rFonts w:ascii="Cambria" w:hAnsi="Cambria"/>
-          <w:lang w:val="en-IL"/>
         </w:rPr>
       </w:pPr>
     </w:p>
@@ -5470,13 +5333,11 @@
         <w:spacing w:line="240" w:lineRule="auto"/>
         <w:rPr>
           <w:rFonts w:ascii="Cambria" w:hAnsi="Cambria"/>
-          <w:lang w:val="en-IL"/>
-        </w:rPr>
-      </w:pPr>
-      <w:r>
-        <w:rPr>
-          <w:rFonts w:ascii="Cambria" w:hAnsi="Cambria"/>
-          <w:lang w:val="en-IL"/>
+        </w:rPr>
+      </w:pPr>
+      <w:r>
+        <w:rPr>
+          <w:rFonts w:ascii="Cambria" w:hAnsi="Cambria"/>
         </w:rPr>
         <w:t>6.1.1 Guha STREAM</w:t>
       </w:r>
@@ -5487,13 +5348,11 @@
         <w:rPr>
           <w:rFonts w:ascii="Cambria" w:hAnsi="Cambria"/>
           <w:rtl/>
-          <w:lang w:val="en-IL"/>
-        </w:rPr>
-      </w:pPr>
-      <w:r>
-        <w:rPr>
-          <w:rFonts w:ascii="Cambria" w:hAnsi="Cambria"/>
-          <w:lang w:val="en-IL"/>
+        </w:rPr>
+      </w:pPr>
+      <w:r>
+        <w:rPr>
+          <w:rFonts w:ascii="Cambria" w:hAnsi="Cambria"/>
         </w:rPr>
         <w:t>The STREAM algorithm was evaluated under different values of the parameter controlling the summary size.</w:t>
       </w:r>
@@ -5526,7 +5385,6 @@
               <w:jc w:val="center"/>
               <w:rPr>
                 <w:rFonts w:ascii="Cambria" w:hAnsi="Cambria"/>
-                <w:lang w:val="en-IL"/>
               </w:rPr>
             </w:pPr>
             <w:r>
@@ -5593,7 +5451,6 @@
               <w:jc w:val="center"/>
               <w:rPr>
                 <w:rFonts w:ascii="Cambria" w:hAnsi="Cambria"/>
-                <w:lang w:val="en-IL"/>
               </w:rPr>
             </w:pPr>
             <w:r>
@@ -5662,14 +5519,12 @@
               <w:jc w:val="center"/>
               <w:rPr>
                 <w:rFonts w:ascii="Cambria" w:hAnsi="Cambria"/>
-                <w:lang w:val="en-IL"/>
               </w:rPr>
             </w:pPr>
             <w:proofErr w:type="spellStart"/>
             <w:r>
               <w:rPr>
                 <w:rFonts w:ascii="Cambria" w:hAnsi="Cambria"/>
-                <w:lang w:val="en-IL"/>
               </w:rPr>
               <w:t>memory_vs_quality</w:t>
             </w:r>
@@ -5685,14 +5540,12 @@
               <w:jc w:val="center"/>
               <w:rPr>
                 <w:rFonts w:ascii="Cambria" w:hAnsi="Cambria"/>
-                <w:lang w:val="en-IL"/>
               </w:rPr>
             </w:pPr>
             <w:proofErr w:type="spellStart"/>
             <w:r>
               <w:rPr>
                 <w:rFonts w:ascii="Cambria" w:hAnsi="Cambria"/>
-                <w:lang w:val="en-IL"/>
               </w:rPr>
               <w:t>runtime_vs_quality</w:t>
             </w:r>
@@ -5706,7 +5559,6 @@
         <w:spacing w:line="240" w:lineRule="auto"/>
         <w:rPr>
           <w:rFonts w:ascii="Cambria" w:hAnsi="Cambria"/>
-          <w:lang w:val="en-IL"/>
         </w:rPr>
       </w:pPr>
     </w:p>
@@ -5716,13 +5568,11 @@
         <w:spacing w:line="240" w:lineRule="auto"/>
         <w:rPr>
           <w:rFonts w:ascii="Cambria" w:hAnsi="Cambria"/>
-          <w:lang w:val="en-IL"/>
-        </w:rPr>
-      </w:pPr>
-      <w:r>
-        <w:rPr>
-          <w:rFonts w:ascii="Cambria" w:hAnsi="Cambria"/>
-          <w:lang w:val="en-IL"/>
+        </w:rPr>
+      </w:pPr>
+      <w:r>
+        <w:rPr>
+          <w:rFonts w:ascii="Cambria" w:hAnsi="Cambria"/>
         </w:rPr>
         <w:t>6.1.2 Ailon Streaming k-means#</w:t>
       </w:r>
@@ -5732,13 +5582,11 @@
         <w:spacing w:line="240" w:lineRule="auto"/>
         <w:rPr>
           <w:rFonts w:ascii="Cambria" w:hAnsi="Cambria"/>
-          <w:lang w:val="en-IL"/>
-        </w:rPr>
-      </w:pPr>
-      <w:r>
-        <w:rPr>
-          <w:rFonts w:ascii="Cambria" w:hAnsi="Cambria"/>
-          <w:lang w:val="en-IL"/>
+        </w:rPr>
+      </w:pPr>
+      <w:r>
+        <w:rPr>
+          <w:rFonts w:ascii="Cambria" w:hAnsi="Cambria"/>
         </w:rPr>
         <w:t>The Ailon algorithm exposes parameters controlling the coreset size and the number of repetitions.</w:t>
       </w:r>
@@ -5748,13 +5596,11 @@
         <w:spacing w:line="240" w:lineRule="auto"/>
         <w:rPr>
           <w:rFonts w:ascii="Cambria" w:hAnsi="Cambria"/>
-          <w:lang w:val="en-IL"/>
-        </w:rPr>
-      </w:pPr>
-      <w:r>
-        <w:rPr>
-          <w:rFonts w:ascii="Cambria" w:hAnsi="Cambria"/>
-          <w:lang w:val="en-IL"/>
+        </w:rPr>
+      </w:pPr>
+      <w:r>
+        <w:rPr>
+          <w:rFonts w:ascii="Cambria" w:hAnsi="Cambria"/>
         </w:rPr>
         <w:t>The following figures illustrate the effect of these parameters on clustering performance.</w:t>
       </w:r>
@@ -5787,7 +5633,6 @@
               <w:jc w:val="center"/>
               <w:rPr>
                 <w:rFonts w:ascii="Cambria" w:hAnsi="Cambria"/>
-                <w:lang w:val="en-IL"/>
               </w:rPr>
             </w:pPr>
             <w:r>
@@ -5854,7 +5699,6 @@
               <w:jc w:val="center"/>
               <w:rPr>
                 <w:rFonts w:ascii="Cambria" w:hAnsi="Cambria"/>
-                <w:lang w:val="en-IL"/>
               </w:rPr>
             </w:pPr>
             <w:r>
@@ -5923,14 +5767,12 @@
               <w:jc w:val="center"/>
               <w:rPr>
                 <w:rFonts w:ascii="Cambria" w:hAnsi="Cambria"/>
-                <w:lang w:val="en-IL"/>
               </w:rPr>
             </w:pPr>
             <w:proofErr w:type="spellStart"/>
             <w:r>
               <w:rPr>
                 <w:rFonts w:ascii="Cambria" w:hAnsi="Cambria"/>
-                <w:lang w:val="en-IL"/>
               </w:rPr>
               <w:t>memory_vs_quality</w:t>
             </w:r>
@@ -5946,14 +5788,12 @@
               <w:jc w:val="center"/>
               <w:rPr>
                 <w:rFonts w:ascii="Cambria" w:hAnsi="Cambria"/>
-                <w:lang w:val="en-IL"/>
               </w:rPr>
             </w:pPr>
             <w:proofErr w:type="spellStart"/>
             <w:r>
               <w:rPr>
                 <w:rFonts w:ascii="Cambria" w:hAnsi="Cambria"/>
-                <w:lang w:val="en-IL"/>
               </w:rPr>
               <w:t>runtime_vs_quality</w:t>
             </w:r>
@@ -5968,7 +5808,6 @@
         <w:jc w:val="center"/>
         <w:rPr>
           <w:rFonts w:ascii="Cambria" w:hAnsi="Cambria"/>
-          <w:lang w:val="en-IL"/>
         </w:rPr>
       </w:pPr>
     </w:p>
@@ -5978,13 +5817,11 @@
         <w:spacing w:line="240" w:lineRule="auto"/>
         <w:rPr>
           <w:rFonts w:ascii="Cambria" w:hAnsi="Cambria"/>
-          <w:lang w:val="en-IL"/>
-        </w:rPr>
-      </w:pPr>
-      <w:r>
-        <w:rPr>
-          <w:rFonts w:ascii="Cambria" w:hAnsi="Cambria"/>
-          <w:lang w:val="en-IL"/>
+        </w:rPr>
+      </w:pPr>
+      <w:r>
+        <w:rPr>
+          <w:rFonts w:ascii="Cambria" w:hAnsi="Cambria"/>
         </w:rPr>
         <w:t xml:space="preserve">6.1.3 </w:t>
       </w:r>
@@ -5992,7 +5829,6 @@
       <w:r>
         <w:rPr>
           <w:rFonts w:ascii="Cambria" w:hAnsi="Cambria"/>
-          <w:lang w:val="en-IL"/>
         </w:rPr>
         <w:t>Boutsidis</w:t>
       </w:r>
@@ -6000,7 +5836,6 @@
       <w:r>
         <w:rPr>
           <w:rFonts w:ascii="Cambria" w:hAnsi="Cambria"/>
-          <w:lang w:val="en-IL"/>
         </w:rPr>
         <w:t xml:space="preserve"> Random Projection</w:t>
       </w:r>
@@ -6010,13 +5845,11 @@
         <w:spacing w:line="240" w:lineRule="auto"/>
         <w:rPr>
           <w:rFonts w:ascii="Cambria" w:hAnsi="Cambria"/>
-          <w:lang w:val="en-IL"/>
-        </w:rPr>
-      </w:pPr>
-      <w:r>
-        <w:rPr>
-          <w:rFonts w:ascii="Cambria" w:hAnsi="Cambria"/>
-          <w:lang w:val="en-IL"/>
+        </w:rPr>
+      </w:pPr>
+      <w:r>
+        <w:rPr>
+          <w:rFonts w:ascii="Cambria" w:hAnsi="Cambria"/>
         </w:rPr>
         <w:t xml:space="preserve">The </w:t>
       </w:r>
@@ -6024,7 +5857,6 @@
       <w:r>
         <w:rPr>
           <w:rFonts w:ascii="Cambria" w:hAnsi="Cambria"/>
-          <w:lang w:val="en-IL"/>
         </w:rPr>
         <w:t>Boutsidis</w:t>
       </w:r>
@@ -6032,7 +5864,6 @@
       <w:r>
         <w:rPr>
           <w:rFonts w:ascii="Cambria" w:hAnsi="Cambria"/>
-          <w:lang w:val="en-IL"/>
         </w:rPr>
         <w:t xml:space="preserve"> algorithm depends primarily on the projection dimension controlled by the approximation parameter ε.</w:t>
       </w:r>
@@ -6065,7 +5896,6 @@
               <w:jc w:val="center"/>
               <w:rPr>
                 <w:rFonts w:ascii="Cambria" w:hAnsi="Cambria"/>
-                <w:lang w:val="en-IL"/>
               </w:rPr>
             </w:pPr>
             <w:r>
@@ -6132,7 +5962,6 @@
               <w:jc w:val="center"/>
               <w:rPr>
                 <w:rFonts w:ascii="Cambria" w:hAnsi="Cambria"/>
-                <w:lang w:val="en-IL"/>
               </w:rPr>
             </w:pPr>
             <w:r>
@@ -6201,14 +6030,12 @@
               <w:jc w:val="center"/>
               <w:rPr>
                 <w:rFonts w:ascii="Cambria" w:hAnsi="Cambria"/>
-                <w:lang w:val="en-IL"/>
               </w:rPr>
             </w:pPr>
             <w:proofErr w:type="spellStart"/>
             <w:r>
               <w:rPr>
                 <w:rFonts w:ascii="Cambria" w:hAnsi="Cambria"/>
-                <w:lang w:val="en-IL"/>
               </w:rPr>
               <w:t>memory_vs_quality</w:t>
             </w:r>
@@ -6224,14 +6051,12 @@
               <w:jc w:val="center"/>
               <w:rPr>
                 <w:rFonts w:ascii="Cambria" w:hAnsi="Cambria"/>
-                <w:lang w:val="en-IL"/>
               </w:rPr>
             </w:pPr>
             <w:proofErr w:type="spellStart"/>
             <w:r>
               <w:rPr>
                 <w:rFonts w:ascii="Cambria" w:hAnsi="Cambria"/>
-                <w:lang w:val="en-IL"/>
               </w:rPr>
               <w:t>runtime_vs_quality</w:t>
             </w:r>
@@ -6245,7 +6070,6 @@
         <w:spacing w:line="240" w:lineRule="auto"/>
         <w:rPr>
           <w:rFonts w:ascii="Cambria" w:hAnsi="Cambria"/>
-          <w:lang w:val="en-IL"/>
         </w:rPr>
       </w:pPr>
     </w:p>
@@ -6255,13 +6079,11 @@
         <w:spacing w:line="240" w:lineRule="auto"/>
         <w:rPr>
           <w:rFonts w:ascii="Cambria" w:hAnsi="Cambria"/>
-          <w:lang w:val="en-IL"/>
-        </w:rPr>
-      </w:pPr>
-      <w:r>
-        <w:rPr>
-          <w:rFonts w:ascii="Cambria" w:hAnsi="Cambria"/>
-          <w:lang w:val="en-IL"/>
+        </w:rPr>
+      </w:pPr>
+      <w:r>
+        <w:rPr>
+          <w:rFonts w:ascii="Cambria" w:hAnsi="Cambria"/>
         </w:rPr>
         <w:t xml:space="preserve">6.1.4 </w:t>
       </w:r>
@@ -6269,7 +6091,6 @@
       <w:r>
         <w:rPr>
           <w:rFonts w:ascii="Cambria" w:hAnsi="Cambria"/>
-          <w:lang w:val="en-IL"/>
         </w:rPr>
         <w:t>Charikar</w:t>
       </w:r>
@@ -6277,7 +6098,6 @@
       <w:r>
         <w:rPr>
           <w:rFonts w:ascii="Cambria" w:hAnsi="Cambria"/>
-          <w:lang w:val="en-IL"/>
         </w:rPr>
         <w:t xml:space="preserve"> Facility Location</w:t>
       </w:r>
@@ -6287,13 +6107,11 @@
         <w:spacing w:line="240" w:lineRule="auto"/>
         <w:rPr>
           <w:rFonts w:ascii="Cambria" w:hAnsi="Cambria"/>
-          <w:lang w:val="en-IL"/>
-        </w:rPr>
-      </w:pPr>
-      <w:r>
-        <w:rPr>
-          <w:rFonts w:ascii="Cambria" w:hAnsi="Cambria"/>
-          <w:lang w:val="en-IL"/>
+        </w:rPr>
+      </w:pPr>
+      <w:r>
+        <w:rPr>
+          <w:rFonts w:ascii="Cambria" w:hAnsi="Cambria"/>
         </w:rPr>
         <w:t xml:space="preserve">The </w:t>
       </w:r>
@@ -6301,7 +6119,6 @@
       <w:r>
         <w:rPr>
           <w:rFonts w:ascii="Cambria" w:hAnsi="Cambria"/>
-          <w:lang w:val="en-IL"/>
         </w:rPr>
         <w:t>Charikar</w:t>
       </w:r>
@@ -6309,7 +6126,6 @@
       <w:r>
         <w:rPr>
           <w:rFonts w:ascii="Cambria" w:hAnsi="Cambria"/>
-          <w:lang w:val="en-IL"/>
         </w:rPr>
         <w:t xml:space="preserve"> algorithm uses parameters controlling the probability of opening new cluster </w:t>
       </w:r>
@@ -6317,7 +6133,6 @@
       <w:r>
         <w:rPr>
           <w:rFonts w:ascii="Cambria" w:hAnsi="Cambria"/>
-          <w:lang w:val="en-IL"/>
         </w:rPr>
         <w:t>centers</w:t>
       </w:r>
@@ -6325,7 +6140,6 @@
       <w:r>
         <w:rPr>
           <w:rFonts w:ascii="Cambria" w:hAnsi="Cambria"/>
-          <w:lang w:val="en-IL"/>
         </w:rPr>
         <w:t>.</w:t>
       </w:r>
@@ -6334,6 +6148,14 @@
       <w:tblPr>
         <w:tblStyle w:val="TableGrid"/>
         <w:tblW w:w="0" w:type="auto"/>
+        <w:tblBorders>
+          <w:top w:val="none" w:sz="0" w:space="0" w:color="auto"/>
+          <w:left w:val="none" w:sz="0" w:space="0" w:color="auto"/>
+          <w:bottom w:val="none" w:sz="0" w:space="0" w:color="auto"/>
+          <w:right w:val="none" w:sz="0" w:space="0" w:color="auto"/>
+          <w:insideH w:val="none" w:sz="0" w:space="0" w:color="auto"/>
+          <w:insideV w:val="none" w:sz="0" w:space="0" w:color="auto"/>
+        </w:tblBorders>
         <w:tblLook w:val="04A0" w:firstRow="1" w:lastRow="0" w:firstColumn="1" w:lastColumn="0" w:noHBand="0" w:noVBand="1"/>
       </w:tblPr>
       <w:tblGrid>
@@ -6350,7 +6172,6 @@
               <w:jc w:val="center"/>
               <w:rPr>
                 <w:rFonts w:ascii="Cambria" w:hAnsi="Cambria"/>
-                <w:lang w:val="en-IL"/>
               </w:rPr>
             </w:pPr>
             <w:r>
@@ -6417,7 +6238,6 @@
               <w:jc w:val="center"/>
               <w:rPr>
                 <w:rFonts w:ascii="Cambria" w:hAnsi="Cambria"/>
-                <w:lang w:val="en-IL"/>
               </w:rPr>
             </w:pPr>
             <w:r>
@@ -6486,14 +6306,12 @@
               <w:jc w:val="center"/>
               <w:rPr>
                 <w:rFonts w:ascii="Cambria" w:hAnsi="Cambria"/>
-                <w:lang w:val="en-IL"/>
               </w:rPr>
             </w:pPr>
             <w:proofErr w:type="spellStart"/>
             <w:r>
               <w:rPr>
                 <w:rFonts w:ascii="Cambria" w:hAnsi="Cambria"/>
-                <w:lang w:val="en-IL"/>
               </w:rPr>
               <w:t>memory_vs_quality</w:t>
             </w:r>
@@ -6509,14 +6327,12 @@
               <w:jc w:val="center"/>
               <w:rPr>
                 <w:rFonts w:ascii="Cambria" w:hAnsi="Cambria"/>
-                <w:lang w:val="en-IL"/>
               </w:rPr>
             </w:pPr>
             <w:proofErr w:type="spellStart"/>
             <w:r>
               <w:rPr>
                 <w:rFonts w:ascii="Cambria" w:hAnsi="Cambria"/>
-                <w:lang w:val="en-IL"/>
               </w:rPr>
               <w:t>runtime_vs_quality</w:t>
             </w:r>
@@ -6530,7 +6346,6 @@
         <w:spacing w:line="240" w:lineRule="auto"/>
         <w:rPr>
           <w:rFonts w:ascii="Cambria" w:hAnsi="Cambria"/>
-          <w:lang w:val="en-IL"/>
         </w:rPr>
       </w:pPr>
     </w:p>
@@ -6540,13 +6355,11 @@
         <w:spacing w:line="240" w:lineRule="auto"/>
         <w:rPr>
           <w:rFonts w:ascii="Cambria" w:hAnsi="Cambria"/>
-          <w:lang w:val="en-IL"/>
-        </w:rPr>
-      </w:pPr>
-      <w:r>
-        <w:rPr>
-          <w:rFonts w:ascii="Cambria" w:hAnsi="Cambria"/>
-          <w:lang w:val="en-IL"/>
+        </w:rPr>
+      </w:pPr>
+      <w:r>
+        <w:rPr>
+          <w:rFonts w:ascii="Cambria" w:hAnsi="Cambria"/>
         </w:rPr>
         <w:t>6.2 Overall Algorithm Comparison</w:t>
       </w:r>
@@ -6556,13 +6369,11 @@
         <w:spacing w:line="240" w:lineRule="auto"/>
         <w:rPr>
           <w:rFonts w:ascii="Cambria" w:hAnsi="Cambria"/>
-          <w:lang w:val="en-IL"/>
-        </w:rPr>
-      </w:pPr>
-      <w:r>
-        <w:rPr>
-          <w:rFonts w:ascii="Cambria" w:hAnsi="Cambria"/>
-          <w:lang w:val="en-IL"/>
+        </w:rPr>
+      </w:pPr>
+      <w:r>
+        <w:rPr>
+          <w:rFonts w:ascii="Cambria" w:hAnsi="Cambria"/>
         </w:rPr>
         <w:t>After selecting the best parameter configuration for each algorithm, the algorithms were evaluated on the full set of datasets.</w:t>
       </w:r>
@@ -6572,13 +6383,11 @@
         <w:spacing w:line="240" w:lineRule="auto"/>
         <w:rPr>
           <w:rFonts w:ascii="Cambria" w:hAnsi="Cambria"/>
-          <w:lang w:val="en-IL"/>
-        </w:rPr>
-      </w:pPr>
-      <w:r>
-        <w:rPr>
-          <w:rFonts w:ascii="Cambria" w:hAnsi="Cambria"/>
-          <w:lang w:val="en-IL"/>
+        </w:rPr>
+      </w:pPr>
+      <w:r>
+        <w:rPr>
+          <w:rFonts w:ascii="Cambria" w:hAnsi="Cambria"/>
         </w:rPr>
         <w:t>The experiments included both synthetic datasets with varying configurations and real-world datasets.</w:t>
       </w:r>
@@ -6588,13 +6397,11 @@
         <w:spacing w:line="240" w:lineRule="auto"/>
         <w:rPr>
           <w:rFonts w:ascii="Cambria" w:hAnsi="Cambria"/>
-          <w:lang w:val="en-IL"/>
-        </w:rPr>
-      </w:pPr>
-      <w:r>
-        <w:rPr>
-          <w:rFonts w:ascii="Cambria" w:hAnsi="Cambria"/>
-          <w:lang w:val="en-IL"/>
+        </w:rPr>
+      </w:pPr>
+      <w:r>
+        <w:rPr>
+          <w:rFonts w:ascii="Cambria" w:hAnsi="Cambria"/>
         </w:rPr>
         <w:t>The following metrics were recorded:</w:t>
       </w:r>
@@ -6603,7 +6410,7 @@
       <w:pPr>
         <w:numPr>
           <w:ilvl w:val="0"/>
-          <w:numId w:val="58"/>
+          <w:numId w:val="14"/>
         </w:numPr>
         <w:spacing w:line="240" w:lineRule="auto"/>
         <w:rPr>
@@ -6627,7 +6434,7 @@
       <w:pPr>
         <w:numPr>
           <w:ilvl w:val="0"/>
-          <w:numId w:val="58"/>
+          <w:numId w:val="14"/>
         </w:numPr>
         <w:spacing w:line="240" w:lineRule="auto"/>
         <w:rPr>
@@ -6645,7 +6452,7 @@
       <w:pPr>
         <w:numPr>
           <w:ilvl w:val="0"/>
-          <w:numId w:val="58"/>
+          <w:numId w:val="14"/>
         </w:numPr>
         <w:spacing w:line="240" w:lineRule="auto"/>
         <w:rPr>
@@ -6663,7 +6470,7 @@
       <w:pPr>
         <w:numPr>
           <w:ilvl w:val="0"/>
-          <w:numId w:val="58"/>
+          <w:numId w:val="14"/>
         </w:numPr>
         <w:spacing w:line="240" w:lineRule="auto"/>
         <w:rPr>
@@ -6681,40 +6488,30 @@
       <w:pPr>
         <w:numPr>
           <w:ilvl w:val="0"/>
-          <w:numId w:val="58"/>
+          <w:numId w:val="14"/>
         </w:numPr>
         <w:spacing w:line="240" w:lineRule="auto"/>
         <w:rPr>
           <w:rFonts w:ascii="Cambria" w:hAnsi="Cambria"/>
-          <w:lang w:val="en-IL"/>
-        </w:rPr>
-      </w:pPr>
-      <w:r>
-        <w:rPr>
-          <w:rFonts w:ascii="Cambria" w:hAnsi="Cambria"/>
-        </w:rPr>
-        <w:t>NM</w:t>
-      </w:r>
-      <w:r>
-        <w:rPr>
-          <w:rFonts w:ascii="Cambria" w:hAnsi="Cambria"/>
-          <w:lang w:val="en-IL"/>
-        </w:rPr>
-        <w:t>I</w:t>
-      </w:r>
-    </w:p>
-    <w:p>
-      <w:pPr>
-        <w:spacing w:line="240" w:lineRule="auto"/>
-        <w:rPr>
-          <w:rFonts w:ascii="Cambria" w:hAnsi="Cambria"/>
-          <w:lang w:val="en-IL"/>
-        </w:rPr>
-      </w:pPr>
-      <w:r>
-        <w:rPr>
-          <w:rFonts w:ascii="Cambria" w:hAnsi="Cambria"/>
-          <w:lang w:val="en-IL"/>
+        </w:rPr>
+      </w:pPr>
+      <w:r>
+        <w:rPr>
+          <w:rFonts w:ascii="Cambria" w:hAnsi="Cambria"/>
+        </w:rPr>
+        <w:t>NMI</w:t>
+      </w:r>
+    </w:p>
+    <w:p>
+      <w:pPr>
+        <w:spacing w:line="240" w:lineRule="auto"/>
+        <w:rPr>
+          <w:rFonts w:ascii="Cambria" w:hAnsi="Cambria"/>
+        </w:rPr>
+      </w:pPr>
+      <w:r>
+        <w:rPr>
+          <w:rFonts w:ascii="Cambria" w:hAnsi="Cambria"/>
         </w:rPr>
         <w:t>All experimental results were aggregated into a single results table.</w:t>
       </w:r>
@@ -6724,20 +6521,17 @@
         <w:spacing w:line="240" w:lineRule="auto"/>
         <w:rPr>
           <w:rFonts w:ascii="Cambria" w:hAnsi="Cambria"/>
-          <w:lang w:val="en-IL"/>
-        </w:rPr>
-      </w:pPr>
-      <w:r>
-        <w:rPr>
-          <w:rFonts w:ascii="Cambria" w:hAnsi="Cambria"/>
-          <w:lang w:val="en-IL"/>
+        </w:rPr>
+      </w:pPr>
+      <w:r>
+        <w:rPr>
+          <w:rFonts w:ascii="Cambria" w:hAnsi="Cambria"/>
         </w:rPr>
         <w:t>Table: Aggregated results across all datasets</w:t>
       </w:r>
       <w:r>
         <w:rPr>
           <w:rFonts w:ascii="Cambria" w:hAnsi="Cambria"/>
-          <w:lang w:val="en-IL"/>
         </w:rPr>
         <w:br/>
       </w:r>
@@ -6745,14 +6539,12 @@
         <w:rPr>
           <w:rFonts w:ascii="Cambria" w:hAnsi="Cambria" w:hint="cs"/>
           <w:rtl/>
-          <w:lang w:val="en-IL"/>
         </w:rPr>
         <w:t xml:space="preserve">#### </w:t>
       </w:r>
       <w:r>
         <w:rPr>
           <w:rFonts w:ascii="Cambria" w:hAnsi="Cambria"/>
-          <w:lang w:val="en-IL"/>
         </w:rPr>
         <w:t>[Insert aggregated CSV table or summary]</w:t>
       </w:r>
@@ -6762,13 +6554,11 @@
         <w:spacing w:line="240" w:lineRule="auto"/>
         <w:rPr>
           <w:rFonts w:ascii="Cambria" w:hAnsi="Cambria"/>
-          <w:lang w:val="en-IL"/>
-        </w:rPr>
-      </w:pPr>
-      <w:r>
-        <w:rPr>
-          <w:rFonts w:ascii="Cambria" w:hAnsi="Cambria"/>
-          <w:lang w:val="en-IL"/>
+        </w:rPr>
+      </w:pPr>
+      <w:r>
+        <w:rPr>
+          <w:rFonts w:ascii="Cambria" w:hAnsi="Cambria"/>
         </w:rPr>
         <w:t>The full results are stored in the file:</w:t>
       </w:r>
@@ -6778,13 +6568,11 @@
         <w:spacing w:line="240" w:lineRule="auto"/>
         <w:rPr>
           <w:rFonts w:ascii="Cambria" w:hAnsi="Cambria"/>
-          <w:lang w:val="en-IL"/>
-        </w:rPr>
-      </w:pPr>
-      <w:r>
-        <w:rPr>
-          <w:rFonts w:ascii="Cambria" w:hAnsi="Cambria"/>
-          <w:lang w:val="en-IL"/>
+        </w:rPr>
+      </w:pPr>
+      <w:r>
+        <w:rPr>
+          <w:rFonts w:ascii="Cambria" w:hAnsi="Cambria"/>
         </w:rPr>
         <w:t>results/Kmeans_sweep_raw.csv</w:t>
       </w:r>
@@ -6794,13 +6582,11 @@
         <w:spacing w:line="240" w:lineRule="auto"/>
         <w:rPr>
           <w:rFonts w:ascii="Cambria" w:hAnsi="Cambria"/>
-          <w:lang w:val="en-IL"/>
-        </w:rPr>
-      </w:pPr>
-      <w:r>
-        <w:rPr>
-          <w:rFonts w:ascii="Cambria" w:hAnsi="Cambria"/>
-          <w:lang w:val="en-IL"/>
+        </w:rPr>
+      </w:pPr>
+      <w:r>
+        <w:rPr>
+          <w:rFonts w:ascii="Cambria" w:hAnsi="Cambria"/>
         </w:rPr>
         <w:t>This file contains the detailed measurements for all datasets, algorithms, and random seeds.</w:t>
       </w:r>
@@ -6810,7 +6596,6 @@
         <w:spacing w:line="240" w:lineRule="auto"/>
         <w:rPr>
           <w:rFonts w:ascii="Cambria" w:hAnsi="Cambria"/>
-          <w:lang w:val="en-IL"/>
         </w:rPr>
       </w:pPr>
     </w:p>
@@ -6820,13 +6605,11 @@
         <w:spacing w:line="240" w:lineRule="auto"/>
         <w:rPr>
           <w:rFonts w:ascii="Cambria" w:hAnsi="Cambria"/>
-          <w:lang w:val="en-IL"/>
-        </w:rPr>
-      </w:pPr>
-      <w:r>
-        <w:rPr>
-          <w:rFonts w:ascii="Cambria" w:hAnsi="Cambria"/>
-          <w:lang w:val="en-IL"/>
+        </w:rPr>
+      </w:pPr>
+      <w:r>
+        <w:rPr>
+          <w:rFonts w:ascii="Cambria" w:hAnsi="Cambria"/>
         </w:rPr>
         <w:t>6.3 Global Trade-off Analysis</w:t>
       </w:r>
@@ -6836,13 +6619,11 @@
         <w:spacing w:line="240" w:lineRule="auto"/>
         <w:rPr>
           <w:rFonts w:ascii="Cambria" w:hAnsi="Cambria"/>
-          <w:lang w:val="en-IL"/>
-        </w:rPr>
-      </w:pPr>
-      <w:r>
-        <w:rPr>
-          <w:rFonts w:ascii="Cambria" w:hAnsi="Cambria"/>
-          <w:lang w:val="en-IL"/>
+        </w:rPr>
+      </w:pPr>
+      <w:r>
+        <w:rPr>
+          <w:rFonts w:ascii="Cambria" w:hAnsi="Cambria"/>
         </w:rPr>
         <w:t xml:space="preserve">To compare the algorithms globally, we </w:t>
       </w:r>
@@ -6850,7 +6631,6 @@
       <w:r>
         <w:rPr>
           <w:rFonts w:ascii="Cambria" w:hAnsi="Cambria"/>
-          <w:lang w:val="en-IL"/>
         </w:rPr>
         <w:t>analyze</w:t>
       </w:r>
@@ -6858,7 +6638,6 @@
       <w:r>
         <w:rPr>
           <w:rFonts w:ascii="Cambria" w:hAnsi="Cambria"/>
-          <w:lang w:val="en-IL"/>
         </w:rPr>
         <w:t xml:space="preserve"> the trade-off between memory usage, runtime, and clustering quality across all datasets.</w:t>
       </w:r>
@@ -6868,35 +6647,30 @@
         <w:spacing w:line="240" w:lineRule="auto"/>
         <w:rPr>
           <w:rFonts w:ascii="Cambria" w:hAnsi="Cambria"/>
-          <w:lang w:val="en-IL"/>
         </w:rPr>
       </w:pPr>
       <w:r>
         <w:rPr>
           <w:rFonts w:ascii="Cambria" w:hAnsi="Cambria" w:hint="cs"/>
           <w:rtl/>
-          <w:lang w:val="en-IL"/>
         </w:rPr>
         <w:t>####</w:t>
       </w:r>
       <w:r>
         <w:rPr>
           <w:rFonts w:ascii="Cambria" w:hAnsi="Cambria"/>
-          <w:lang w:val="en-IL"/>
         </w:rPr>
         <w:t xml:space="preserve"> </w:t>
       </w:r>
       <w:r>
         <w:rPr>
           <w:rFonts w:ascii="Cambria" w:hAnsi="Cambria"/>
-          <w:lang w:val="en-IL"/>
         </w:rPr>
         <w:t>Figure 1 — Quality vs Memory</w:t>
       </w:r>
       <w:r>
         <w:rPr>
           <w:rFonts w:ascii="Cambria" w:hAnsi="Cambria"/>
-          <w:lang w:val="en-IL"/>
         </w:rPr>
         <w:br/>
         <w:t>[Insert global memory vs quality plot]</w:t>
@@ -6907,27 +6681,23 @@
         <w:spacing w:line="240" w:lineRule="auto"/>
         <w:rPr>
           <w:rFonts w:ascii="Cambria" w:hAnsi="Cambria"/>
-          <w:lang w:val="en-IL"/>
-        </w:rPr>
-      </w:pPr>
-      <w:r>
-        <w:rPr>
-          <w:rFonts w:ascii="Cambria" w:hAnsi="Cambria"/>
-          <w:lang w:val="en-IL"/>
+        </w:rPr>
+      </w:pPr>
+      <w:r>
+        <w:rPr>
+          <w:rFonts w:ascii="Cambria" w:hAnsi="Cambria"/>
         </w:rPr>
         <w:t xml:space="preserve">#### </w:t>
       </w:r>
       <w:r>
         <w:rPr>
           <w:rFonts w:ascii="Cambria" w:hAnsi="Cambria"/>
-          <w:lang w:val="en-IL"/>
         </w:rPr>
         <w:t>Figure 2 — Quality vs Runtime</w:t>
       </w:r>
       <w:r>
         <w:rPr>
           <w:rFonts w:ascii="Cambria" w:hAnsi="Cambria"/>
-          <w:lang w:val="en-IL"/>
         </w:rPr>
         <w:br/>
         <w:t>[Insert global runtime vs quality plot]</w:t>
@@ -6938,27 +6708,23 @@
         <w:spacing w:line="240" w:lineRule="auto"/>
         <w:rPr>
           <w:rFonts w:ascii="Cambria" w:hAnsi="Cambria"/>
-          <w:lang w:val="en-IL"/>
-        </w:rPr>
-      </w:pPr>
-      <w:r>
-        <w:rPr>
-          <w:rFonts w:ascii="Cambria" w:hAnsi="Cambria"/>
-          <w:lang w:val="en-IL"/>
+        </w:rPr>
+      </w:pPr>
+      <w:r>
+        <w:rPr>
+          <w:rFonts w:ascii="Cambria" w:hAnsi="Cambria"/>
         </w:rPr>
         <w:t xml:space="preserve">#### </w:t>
       </w:r>
       <w:r>
         <w:rPr>
           <w:rFonts w:ascii="Cambria" w:hAnsi="Cambria"/>
-          <w:lang w:val="en-IL"/>
         </w:rPr>
         <w:t>Figure 3 — Runtime vs Memory</w:t>
       </w:r>
       <w:r>
         <w:rPr>
           <w:rFonts w:ascii="Cambria" w:hAnsi="Cambria"/>
-          <w:lang w:val="en-IL"/>
         </w:rPr>
         <w:br/>
         <w:t>[Insert runtime vs memory plot]</w:t>
@@ -6969,13 +6735,11 @@
         <w:spacing w:line="240" w:lineRule="auto"/>
         <w:rPr>
           <w:rFonts w:ascii="Cambria" w:hAnsi="Cambria"/>
-          <w:lang w:val="en-IL"/>
-        </w:rPr>
-      </w:pPr>
-      <w:r>
-        <w:rPr>
-          <w:rFonts w:ascii="Cambria" w:hAnsi="Cambria"/>
-          <w:lang w:val="en-IL"/>
+        </w:rPr>
+      </w:pPr>
+      <w:r>
+        <w:rPr>
+          <w:rFonts w:ascii="Cambria" w:hAnsi="Cambria"/>
         </w:rPr>
         <w:t>These plots summarize the overall performance differences between the algorithms.</w:t>
       </w:r>
@@ -7645,7 +7409,7 @@
       <w:pPr>
         <w:numPr>
           <w:ilvl w:val="0"/>
-          <w:numId w:val="57"/>
+          <w:numId w:val="13"/>
         </w:numPr>
         <w:spacing w:line="240" w:lineRule="auto"/>
         <w:rPr>
@@ -7663,7 +7427,7 @@
       <w:pPr>
         <w:numPr>
           <w:ilvl w:val="0"/>
-          <w:numId w:val="57"/>
+          <w:numId w:val="13"/>
         </w:numPr>
         <w:spacing w:line="240" w:lineRule="auto"/>
         <w:rPr>
@@ -7681,7 +7445,7 @@
       <w:pPr>
         <w:numPr>
           <w:ilvl w:val="0"/>
-          <w:numId w:val="57"/>
+          <w:numId w:val="13"/>
         </w:numPr>
         <w:spacing w:line="240" w:lineRule="auto"/>
         <w:rPr>
@@ -7699,7 +7463,7 @@
       <w:pPr>
         <w:numPr>
           <w:ilvl w:val="0"/>
-          <w:numId w:val="57"/>
+          <w:numId w:val="13"/>
         </w:numPr>
         <w:spacing w:line="240" w:lineRule="auto"/>
         <w:rPr>
@@ -7742,7 +7506,7 @@
         <w:pStyle w:val="ListParagraph"/>
         <w:numPr>
           <w:ilvl w:val="0"/>
-          <w:numId w:val="60"/>
+          <w:numId w:val="15"/>
         </w:numPr>
         <w:spacing w:line="240" w:lineRule="auto"/>
         <w:rPr>
@@ -7773,7 +7537,7 @@
         <w:pStyle w:val="ListParagraph"/>
         <w:numPr>
           <w:ilvl w:val="0"/>
-          <w:numId w:val="60"/>
+          <w:numId w:val="15"/>
         </w:numPr>
         <w:spacing w:line="240" w:lineRule="auto"/>
         <w:rPr>
@@ -7818,7 +7582,7 @@
         <w:pStyle w:val="ListParagraph"/>
         <w:numPr>
           <w:ilvl w:val="0"/>
-          <w:numId w:val="60"/>
+          <w:numId w:val="15"/>
         </w:numPr>
         <w:spacing w:line="240" w:lineRule="auto"/>
         <w:rPr>
@@ -7871,7 +7635,7 @@
         <w:pStyle w:val="ListParagraph"/>
         <w:numPr>
           <w:ilvl w:val="0"/>
-          <w:numId w:val="60"/>
+          <w:numId w:val="15"/>
         </w:numPr>
         <w:spacing w:line="240" w:lineRule="auto"/>
         <w:rPr>
@@ -7940,304 +7704,6 @@
 <file path=word/numbering.xml><?xml version="1.0" encoding="utf-8"?>
 <w:numbering xmlns:wpc="http://schemas.microsoft.com/office/word/2010/wordprocessingCanvas" xmlns:cx="http://schemas.microsoft.com/office/drawing/2014/chartex" xmlns:cx1="http://schemas.microsoft.com/office/drawing/2015/9/8/chartex" xmlns:cx2="http://schemas.microsoft.com/office/drawing/2015/10/21/chartex" xmlns:cx3="http://schemas.microsoft.com/office/drawing/2016/5/9/chartex" xmlns:cx4="http://schemas.microsoft.com/office/drawing/2016/5/10/chartex" xmlns:cx5="http://schemas.microsoft.com/office/drawing/2016/5/11/chartex" xmlns:cx6="http://schemas.microsoft.com/office/drawing/2016/5/12/chartex" xmlns:cx7="http://schemas.microsoft.com/office/drawing/2016/5/13/chartex" xmlns:cx8="http://schemas.microsoft.com/office/drawing/2016/5/14/chartex" xmlns:mc="http://schemas.openxmlformats.org/markup-compatibility/2006" xmlns:aink="http://schemas.microsoft.com/office/drawing/2016/ink" xmlns:am3d="http://schemas.microsoft.com/office/drawing/2017/model3d" xmlns:o="urn:schemas-microsoft-com:office:office" xmlns:oel="http://schemas.microsoft.com/office/2019/extlst" xmlns:r="http://schemas.openxmlformats.org/officeDocument/2006/relationships" xmlns:m="http://schemas.openxmlformats.org/officeDocument/2006/math" xmlns:v="urn:schemas-microsoft-com:vml" xmlns:wp14="http://schemas.microsoft.com/office/word/2010/wordprocessingDrawing" xmlns:wp="http://schemas.openxmlformats.org/drawingml/2006/wordprocessingDrawing" xmlns:w10="urn:schemas-microsoft-com:office:word" xmlns:w="http://schemas.openxmlformats.org/wordprocessingml/2006/main" xmlns:w14="http://schemas.microsoft.com/office/word/2010/wordml" xmlns:w15="http://schemas.microsoft.com/office/word/2012/wordml" xmlns:w16cex="http://schemas.microsoft.com/office/word/2018/wordml/cex" xmlns:w16cid="http://schemas.microsoft.com/office/word/2016/wordml/cid" xmlns:w16="http://schemas.microsoft.com/office/word/2018/wordml" xmlns:w16du="http://schemas.microsoft.com/office/word/2023/wordml/word16du" xmlns:w16sdtdh="http://schemas.microsoft.com/office/word/2020/wordml/sdtdatahash" xmlns:w16sdtfl="http://schemas.microsoft.com/office/word/2024/wordml/sdtformatlock" xmlns:w16se="http://schemas.microsoft.com/office/word/2015/wordml/symex" xmlns:wpg="http://schemas.microsoft.com/office/word/2010/wordprocessingGroup" xmlns:wpi="http://schemas.microsoft.com/office/word/2010/wordprocessingInk" xmlns:wne="http://schemas.microsoft.com/office/word/2006/wordml" xmlns:wps="http://schemas.microsoft.com/office/word/2010/wordprocessingShape" mc:Ignorable="w14 w15 w16se w16cid w16 w16cex w16sdtdh w16sdtfl w16du wp14">
   <w:abstractNum w:abstractNumId="0" w15:restartNumberingAfterBreak="0">
-    <w:nsid w:val="0410151C"/>
-    <w:multiLevelType w:val="multilevel"/>
-    <w:tmpl w:val="1D2ECF2C"/>
-    <w:lvl w:ilvl="0">
-      <w:start w:val="1"/>
-      <w:numFmt w:val="bullet"/>
-      <w:lvlText w:val=""/>
-      <w:lvlJc w:val="left"/>
-      <w:pPr>
-        <w:tabs>
-          <w:tab w:val="num" w:pos="720"/>
-        </w:tabs>
-        <w:ind w:left="720" w:hanging="360"/>
-      </w:pPr>
-      <w:rPr>
-        <w:rFonts w:ascii="Symbol" w:hAnsi="Symbol" w:hint="default"/>
-        <w:sz w:val="20"/>
-      </w:rPr>
-    </w:lvl>
-    <w:lvl w:ilvl="1" w:tentative="1">
-      <w:start w:val="1"/>
-      <w:numFmt w:val="bullet"/>
-      <w:lvlText w:val="o"/>
-      <w:lvlJc w:val="left"/>
-      <w:pPr>
-        <w:tabs>
-          <w:tab w:val="num" w:pos="1440"/>
-        </w:tabs>
-        <w:ind w:left="1440" w:hanging="360"/>
-      </w:pPr>
-      <w:rPr>
-        <w:rFonts w:ascii="Courier New" w:hAnsi="Courier New" w:hint="default"/>
-        <w:sz w:val="20"/>
-      </w:rPr>
-    </w:lvl>
-    <w:lvl w:ilvl="2" w:tentative="1">
-      <w:start w:val="1"/>
-      <w:numFmt w:val="bullet"/>
-      <w:lvlText w:val=""/>
-      <w:lvlJc w:val="left"/>
-      <w:pPr>
-        <w:tabs>
-          <w:tab w:val="num" w:pos="2160"/>
-        </w:tabs>
-        <w:ind w:left="2160" w:hanging="360"/>
-      </w:pPr>
-      <w:rPr>
-        <w:rFonts w:ascii="Wingdings" w:hAnsi="Wingdings" w:hint="default"/>
-        <w:sz w:val="20"/>
-      </w:rPr>
-    </w:lvl>
-    <w:lvl w:ilvl="3" w:tentative="1">
-      <w:start w:val="1"/>
-      <w:numFmt w:val="bullet"/>
-      <w:lvlText w:val=""/>
-      <w:lvlJc w:val="left"/>
-      <w:pPr>
-        <w:tabs>
-          <w:tab w:val="num" w:pos="2880"/>
-        </w:tabs>
-        <w:ind w:left="2880" w:hanging="360"/>
-      </w:pPr>
-      <w:rPr>
-        <w:rFonts w:ascii="Wingdings" w:hAnsi="Wingdings" w:hint="default"/>
-        <w:sz w:val="20"/>
-      </w:rPr>
-    </w:lvl>
-    <w:lvl w:ilvl="4" w:tentative="1">
-      <w:start w:val="1"/>
-      <w:numFmt w:val="bullet"/>
-      <w:lvlText w:val=""/>
-      <w:lvlJc w:val="left"/>
-      <w:pPr>
-        <w:tabs>
-          <w:tab w:val="num" w:pos="3600"/>
-        </w:tabs>
-        <w:ind w:left="3600" w:hanging="360"/>
-      </w:pPr>
-      <w:rPr>
-        <w:rFonts w:ascii="Wingdings" w:hAnsi="Wingdings" w:hint="default"/>
-        <w:sz w:val="20"/>
-      </w:rPr>
-    </w:lvl>
-    <w:lvl w:ilvl="5" w:tentative="1">
-      <w:start w:val="1"/>
-      <w:numFmt w:val="bullet"/>
-      <w:lvlText w:val=""/>
-      <w:lvlJc w:val="left"/>
-      <w:pPr>
-        <w:tabs>
-          <w:tab w:val="num" w:pos="4320"/>
-        </w:tabs>
-        <w:ind w:left="4320" w:hanging="360"/>
-      </w:pPr>
-      <w:rPr>
-        <w:rFonts w:ascii="Wingdings" w:hAnsi="Wingdings" w:hint="default"/>
-        <w:sz w:val="20"/>
-      </w:rPr>
-    </w:lvl>
-    <w:lvl w:ilvl="6" w:tentative="1">
-      <w:start w:val="1"/>
-      <w:numFmt w:val="bullet"/>
-      <w:lvlText w:val=""/>
-      <w:lvlJc w:val="left"/>
-      <w:pPr>
-        <w:tabs>
-          <w:tab w:val="num" w:pos="5040"/>
-        </w:tabs>
-        <w:ind w:left="5040" w:hanging="360"/>
-      </w:pPr>
-      <w:rPr>
-        <w:rFonts w:ascii="Wingdings" w:hAnsi="Wingdings" w:hint="default"/>
-        <w:sz w:val="20"/>
-      </w:rPr>
-    </w:lvl>
-    <w:lvl w:ilvl="7" w:tentative="1">
-      <w:start w:val="1"/>
-      <w:numFmt w:val="bullet"/>
-      <w:lvlText w:val=""/>
-      <w:lvlJc w:val="left"/>
-      <w:pPr>
-        <w:tabs>
-          <w:tab w:val="num" w:pos="5760"/>
-        </w:tabs>
-        <w:ind w:left="5760" w:hanging="360"/>
-      </w:pPr>
-      <w:rPr>
-        <w:rFonts w:ascii="Wingdings" w:hAnsi="Wingdings" w:hint="default"/>
-        <w:sz w:val="20"/>
-      </w:rPr>
-    </w:lvl>
-    <w:lvl w:ilvl="8" w:tentative="1">
-      <w:start w:val="1"/>
-      <w:numFmt w:val="bullet"/>
-      <w:lvlText w:val=""/>
-      <w:lvlJc w:val="left"/>
-      <w:pPr>
-        <w:tabs>
-          <w:tab w:val="num" w:pos="6480"/>
-        </w:tabs>
-        <w:ind w:left="6480" w:hanging="360"/>
-      </w:pPr>
-      <w:rPr>
-        <w:rFonts w:ascii="Wingdings" w:hAnsi="Wingdings" w:hint="default"/>
-        <w:sz w:val="20"/>
-      </w:rPr>
-    </w:lvl>
-  </w:abstractNum>
-  <w:abstractNum w:abstractNumId="1" w15:restartNumberingAfterBreak="0">
-    <w:nsid w:val="051C381E"/>
-    <w:multiLevelType w:val="multilevel"/>
-    <w:tmpl w:val="17907816"/>
-    <w:lvl w:ilvl="0">
-      <w:start w:val="1"/>
-      <w:numFmt w:val="bullet"/>
-      <w:lvlText w:val=""/>
-      <w:lvlJc w:val="left"/>
-      <w:pPr>
-        <w:tabs>
-          <w:tab w:val="num" w:pos="720"/>
-        </w:tabs>
-        <w:ind w:left="720" w:hanging="360"/>
-      </w:pPr>
-      <w:rPr>
-        <w:rFonts w:ascii="Symbol" w:hAnsi="Symbol" w:hint="default"/>
-        <w:sz w:val="20"/>
-      </w:rPr>
-    </w:lvl>
-    <w:lvl w:ilvl="1" w:tentative="1">
-      <w:start w:val="1"/>
-      <w:numFmt w:val="bullet"/>
-      <w:lvlText w:val="o"/>
-      <w:lvlJc w:val="left"/>
-      <w:pPr>
-        <w:tabs>
-          <w:tab w:val="num" w:pos="1440"/>
-        </w:tabs>
-        <w:ind w:left="1440" w:hanging="360"/>
-      </w:pPr>
-      <w:rPr>
-        <w:rFonts w:ascii="Courier New" w:hAnsi="Courier New" w:hint="default"/>
-        <w:sz w:val="20"/>
-      </w:rPr>
-    </w:lvl>
-    <w:lvl w:ilvl="2" w:tentative="1">
-      <w:start w:val="1"/>
-      <w:numFmt w:val="bullet"/>
-      <w:lvlText w:val=""/>
-      <w:lvlJc w:val="left"/>
-      <w:pPr>
-        <w:tabs>
-          <w:tab w:val="num" w:pos="2160"/>
-        </w:tabs>
-        <w:ind w:left="2160" w:hanging="360"/>
-      </w:pPr>
-      <w:rPr>
-        <w:rFonts w:ascii="Wingdings" w:hAnsi="Wingdings" w:hint="default"/>
-        <w:sz w:val="20"/>
-      </w:rPr>
-    </w:lvl>
-    <w:lvl w:ilvl="3" w:tentative="1">
-      <w:start w:val="1"/>
-      <w:numFmt w:val="bullet"/>
-      <w:lvlText w:val=""/>
-      <w:lvlJc w:val="left"/>
-      <w:pPr>
-        <w:tabs>
-          <w:tab w:val="num" w:pos="2880"/>
-        </w:tabs>
-        <w:ind w:left="2880" w:hanging="360"/>
-      </w:pPr>
-      <w:rPr>
-        <w:rFonts w:ascii="Wingdings" w:hAnsi="Wingdings" w:hint="default"/>
-        <w:sz w:val="20"/>
-      </w:rPr>
-    </w:lvl>
-    <w:lvl w:ilvl="4" w:tentative="1">
-      <w:start w:val="1"/>
-      <w:numFmt w:val="bullet"/>
-      <w:lvlText w:val=""/>
-      <w:lvlJc w:val="left"/>
-      <w:pPr>
-        <w:tabs>
-          <w:tab w:val="num" w:pos="3600"/>
-        </w:tabs>
-        <w:ind w:left="3600" w:hanging="360"/>
-      </w:pPr>
-      <w:rPr>
-        <w:rFonts w:ascii="Wingdings" w:hAnsi="Wingdings" w:hint="default"/>
-        <w:sz w:val="20"/>
-      </w:rPr>
-    </w:lvl>
-    <w:lvl w:ilvl="5" w:tentative="1">
-      <w:start w:val="1"/>
-      <w:numFmt w:val="bullet"/>
-      <w:lvlText w:val=""/>
-      <w:lvlJc w:val="left"/>
-      <w:pPr>
-        <w:tabs>
-          <w:tab w:val="num" w:pos="4320"/>
-        </w:tabs>
-        <w:ind w:left="4320" w:hanging="360"/>
-      </w:pPr>
-      <w:rPr>
-        <w:rFonts w:ascii="Wingdings" w:hAnsi="Wingdings" w:hint="default"/>
-        <w:sz w:val="20"/>
-      </w:rPr>
-    </w:lvl>
-    <w:lvl w:ilvl="6" w:tentative="1">
-      <w:start w:val="1"/>
-      <w:numFmt w:val="bullet"/>
-      <w:lvlText w:val=""/>
-      <w:lvlJc w:val="left"/>
-      <w:pPr>
-        <w:tabs>
-          <w:tab w:val="num" w:pos="5040"/>
-        </w:tabs>
-        <w:ind w:left="5040" w:hanging="360"/>
-      </w:pPr>
-      <w:rPr>
-        <w:rFonts w:ascii="Wingdings" w:hAnsi="Wingdings" w:hint="default"/>
-        <w:sz w:val="20"/>
-      </w:rPr>
-    </w:lvl>
-    <w:lvl w:ilvl="7" w:tentative="1">
-      <w:start w:val="1"/>
-      <w:numFmt w:val="bullet"/>
-      <w:lvlText w:val=""/>
-      <w:lvlJc w:val="left"/>
-      <w:pPr>
-        <w:tabs>
-          <w:tab w:val="num" w:pos="5760"/>
-        </w:tabs>
-        <w:ind w:left="5760" w:hanging="360"/>
-      </w:pPr>
-      <w:rPr>
-        <w:rFonts w:ascii="Wingdings" w:hAnsi="Wingdings" w:hint="default"/>
-        <w:sz w:val="20"/>
-      </w:rPr>
-    </w:lvl>
-    <w:lvl w:ilvl="8" w:tentative="1">
-      <w:start w:val="1"/>
-      <w:numFmt w:val="bullet"/>
-      <w:lvlText w:val=""/>
-      <w:lvlJc w:val="left"/>
-      <w:pPr>
-        <w:tabs>
-          <w:tab w:val="num" w:pos="6480"/>
-        </w:tabs>
-        <w:ind w:left="6480" w:hanging="360"/>
-      </w:pPr>
-      <w:rPr>
-        <w:rFonts w:ascii="Wingdings" w:hAnsi="Wingdings" w:hint="default"/>
-        <w:sz w:val="20"/>
-      </w:rPr>
-    </w:lvl>
-  </w:abstractNum>
-  <w:abstractNum w:abstractNumId="2" w15:restartNumberingAfterBreak="0">
     <w:nsid w:val="05FF36BC"/>
     <w:multiLevelType w:val="multilevel"/>
     <w:tmpl w:val="F7809646"/>
@@ -8350,156 +7816,7 @@
       </w:pPr>
     </w:lvl>
   </w:abstractNum>
-  <w:abstractNum w:abstractNumId="3" w15:restartNumberingAfterBreak="0">
-    <w:nsid w:val="06592E51"/>
-    <w:multiLevelType w:val="multilevel"/>
-    <w:tmpl w:val="1B4452A4"/>
-    <w:lvl w:ilvl="0">
-      <w:start w:val="1"/>
-      <w:numFmt w:val="bullet"/>
-      <w:lvlText w:val=""/>
-      <w:lvlJc w:val="left"/>
-      <w:pPr>
-        <w:tabs>
-          <w:tab w:val="num" w:pos="720"/>
-        </w:tabs>
-        <w:ind w:left="720" w:hanging="360"/>
-      </w:pPr>
-      <w:rPr>
-        <w:rFonts w:ascii="Symbol" w:hAnsi="Symbol" w:hint="default"/>
-        <w:sz w:val="20"/>
-      </w:rPr>
-    </w:lvl>
-    <w:lvl w:ilvl="1" w:tentative="1">
-      <w:start w:val="1"/>
-      <w:numFmt w:val="bullet"/>
-      <w:lvlText w:val="o"/>
-      <w:lvlJc w:val="left"/>
-      <w:pPr>
-        <w:tabs>
-          <w:tab w:val="num" w:pos="1440"/>
-        </w:tabs>
-        <w:ind w:left="1440" w:hanging="360"/>
-      </w:pPr>
-      <w:rPr>
-        <w:rFonts w:ascii="Courier New" w:hAnsi="Courier New" w:hint="default"/>
-        <w:sz w:val="20"/>
-      </w:rPr>
-    </w:lvl>
-    <w:lvl w:ilvl="2" w:tentative="1">
-      <w:start w:val="1"/>
-      <w:numFmt w:val="bullet"/>
-      <w:lvlText w:val=""/>
-      <w:lvlJc w:val="left"/>
-      <w:pPr>
-        <w:tabs>
-          <w:tab w:val="num" w:pos="2160"/>
-        </w:tabs>
-        <w:ind w:left="2160" w:hanging="360"/>
-      </w:pPr>
-      <w:rPr>
-        <w:rFonts w:ascii="Wingdings" w:hAnsi="Wingdings" w:hint="default"/>
-        <w:sz w:val="20"/>
-      </w:rPr>
-    </w:lvl>
-    <w:lvl w:ilvl="3" w:tentative="1">
-      <w:start w:val="1"/>
-      <w:numFmt w:val="bullet"/>
-      <w:lvlText w:val=""/>
-      <w:lvlJc w:val="left"/>
-      <w:pPr>
-        <w:tabs>
-          <w:tab w:val="num" w:pos="2880"/>
-        </w:tabs>
-        <w:ind w:left="2880" w:hanging="360"/>
-      </w:pPr>
-      <w:rPr>
-        <w:rFonts w:ascii="Wingdings" w:hAnsi="Wingdings" w:hint="default"/>
-        <w:sz w:val="20"/>
-      </w:rPr>
-    </w:lvl>
-    <w:lvl w:ilvl="4" w:tentative="1">
-      <w:start w:val="1"/>
-      <w:numFmt w:val="bullet"/>
-      <w:lvlText w:val=""/>
-      <w:lvlJc w:val="left"/>
-      <w:pPr>
-        <w:tabs>
-          <w:tab w:val="num" w:pos="3600"/>
-        </w:tabs>
-        <w:ind w:left="3600" w:hanging="360"/>
-      </w:pPr>
-      <w:rPr>
-        <w:rFonts w:ascii="Wingdings" w:hAnsi="Wingdings" w:hint="default"/>
-        <w:sz w:val="20"/>
-      </w:rPr>
-    </w:lvl>
-    <w:lvl w:ilvl="5" w:tentative="1">
-      <w:start w:val="1"/>
-      <w:numFmt w:val="bullet"/>
-      <w:lvlText w:val=""/>
-      <w:lvlJc w:val="left"/>
-      <w:pPr>
-        <w:tabs>
-          <w:tab w:val="num" w:pos="4320"/>
-        </w:tabs>
-        <w:ind w:left="4320" w:hanging="360"/>
-      </w:pPr>
-      <w:rPr>
-        <w:rFonts w:ascii="Wingdings" w:hAnsi="Wingdings" w:hint="default"/>
-        <w:sz w:val="20"/>
-      </w:rPr>
-    </w:lvl>
-    <w:lvl w:ilvl="6" w:tentative="1">
-      <w:start w:val="1"/>
-      <w:numFmt w:val="bullet"/>
-      <w:lvlText w:val=""/>
-      <w:lvlJc w:val="left"/>
-      <w:pPr>
-        <w:tabs>
-          <w:tab w:val="num" w:pos="5040"/>
-        </w:tabs>
-        <w:ind w:left="5040" w:hanging="360"/>
-      </w:pPr>
-      <w:rPr>
-        <w:rFonts w:ascii="Wingdings" w:hAnsi="Wingdings" w:hint="default"/>
-        <w:sz w:val="20"/>
-      </w:rPr>
-    </w:lvl>
-    <w:lvl w:ilvl="7" w:tentative="1">
-      <w:start w:val="1"/>
-      <w:numFmt w:val="bullet"/>
-      <w:lvlText w:val=""/>
-      <w:lvlJc w:val="left"/>
-      <w:pPr>
-        <w:tabs>
-          <w:tab w:val="num" w:pos="5760"/>
-        </w:tabs>
-        <w:ind w:left="5760" w:hanging="360"/>
-      </w:pPr>
-      <w:rPr>
-        <w:rFonts w:ascii="Wingdings" w:hAnsi="Wingdings" w:hint="default"/>
-        <w:sz w:val="20"/>
-      </w:rPr>
-    </w:lvl>
-    <w:lvl w:ilvl="8" w:tentative="1">
-      <w:start w:val="1"/>
-      <w:numFmt w:val="bullet"/>
-      <w:lvlText w:val=""/>
-      <w:lvlJc w:val="left"/>
-      <w:pPr>
-        <w:tabs>
-          <w:tab w:val="num" w:pos="6480"/>
-        </w:tabs>
-        <w:ind w:left="6480" w:hanging="360"/>
-      </w:pPr>
-      <w:rPr>
-        <w:rFonts w:ascii="Wingdings" w:hAnsi="Wingdings" w:hint="default"/>
-        <w:sz w:val="20"/>
-      </w:rPr>
-    </w:lvl>
-  </w:abstractNum>
-  <w:abstractNum w:abstractNumId="4" w15:restartNumberingAfterBreak="0">
+  <w:abstractNum w:abstractNumId="1" w15:restartNumberingAfterBreak="0">
     <w:nsid w:val="07160B19"/>
     <w:multiLevelType w:val="multilevel"/>
     <w:tmpl w:val="F27E6BBA"/>
@@ -8643,1014 +7960,7 @@
       </w:rPr>
     </w:lvl>
   </w:abstractNum>
-  <w:abstractNum w:abstractNumId="5" w15:restartNumberingAfterBreak="0">
-    <w:nsid w:val="08FC5480"/>
-    <w:multiLevelType w:val="multilevel"/>
-    <w:tmpl w:val="17AA4D7A"/>
-    <w:lvl w:ilvl="0">
-      <w:start w:val="1"/>
-      <w:numFmt w:val="bullet"/>
-      <w:lvlText w:val=""/>
-      <w:lvlJc w:val="left"/>
-      <w:pPr>
-        <w:tabs>
-          <w:tab w:val="num" w:pos="720"/>
-        </w:tabs>
-        <w:ind w:left="720" w:hanging="360"/>
-      </w:pPr>
-      <w:rPr>
-        <w:rFonts w:ascii="Symbol" w:hAnsi="Symbol" w:hint="default"/>
-        <w:sz w:val="20"/>
-      </w:rPr>
-    </w:lvl>
-    <w:lvl w:ilvl="1" w:tentative="1">
-      <w:start w:val="1"/>
-      <w:numFmt w:val="bullet"/>
-      <w:lvlText w:val="o"/>
-      <w:lvlJc w:val="left"/>
-      <w:pPr>
-        <w:tabs>
-          <w:tab w:val="num" w:pos="1440"/>
-        </w:tabs>
-        <w:ind w:left="1440" w:hanging="360"/>
-      </w:pPr>
-      <w:rPr>
-        <w:rFonts w:ascii="Courier New" w:hAnsi="Courier New" w:hint="default"/>
-        <w:sz w:val="20"/>
-      </w:rPr>
-    </w:lvl>
-    <w:lvl w:ilvl="2" w:tentative="1">
-      <w:start w:val="1"/>
-      <w:numFmt w:val="bullet"/>
-      <w:lvlText w:val=""/>
-      <w:lvlJc w:val="left"/>
-      <w:pPr>
-        <w:tabs>
-          <w:tab w:val="num" w:pos="2160"/>
-        </w:tabs>
-        <w:ind w:left="2160" w:hanging="360"/>
-      </w:pPr>
-      <w:rPr>
-        <w:rFonts w:ascii="Wingdings" w:hAnsi="Wingdings" w:hint="default"/>
-        <w:sz w:val="20"/>
-      </w:rPr>
-    </w:lvl>
-    <w:lvl w:ilvl="3" w:tentative="1">
-      <w:start w:val="1"/>
-      <w:numFmt w:val="bullet"/>
-      <w:lvlText w:val=""/>
-      <w:lvlJc w:val="left"/>
-      <w:pPr>
-        <w:tabs>
-          <w:tab w:val="num" w:pos="2880"/>
-        </w:tabs>
-        <w:ind w:left="2880" w:hanging="360"/>
-      </w:pPr>
-      <w:rPr>
-        <w:rFonts w:ascii="Wingdings" w:hAnsi="Wingdings" w:hint="default"/>
-        <w:sz w:val="20"/>
-      </w:rPr>
-    </w:lvl>
-    <w:lvl w:ilvl="4" w:tentative="1">
-      <w:start w:val="1"/>
-      <w:numFmt w:val="bullet"/>
-      <w:lvlText w:val=""/>
-      <w:lvlJc w:val="left"/>
-      <w:pPr>
-        <w:tabs>
-          <w:tab w:val="num" w:pos="3600"/>
-        </w:tabs>
-        <w:ind w:left="3600" w:hanging="360"/>
-      </w:pPr>
-      <w:rPr>
-        <w:rFonts w:ascii="Wingdings" w:hAnsi="Wingdings" w:hint="default"/>
-        <w:sz w:val="20"/>
-      </w:rPr>
-    </w:lvl>
-    <w:lvl w:ilvl="5" w:tentative="1">
-      <w:start w:val="1"/>
-      <w:numFmt w:val="bullet"/>
-      <w:lvlText w:val=""/>
-      <w:lvlJc w:val="left"/>
-      <w:pPr>
-        <w:tabs>
-          <w:tab w:val="num" w:pos="4320"/>
-        </w:tabs>
-        <w:ind w:left="4320" w:hanging="360"/>
-      </w:pPr>
-      <w:rPr>
-        <w:rFonts w:ascii="Wingdings" w:hAnsi="Wingdings" w:hint="default"/>
-        <w:sz w:val="20"/>
-      </w:rPr>
-    </w:lvl>
-    <w:lvl w:ilvl="6" w:tentative="1">
-      <w:start w:val="1"/>
-      <w:numFmt w:val="bullet"/>
-      <w:lvlText w:val=""/>
-      <w:lvlJc w:val="left"/>
-      <w:pPr>
-        <w:tabs>
-          <w:tab w:val="num" w:pos="5040"/>
-        </w:tabs>
-        <w:ind w:left="5040" w:hanging="360"/>
-      </w:pPr>
-      <w:rPr>
-        <w:rFonts w:ascii="Wingdings" w:hAnsi="Wingdings" w:hint="default"/>
-        <w:sz w:val="20"/>
-      </w:rPr>
-    </w:lvl>
-    <w:lvl w:ilvl="7" w:tentative="1">
-      <w:start w:val="1"/>
-      <w:numFmt w:val="bullet"/>
-      <w:lvlText w:val=""/>
-      <w:lvlJc w:val="left"/>
-      <w:pPr>
-        <w:tabs>
-          <w:tab w:val="num" w:pos="5760"/>
-        </w:tabs>
-        <w:ind w:left="5760" w:hanging="360"/>
-      </w:pPr>
-      <w:rPr>
-        <w:rFonts w:ascii="Wingdings" w:hAnsi="Wingdings" w:hint="default"/>
-        <w:sz w:val="20"/>
-      </w:rPr>
-    </w:lvl>
-    <w:lvl w:ilvl="8" w:tentative="1">
-      <w:start w:val="1"/>
-      <w:numFmt w:val="bullet"/>
-      <w:lvlText w:val=""/>
-      <w:lvlJc w:val="left"/>
-      <w:pPr>
-        <w:tabs>
-          <w:tab w:val="num" w:pos="6480"/>
-        </w:tabs>
-        <w:ind w:left="6480" w:hanging="360"/>
-      </w:pPr>
-      <w:rPr>
-        <w:rFonts w:ascii="Wingdings" w:hAnsi="Wingdings" w:hint="default"/>
-        <w:sz w:val="20"/>
-      </w:rPr>
-    </w:lvl>
-  </w:abstractNum>
-  <w:abstractNum w:abstractNumId="6" w15:restartNumberingAfterBreak="0">
-    <w:nsid w:val="121F58BF"/>
-    <w:multiLevelType w:val="hybridMultilevel"/>
-    <w:tmpl w:val="9B048F1C"/>
-    <w:lvl w:ilvl="0" w:tplc="20000001">
-      <w:start w:val="1"/>
-      <w:numFmt w:val="bullet"/>
-      <w:lvlText w:val=""/>
-      <w:lvlJc w:val="left"/>
-      <w:pPr>
-        <w:ind w:left="720" w:hanging="360"/>
-      </w:pPr>
-      <w:rPr>
-        <w:rFonts w:ascii="Symbol" w:hAnsi="Symbol" w:hint="default"/>
-      </w:rPr>
-    </w:lvl>
-    <w:lvl w:ilvl="1" w:tplc="20000003" w:tentative="1">
-      <w:start w:val="1"/>
-      <w:numFmt w:val="bullet"/>
-      <w:lvlText w:val="o"/>
-      <w:lvlJc w:val="left"/>
-      <w:pPr>
-        <w:ind w:left="1440" w:hanging="360"/>
-      </w:pPr>
-      <w:rPr>
-        <w:rFonts w:ascii="Courier New" w:hAnsi="Courier New" w:cs="Courier New" w:hint="default"/>
-      </w:rPr>
-    </w:lvl>
-    <w:lvl w:ilvl="2" w:tplc="20000005" w:tentative="1">
-      <w:start w:val="1"/>
-      <w:numFmt w:val="bullet"/>
-      <w:lvlText w:val=""/>
-      <w:lvlJc w:val="left"/>
-      <w:pPr>
-        <w:ind w:left="2160" w:hanging="360"/>
-      </w:pPr>
-      <w:rPr>
-        <w:rFonts w:ascii="Wingdings" w:hAnsi="Wingdings" w:hint="default"/>
-      </w:rPr>
-    </w:lvl>
-    <w:lvl w:ilvl="3" w:tplc="20000001" w:tentative="1">
-      <w:start w:val="1"/>
-      <w:numFmt w:val="bullet"/>
-      <w:lvlText w:val=""/>
-      <w:lvlJc w:val="left"/>
-      <w:pPr>
-        <w:ind w:left="2880" w:hanging="360"/>
-      </w:pPr>
-      <w:rPr>
-        <w:rFonts w:ascii="Symbol" w:hAnsi="Symbol" w:hint="default"/>
-      </w:rPr>
-    </w:lvl>
-    <w:lvl w:ilvl="4" w:tplc="20000003" w:tentative="1">
-      <w:start w:val="1"/>
-      <w:numFmt w:val="bullet"/>
-      <w:lvlText w:val="o"/>
-      <w:lvlJc w:val="left"/>
-      <w:pPr>
-        <w:ind w:left="3600" w:hanging="360"/>
-      </w:pPr>
-      <w:rPr>
-        <w:rFonts w:ascii="Courier New" w:hAnsi="Courier New" w:cs="Courier New" w:hint="default"/>
-      </w:rPr>
-    </w:lvl>
-    <w:lvl w:ilvl="5" w:tplc="20000005" w:tentative="1">
-      <w:start w:val="1"/>
-      <w:numFmt w:val="bullet"/>
-      <w:lvlText w:val=""/>
-      <w:lvlJc w:val="left"/>
-      <w:pPr>
-        <w:ind w:left="4320" w:hanging="360"/>
-      </w:pPr>
-      <w:rPr>
-        <w:rFonts w:ascii="Wingdings" w:hAnsi="Wingdings" w:hint="default"/>
-      </w:rPr>
-    </w:lvl>
-    <w:lvl w:ilvl="6" w:tplc="20000001" w:tentative="1">
-      <w:start w:val="1"/>
-      <w:numFmt w:val="bullet"/>
-      <w:lvlText w:val=""/>
-      <w:lvlJc w:val="left"/>
-      <w:pPr>
-        <w:ind w:left="5040" w:hanging="360"/>
-      </w:pPr>
-      <w:rPr>
-        <w:rFonts w:ascii="Symbol" w:hAnsi="Symbol" w:hint="default"/>
-      </w:rPr>
-    </w:lvl>
-    <w:lvl w:ilvl="7" w:tplc="20000003" w:tentative="1">
-      <w:start w:val="1"/>
-      <w:numFmt w:val="bullet"/>
-      <w:lvlText w:val="o"/>
-      <w:lvlJc w:val="left"/>
-      <w:pPr>
-        <w:ind w:left="5760" w:hanging="360"/>
-      </w:pPr>
-      <w:rPr>
-        <w:rFonts w:ascii="Courier New" w:hAnsi="Courier New" w:cs="Courier New" w:hint="default"/>
-      </w:rPr>
-    </w:lvl>
-    <w:lvl w:ilvl="8" w:tplc="20000005" w:tentative="1">
-      <w:start w:val="1"/>
-      <w:numFmt w:val="bullet"/>
-      <w:lvlText w:val=""/>
-      <w:lvlJc w:val="left"/>
-      <w:pPr>
-        <w:ind w:left="6480" w:hanging="360"/>
-      </w:pPr>
-      <w:rPr>
-        <w:rFonts w:ascii="Wingdings" w:hAnsi="Wingdings" w:hint="default"/>
-      </w:rPr>
-    </w:lvl>
-  </w:abstractNum>
-  <w:abstractNum w:abstractNumId="7" w15:restartNumberingAfterBreak="0">
-    <w:nsid w:val="12FB659F"/>
-    <w:multiLevelType w:val="multilevel"/>
-    <w:tmpl w:val="B89256BE"/>
-    <w:lvl w:ilvl="0">
-      <w:start w:val="1"/>
-      <w:numFmt w:val="bullet"/>
-      <w:lvlText w:val=""/>
-      <w:lvlJc w:val="left"/>
-      <w:pPr>
-        <w:tabs>
-          <w:tab w:val="num" w:pos="720"/>
-        </w:tabs>
-        <w:ind w:left="720" w:hanging="360"/>
-      </w:pPr>
-      <w:rPr>
-        <w:rFonts w:ascii="Symbol" w:hAnsi="Symbol" w:hint="default"/>
-        <w:sz w:val="20"/>
-      </w:rPr>
-    </w:lvl>
-    <w:lvl w:ilvl="1" w:tentative="1">
-      <w:start w:val="1"/>
-      <w:numFmt w:val="bullet"/>
-      <w:lvlText w:val="o"/>
-      <w:lvlJc w:val="left"/>
-      <w:pPr>
-        <w:tabs>
-          <w:tab w:val="num" w:pos="1440"/>
-        </w:tabs>
-        <w:ind w:left="1440" w:hanging="360"/>
-      </w:pPr>
-      <w:rPr>
-        <w:rFonts w:ascii="Courier New" w:hAnsi="Courier New" w:hint="default"/>
-        <w:sz w:val="20"/>
-      </w:rPr>
-    </w:lvl>
-    <w:lvl w:ilvl="2" w:tentative="1">
-      <w:start w:val="1"/>
-      <w:numFmt w:val="bullet"/>
-      <w:lvlText w:val=""/>
-      <w:lvlJc w:val="left"/>
-      <w:pPr>
-        <w:tabs>
-          <w:tab w:val="num" w:pos="2160"/>
-        </w:tabs>
-        <w:ind w:left="2160" w:hanging="360"/>
-      </w:pPr>
-      <w:rPr>
-        <w:rFonts w:ascii="Wingdings" w:hAnsi="Wingdings" w:hint="default"/>
-        <w:sz w:val="20"/>
-      </w:rPr>
-    </w:lvl>
-    <w:lvl w:ilvl="3" w:tentative="1">
-      <w:start w:val="1"/>
-      <w:numFmt w:val="bullet"/>
-      <w:lvlText w:val=""/>
-      <w:lvlJc w:val="left"/>
-      <w:pPr>
-        <w:tabs>
-          <w:tab w:val="num" w:pos="2880"/>
-        </w:tabs>
-        <w:ind w:left="2880" w:hanging="360"/>
-      </w:pPr>
-      <w:rPr>
-        <w:rFonts w:ascii="Wingdings" w:hAnsi="Wingdings" w:hint="default"/>
-        <w:sz w:val="20"/>
-      </w:rPr>
-    </w:lvl>
-    <w:lvl w:ilvl="4" w:tentative="1">
-      <w:start w:val="1"/>
-      <w:numFmt w:val="bullet"/>
-      <w:lvlText w:val=""/>
-      <w:lvlJc w:val="left"/>
-      <w:pPr>
-        <w:tabs>
-          <w:tab w:val="num" w:pos="3600"/>
-        </w:tabs>
-        <w:ind w:left="3600" w:hanging="360"/>
-      </w:pPr>
-      <w:rPr>
-        <w:rFonts w:ascii="Wingdings" w:hAnsi="Wingdings" w:hint="default"/>
-        <w:sz w:val="20"/>
-      </w:rPr>
-    </w:lvl>
-    <w:lvl w:ilvl="5" w:tentative="1">
-      <w:start w:val="1"/>
-      <w:numFmt w:val="bullet"/>
-      <w:lvlText w:val=""/>
-      <w:lvlJc w:val="left"/>
-      <w:pPr>
-        <w:tabs>
-          <w:tab w:val="num" w:pos="4320"/>
-        </w:tabs>
-        <w:ind w:left="4320" w:hanging="360"/>
-      </w:pPr>
-      <w:rPr>
-        <w:rFonts w:ascii="Wingdings" w:hAnsi="Wingdings" w:hint="default"/>
-        <w:sz w:val="20"/>
-      </w:rPr>
-    </w:lvl>
-    <w:lvl w:ilvl="6" w:tentative="1">
-      <w:start w:val="1"/>
-      <w:numFmt w:val="bullet"/>
-      <w:lvlText w:val=""/>
-      <w:lvlJc w:val="left"/>
-      <w:pPr>
-        <w:tabs>
-          <w:tab w:val="num" w:pos="5040"/>
-        </w:tabs>
-        <w:ind w:left="5040" w:hanging="360"/>
-      </w:pPr>
-      <w:rPr>
-        <w:rFonts w:ascii="Wingdings" w:hAnsi="Wingdings" w:hint="default"/>
-        <w:sz w:val="20"/>
-      </w:rPr>
-    </w:lvl>
-    <w:lvl w:ilvl="7" w:tentative="1">
-      <w:start w:val="1"/>
-      <w:numFmt w:val="bullet"/>
-      <w:lvlText w:val=""/>
-      <w:lvlJc w:val="left"/>
-      <w:pPr>
-        <w:tabs>
-          <w:tab w:val="num" w:pos="5760"/>
-        </w:tabs>
-        <w:ind w:left="5760" w:hanging="360"/>
-      </w:pPr>
-      <w:rPr>
-        <w:rFonts w:ascii="Wingdings" w:hAnsi="Wingdings" w:hint="default"/>
-        <w:sz w:val="20"/>
-      </w:rPr>
-    </w:lvl>
-    <w:lvl w:ilvl="8" w:tentative="1">
-      <w:start w:val="1"/>
-      <w:numFmt w:val="bullet"/>
-      <w:lvlText w:val=""/>
-      <w:lvlJc w:val="left"/>
-      <w:pPr>
-        <w:tabs>
-          <w:tab w:val="num" w:pos="6480"/>
-        </w:tabs>
-        <w:ind w:left="6480" w:hanging="360"/>
-      </w:pPr>
-      <w:rPr>
-        <w:rFonts w:ascii="Wingdings" w:hAnsi="Wingdings" w:hint="default"/>
-        <w:sz w:val="20"/>
-      </w:rPr>
-    </w:lvl>
-  </w:abstractNum>
-  <w:abstractNum w:abstractNumId="8" w15:restartNumberingAfterBreak="0">
-    <w:nsid w:val="137E6C73"/>
-    <w:multiLevelType w:val="multilevel"/>
-    <w:tmpl w:val="992C944E"/>
-    <w:lvl w:ilvl="0">
-      <w:start w:val="1"/>
-      <w:numFmt w:val="bullet"/>
-      <w:lvlText w:val=""/>
-      <w:lvlJc w:val="left"/>
-      <w:pPr>
-        <w:tabs>
-          <w:tab w:val="num" w:pos="720"/>
-        </w:tabs>
-        <w:ind w:left="720" w:hanging="360"/>
-      </w:pPr>
-      <w:rPr>
-        <w:rFonts w:ascii="Symbol" w:hAnsi="Symbol" w:hint="default"/>
-        <w:sz w:val="20"/>
-      </w:rPr>
-    </w:lvl>
-    <w:lvl w:ilvl="1" w:tentative="1">
-      <w:start w:val="1"/>
-      <w:numFmt w:val="bullet"/>
-      <w:lvlText w:val="o"/>
-      <w:lvlJc w:val="left"/>
-      <w:pPr>
-        <w:tabs>
-          <w:tab w:val="num" w:pos="1440"/>
-        </w:tabs>
-        <w:ind w:left="1440" w:hanging="360"/>
-      </w:pPr>
-      <w:rPr>
-        <w:rFonts w:ascii="Courier New" w:hAnsi="Courier New" w:hint="default"/>
-        <w:sz w:val="20"/>
-      </w:rPr>
-    </w:lvl>
-    <w:lvl w:ilvl="2" w:tentative="1">
-      <w:start w:val="1"/>
-      <w:numFmt w:val="bullet"/>
-      <w:lvlText w:val=""/>
-      <w:lvlJc w:val="left"/>
-      <w:pPr>
-        <w:tabs>
-          <w:tab w:val="num" w:pos="2160"/>
-        </w:tabs>
-        <w:ind w:left="2160" w:hanging="360"/>
-      </w:pPr>
-      <w:rPr>
-        <w:rFonts w:ascii="Wingdings" w:hAnsi="Wingdings" w:hint="default"/>
-        <w:sz w:val="20"/>
-      </w:rPr>
-    </w:lvl>
-    <w:lvl w:ilvl="3" w:tentative="1">
-      <w:start w:val="1"/>
-      <w:numFmt w:val="bullet"/>
-      <w:lvlText w:val=""/>
-      <w:lvlJc w:val="left"/>
-      <w:pPr>
-        <w:tabs>
-          <w:tab w:val="num" w:pos="2880"/>
-        </w:tabs>
-        <w:ind w:left="2880" w:hanging="360"/>
-      </w:pPr>
-      <w:rPr>
-        <w:rFonts w:ascii="Wingdings" w:hAnsi="Wingdings" w:hint="default"/>
-        <w:sz w:val="20"/>
-      </w:rPr>
-    </w:lvl>
-    <w:lvl w:ilvl="4" w:tentative="1">
-      <w:start w:val="1"/>
-      <w:numFmt w:val="bullet"/>
-      <w:lvlText w:val=""/>
-      <w:lvlJc w:val="left"/>
-      <w:pPr>
-        <w:tabs>
-          <w:tab w:val="num" w:pos="3600"/>
-        </w:tabs>
-        <w:ind w:left="3600" w:hanging="360"/>
-      </w:pPr>
-      <w:rPr>
-        <w:rFonts w:ascii="Wingdings" w:hAnsi="Wingdings" w:hint="default"/>
-        <w:sz w:val="20"/>
-      </w:rPr>
-    </w:lvl>
-    <w:lvl w:ilvl="5" w:tentative="1">
-      <w:start w:val="1"/>
-      <w:numFmt w:val="bullet"/>
-      <w:lvlText w:val=""/>
-      <w:lvlJc w:val="left"/>
-      <w:pPr>
-        <w:tabs>
-          <w:tab w:val="num" w:pos="4320"/>
-        </w:tabs>
-        <w:ind w:left="4320" w:hanging="360"/>
-      </w:pPr>
-      <w:rPr>
-        <w:rFonts w:ascii="Wingdings" w:hAnsi="Wingdings" w:hint="default"/>
-        <w:sz w:val="20"/>
-      </w:rPr>
-    </w:lvl>
-    <w:lvl w:ilvl="6" w:tentative="1">
-      <w:start w:val="1"/>
-      <w:numFmt w:val="bullet"/>
-      <w:lvlText w:val=""/>
-      <w:lvlJc w:val="left"/>
-      <w:pPr>
-        <w:tabs>
-          <w:tab w:val="num" w:pos="5040"/>
-        </w:tabs>
-        <w:ind w:left="5040" w:hanging="360"/>
-      </w:pPr>
-      <w:rPr>
-        <w:rFonts w:ascii="Wingdings" w:hAnsi="Wingdings" w:hint="default"/>
-        <w:sz w:val="20"/>
-      </w:rPr>
-    </w:lvl>
-    <w:lvl w:ilvl="7" w:tentative="1">
-      <w:start w:val="1"/>
-      <w:numFmt w:val="bullet"/>
-      <w:lvlText w:val=""/>
-      <w:lvlJc w:val="left"/>
-      <w:pPr>
-        <w:tabs>
-          <w:tab w:val="num" w:pos="5760"/>
-        </w:tabs>
-        <w:ind w:left="5760" w:hanging="360"/>
-      </w:pPr>
-      <w:rPr>
-        <w:rFonts w:ascii="Wingdings" w:hAnsi="Wingdings" w:hint="default"/>
-        <w:sz w:val="20"/>
-      </w:rPr>
-    </w:lvl>
-    <w:lvl w:ilvl="8" w:tentative="1">
-      <w:start w:val="1"/>
-      <w:numFmt w:val="bullet"/>
-      <w:lvlText w:val=""/>
-      <w:lvlJc w:val="left"/>
-      <w:pPr>
-        <w:tabs>
-          <w:tab w:val="num" w:pos="6480"/>
-        </w:tabs>
-        <w:ind w:left="6480" w:hanging="360"/>
-      </w:pPr>
-      <w:rPr>
-        <w:rFonts w:ascii="Wingdings" w:hAnsi="Wingdings" w:hint="default"/>
-        <w:sz w:val="20"/>
-      </w:rPr>
-    </w:lvl>
-  </w:abstractNum>
-  <w:abstractNum w:abstractNumId="9" w15:restartNumberingAfterBreak="0">
-    <w:nsid w:val="14507399"/>
-    <w:multiLevelType w:val="multilevel"/>
-    <w:tmpl w:val="1B9EBC98"/>
-    <w:lvl w:ilvl="0">
-      <w:start w:val="1"/>
-      <w:numFmt w:val="bullet"/>
-      <w:lvlText w:val=""/>
-      <w:lvlJc w:val="left"/>
-      <w:pPr>
-        <w:tabs>
-          <w:tab w:val="num" w:pos="720"/>
-        </w:tabs>
-        <w:ind w:left="720" w:hanging="360"/>
-      </w:pPr>
-      <w:rPr>
-        <w:rFonts w:ascii="Symbol" w:hAnsi="Symbol" w:hint="default"/>
-        <w:sz w:val="20"/>
-      </w:rPr>
-    </w:lvl>
-    <w:lvl w:ilvl="1" w:tentative="1">
-      <w:start w:val="1"/>
-      <w:numFmt w:val="bullet"/>
-      <w:lvlText w:val="o"/>
-      <w:lvlJc w:val="left"/>
-      <w:pPr>
-        <w:tabs>
-          <w:tab w:val="num" w:pos="1440"/>
-        </w:tabs>
-        <w:ind w:left="1440" w:hanging="360"/>
-      </w:pPr>
-      <w:rPr>
-        <w:rFonts w:ascii="Courier New" w:hAnsi="Courier New" w:hint="default"/>
-        <w:sz w:val="20"/>
-      </w:rPr>
-    </w:lvl>
-    <w:lvl w:ilvl="2" w:tentative="1">
-      <w:start w:val="1"/>
-      <w:numFmt w:val="bullet"/>
-      <w:lvlText w:val=""/>
-      <w:lvlJc w:val="left"/>
-      <w:pPr>
-        <w:tabs>
-          <w:tab w:val="num" w:pos="2160"/>
-        </w:tabs>
-        <w:ind w:left="2160" w:hanging="360"/>
-      </w:pPr>
-      <w:rPr>
-        <w:rFonts w:ascii="Wingdings" w:hAnsi="Wingdings" w:hint="default"/>
-        <w:sz w:val="20"/>
-      </w:rPr>
-    </w:lvl>
-    <w:lvl w:ilvl="3" w:tentative="1">
-      <w:start w:val="1"/>
-      <w:numFmt w:val="bullet"/>
-      <w:lvlText w:val=""/>
-      <w:lvlJc w:val="left"/>
-      <w:pPr>
-        <w:tabs>
-          <w:tab w:val="num" w:pos="2880"/>
-        </w:tabs>
-        <w:ind w:left="2880" w:hanging="360"/>
-      </w:pPr>
-      <w:rPr>
-        <w:rFonts w:ascii="Wingdings" w:hAnsi="Wingdings" w:hint="default"/>
-        <w:sz w:val="20"/>
-      </w:rPr>
-    </w:lvl>
-    <w:lvl w:ilvl="4" w:tentative="1">
-      <w:start w:val="1"/>
-      <w:numFmt w:val="bullet"/>
-      <w:lvlText w:val=""/>
-      <w:lvlJc w:val="left"/>
-      <w:pPr>
-        <w:tabs>
-          <w:tab w:val="num" w:pos="3600"/>
-        </w:tabs>
-        <w:ind w:left="3600" w:hanging="360"/>
-      </w:pPr>
-      <w:rPr>
-        <w:rFonts w:ascii="Wingdings" w:hAnsi="Wingdings" w:hint="default"/>
-        <w:sz w:val="20"/>
-      </w:rPr>
-    </w:lvl>
-    <w:lvl w:ilvl="5" w:tentative="1">
-      <w:start w:val="1"/>
-      <w:numFmt w:val="bullet"/>
-      <w:lvlText w:val=""/>
-      <w:lvlJc w:val="left"/>
-      <w:pPr>
-        <w:tabs>
-          <w:tab w:val="num" w:pos="4320"/>
-        </w:tabs>
-        <w:ind w:left="4320" w:hanging="360"/>
-      </w:pPr>
-      <w:rPr>
-        <w:rFonts w:ascii="Wingdings" w:hAnsi="Wingdings" w:hint="default"/>
-        <w:sz w:val="20"/>
-      </w:rPr>
-    </w:lvl>
-    <w:lvl w:ilvl="6" w:tentative="1">
-      <w:start w:val="1"/>
-      <w:numFmt w:val="bullet"/>
-      <w:lvlText w:val=""/>
-      <w:lvlJc w:val="left"/>
-      <w:pPr>
-        <w:tabs>
-          <w:tab w:val="num" w:pos="5040"/>
-        </w:tabs>
-        <w:ind w:left="5040" w:hanging="360"/>
-      </w:pPr>
-      <w:rPr>
-        <w:rFonts w:ascii="Wingdings" w:hAnsi="Wingdings" w:hint="default"/>
-        <w:sz w:val="20"/>
-      </w:rPr>
-    </w:lvl>
-    <w:lvl w:ilvl="7" w:tentative="1">
-      <w:start w:val="1"/>
-      <w:numFmt w:val="bullet"/>
-      <w:lvlText w:val=""/>
-      <w:lvlJc w:val="left"/>
-      <w:pPr>
-        <w:tabs>
-          <w:tab w:val="num" w:pos="5760"/>
-        </w:tabs>
-        <w:ind w:left="5760" w:hanging="360"/>
-      </w:pPr>
-      <w:rPr>
-        <w:rFonts w:ascii="Wingdings" w:hAnsi="Wingdings" w:hint="default"/>
-        <w:sz w:val="20"/>
-      </w:rPr>
-    </w:lvl>
-    <w:lvl w:ilvl="8" w:tentative="1">
-      <w:start w:val="1"/>
-      <w:numFmt w:val="bullet"/>
-      <w:lvlText w:val=""/>
-      <w:lvlJc w:val="left"/>
-      <w:pPr>
-        <w:tabs>
-          <w:tab w:val="num" w:pos="6480"/>
-        </w:tabs>
-        <w:ind w:left="6480" w:hanging="360"/>
-      </w:pPr>
-      <w:rPr>
-        <w:rFonts w:ascii="Wingdings" w:hAnsi="Wingdings" w:hint="default"/>
-        <w:sz w:val="20"/>
-      </w:rPr>
-    </w:lvl>
-  </w:abstractNum>
-  <w:abstractNum w:abstractNumId="10" w15:restartNumberingAfterBreak="0">
-    <w:nsid w:val="149124CC"/>
-    <w:multiLevelType w:val="multilevel"/>
-    <w:tmpl w:val="DE0E47EC"/>
-    <w:lvl w:ilvl="0">
-      <w:start w:val="1"/>
-      <w:numFmt w:val="bullet"/>
-      <w:lvlText w:val=""/>
-      <w:lvlJc w:val="left"/>
-      <w:pPr>
-        <w:tabs>
-          <w:tab w:val="num" w:pos="720"/>
-        </w:tabs>
-        <w:ind w:left="720" w:hanging="360"/>
-      </w:pPr>
-      <w:rPr>
-        <w:rFonts w:ascii="Symbol" w:hAnsi="Symbol" w:hint="default"/>
-        <w:sz w:val="20"/>
-      </w:rPr>
-    </w:lvl>
-    <w:lvl w:ilvl="1" w:tentative="1">
-      <w:start w:val="1"/>
-      <w:numFmt w:val="bullet"/>
-      <w:lvlText w:val="o"/>
-      <w:lvlJc w:val="left"/>
-      <w:pPr>
-        <w:tabs>
-          <w:tab w:val="num" w:pos="1440"/>
-        </w:tabs>
-        <w:ind w:left="1440" w:hanging="360"/>
-      </w:pPr>
-      <w:rPr>
-        <w:rFonts w:ascii="Courier New" w:hAnsi="Courier New" w:hint="default"/>
-        <w:sz w:val="20"/>
-      </w:rPr>
-    </w:lvl>
-    <w:lvl w:ilvl="2" w:tentative="1">
-      <w:start w:val="1"/>
-      <w:numFmt w:val="bullet"/>
-      <w:lvlText w:val=""/>
-      <w:lvlJc w:val="left"/>
-      <w:pPr>
-        <w:tabs>
-          <w:tab w:val="num" w:pos="2160"/>
-        </w:tabs>
-        <w:ind w:left="2160" w:hanging="360"/>
-      </w:pPr>
-      <w:rPr>
-        <w:rFonts w:ascii="Wingdings" w:hAnsi="Wingdings" w:hint="default"/>
-        <w:sz w:val="20"/>
-      </w:rPr>
-    </w:lvl>
-    <w:lvl w:ilvl="3" w:tentative="1">
-      <w:start w:val="1"/>
-      <w:numFmt w:val="bullet"/>
-      <w:lvlText w:val=""/>
-      <w:lvlJc w:val="left"/>
-      <w:pPr>
-        <w:tabs>
-          <w:tab w:val="num" w:pos="2880"/>
-        </w:tabs>
-        <w:ind w:left="2880" w:hanging="360"/>
-      </w:pPr>
-      <w:rPr>
-        <w:rFonts w:ascii="Wingdings" w:hAnsi="Wingdings" w:hint="default"/>
-        <w:sz w:val="20"/>
-      </w:rPr>
-    </w:lvl>
-    <w:lvl w:ilvl="4" w:tentative="1">
-      <w:start w:val="1"/>
-      <w:numFmt w:val="bullet"/>
-      <w:lvlText w:val=""/>
-      <w:lvlJc w:val="left"/>
-      <w:pPr>
-        <w:tabs>
-          <w:tab w:val="num" w:pos="3600"/>
-        </w:tabs>
-        <w:ind w:left="3600" w:hanging="360"/>
-      </w:pPr>
-      <w:rPr>
-        <w:rFonts w:ascii="Wingdings" w:hAnsi="Wingdings" w:hint="default"/>
-        <w:sz w:val="20"/>
-      </w:rPr>
-    </w:lvl>
-    <w:lvl w:ilvl="5" w:tentative="1">
-      <w:start w:val="1"/>
-      <w:numFmt w:val="bullet"/>
-      <w:lvlText w:val=""/>
-      <w:lvlJc w:val="left"/>
-      <w:pPr>
-        <w:tabs>
-          <w:tab w:val="num" w:pos="4320"/>
-        </w:tabs>
-        <w:ind w:left="4320" w:hanging="360"/>
-      </w:pPr>
-      <w:rPr>
-        <w:rFonts w:ascii="Wingdings" w:hAnsi="Wingdings" w:hint="default"/>
-        <w:sz w:val="20"/>
-      </w:rPr>
-    </w:lvl>
-    <w:lvl w:ilvl="6" w:tentative="1">
-      <w:start w:val="1"/>
-      <w:numFmt w:val="bullet"/>
-      <w:lvlText w:val=""/>
-      <w:lvlJc w:val="left"/>
-      <w:pPr>
-        <w:tabs>
-          <w:tab w:val="num" w:pos="5040"/>
-        </w:tabs>
-        <w:ind w:left="5040" w:hanging="360"/>
-      </w:pPr>
-      <w:rPr>
-        <w:rFonts w:ascii="Wingdings" w:hAnsi="Wingdings" w:hint="default"/>
-        <w:sz w:val="20"/>
-      </w:rPr>
-    </w:lvl>
-    <w:lvl w:ilvl="7" w:tentative="1">
-      <w:start w:val="1"/>
-      <w:numFmt w:val="bullet"/>
-      <w:lvlText w:val=""/>
-      <w:lvlJc w:val="left"/>
-      <w:pPr>
-        <w:tabs>
-          <w:tab w:val="num" w:pos="5760"/>
-        </w:tabs>
-        <w:ind w:left="5760" w:hanging="360"/>
-      </w:pPr>
-      <w:rPr>
-        <w:rFonts w:ascii="Wingdings" w:hAnsi="Wingdings" w:hint="default"/>
-        <w:sz w:val="20"/>
-      </w:rPr>
-    </w:lvl>
-    <w:lvl w:ilvl="8" w:tentative="1">
-      <w:start w:val="1"/>
-      <w:numFmt w:val="bullet"/>
-      <w:lvlText w:val=""/>
-      <w:lvlJc w:val="left"/>
-      <w:pPr>
-        <w:tabs>
-          <w:tab w:val="num" w:pos="6480"/>
-        </w:tabs>
-        <w:ind w:left="6480" w:hanging="360"/>
-      </w:pPr>
-      <w:rPr>
-        <w:rFonts w:ascii="Wingdings" w:hAnsi="Wingdings" w:hint="default"/>
-        <w:sz w:val="20"/>
-      </w:rPr>
-    </w:lvl>
-  </w:abstractNum>
-  <w:abstractNum w:abstractNumId="11" w15:restartNumberingAfterBreak="0">
-    <w:nsid w:val="17B77FC6"/>
-    <w:multiLevelType w:val="multilevel"/>
-    <w:tmpl w:val="2AB8302C"/>
-    <w:lvl w:ilvl="0">
-      <w:start w:val="1"/>
-      <w:numFmt w:val="bullet"/>
-      <w:lvlText w:val=""/>
-      <w:lvlJc w:val="left"/>
-      <w:pPr>
-        <w:tabs>
-          <w:tab w:val="num" w:pos="720"/>
-        </w:tabs>
-        <w:ind w:left="720" w:hanging="360"/>
-      </w:pPr>
-      <w:rPr>
-        <w:rFonts w:ascii="Symbol" w:hAnsi="Symbol" w:hint="default"/>
-        <w:sz w:val="20"/>
-      </w:rPr>
-    </w:lvl>
-    <w:lvl w:ilvl="1" w:tentative="1">
-      <w:start w:val="1"/>
-      <w:numFmt w:val="bullet"/>
-      <w:lvlText w:val="o"/>
-      <w:lvlJc w:val="left"/>
-      <w:pPr>
-        <w:tabs>
-          <w:tab w:val="num" w:pos="1440"/>
-        </w:tabs>
-        <w:ind w:left="1440" w:hanging="360"/>
-      </w:pPr>
-      <w:rPr>
-        <w:rFonts w:ascii="Courier New" w:hAnsi="Courier New" w:hint="default"/>
-        <w:sz w:val="20"/>
-      </w:rPr>
-    </w:lvl>
-    <w:lvl w:ilvl="2" w:tentative="1">
-      <w:start w:val="1"/>
-      <w:numFmt w:val="bullet"/>
-      <w:lvlText w:val=""/>
-      <w:lvlJc w:val="left"/>
-      <w:pPr>
-        <w:tabs>
-          <w:tab w:val="num" w:pos="2160"/>
-        </w:tabs>
-        <w:ind w:left="2160" w:hanging="360"/>
-      </w:pPr>
-      <w:rPr>
-        <w:rFonts w:ascii="Wingdings" w:hAnsi="Wingdings" w:hint="default"/>
-        <w:sz w:val="20"/>
-      </w:rPr>
-    </w:lvl>
-    <w:lvl w:ilvl="3" w:tentative="1">
-      <w:start w:val="1"/>
-      <w:numFmt w:val="bullet"/>
-      <w:lvlText w:val=""/>
-      <w:lvlJc w:val="left"/>
-      <w:pPr>
-        <w:tabs>
-          <w:tab w:val="num" w:pos="2880"/>
-        </w:tabs>
-        <w:ind w:left="2880" w:hanging="360"/>
-      </w:pPr>
-      <w:rPr>
-        <w:rFonts w:ascii="Wingdings" w:hAnsi="Wingdings" w:hint="default"/>
-        <w:sz w:val="20"/>
-      </w:rPr>
-    </w:lvl>
-    <w:lvl w:ilvl="4" w:tentative="1">
-      <w:start w:val="1"/>
-      <w:numFmt w:val="bullet"/>
-      <w:lvlText w:val=""/>
-      <w:lvlJc w:val="left"/>
-      <w:pPr>
-        <w:tabs>
-          <w:tab w:val="num" w:pos="3600"/>
-        </w:tabs>
-        <w:ind w:left="3600" w:hanging="360"/>
-      </w:pPr>
-      <w:rPr>
-        <w:rFonts w:ascii="Wingdings" w:hAnsi="Wingdings" w:hint="default"/>
-        <w:sz w:val="20"/>
-      </w:rPr>
-    </w:lvl>
-    <w:lvl w:ilvl="5" w:tentative="1">
-      <w:start w:val="1"/>
-      <w:numFmt w:val="bullet"/>
-      <w:lvlText w:val=""/>
-      <w:lvlJc w:val="left"/>
-      <w:pPr>
-        <w:tabs>
-          <w:tab w:val="num" w:pos="4320"/>
-        </w:tabs>
-        <w:ind w:left="4320" w:hanging="360"/>
-      </w:pPr>
-      <w:rPr>
-        <w:rFonts w:ascii="Wingdings" w:hAnsi="Wingdings" w:hint="default"/>
-        <w:sz w:val="20"/>
-      </w:rPr>
-    </w:lvl>
-    <w:lvl w:ilvl="6" w:tentative="1">
-      <w:start w:val="1"/>
-      <w:numFmt w:val="bullet"/>
-      <w:lvlText w:val=""/>
-      <w:lvlJc w:val="left"/>
-      <w:pPr>
-        <w:tabs>
-          <w:tab w:val="num" w:pos="5040"/>
-        </w:tabs>
-        <w:ind w:left="5040" w:hanging="360"/>
-      </w:pPr>
-      <w:rPr>
-        <w:rFonts w:ascii="Wingdings" w:hAnsi="Wingdings" w:hint="default"/>
-        <w:sz w:val="20"/>
-      </w:rPr>
-    </w:lvl>
-    <w:lvl w:ilvl="7" w:tentative="1">
-      <w:start w:val="1"/>
-      <w:numFmt w:val="bullet"/>
-      <w:lvlText w:val=""/>
-      <w:lvlJc w:val="left"/>
-      <w:pPr>
-        <w:tabs>
-          <w:tab w:val="num" w:pos="5760"/>
-        </w:tabs>
-        <w:ind w:left="5760" w:hanging="360"/>
-      </w:pPr>
-      <w:rPr>
-        <w:rFonts w:ascii="Wingdings" w:hAnsi="Wingdings" w:hint="default"/>
-        <w:sz w:val="20"/>
-      </w:rPr>
-    </w:lvl>
-    <w:lvl w:ilvl="8" w:tentative="1">
-      <w:start w:val="1"/>
-      <w:numFmt w:val="bullet"/>
-      <w:lvlText w:val=""/>
-      <w:lvlJc w:val="left"/>
-      <w:pPr>
-        <w:tabs>
-          <w:tab w:val="num" w:pos="6480"/>
-        </w:tabs>
-        <w:ind w:left="6480" w:hanging="360"/>
-      </w:pPr>
-      <w:rPr>
-        <w:rFonts w:ascii="Wingdings" w:hAnsi="Wingdings" w:hint="default"/>
-        <w:sz w:val="20"/>
-      </w:rPr>
-    </w:lvl>
-  </w:abstractNum>
-  <w:abstractNum w:abstractNumId="12" w15:restartNumberingAfterBreak="0">
+  <w:abstractNum w:abstractNumId="2" w15:restartNumberingAfterBreak="0">
     <w:nsid w:val="1ACD7376"/>
     <w:multiLevelType w:val="multilevel"/>
     <w:tmpl w:val="879E311C"/>
@@ -9799,567 +8109,7 @@
       </w:rPr>
     </w:lvl>
   </w:abstractNum>
-  <w:abstractNum w:abstractNumId="13" w15:restartNumberingAfterBreak="0">
-    <w:nsid w:val="1B704427"/>
-    <w:multiLevelType w:val="multilevel"/>
-    <w:tmpl w:val="93665558"/>
-    <w:lvl w:ilvl="0">
-      <w:start w:val="1"/>
-      <w:numFmt w:val="bullet"/>
-      <w:lvlText w:val=""/>
-      <w:lvlJc w:val="left"/>
-      <w:pPr>
-        <w:tabs>
-          <w:tab w:val="num" w:pos="720"/>
-        </w:tabs>
-        <w:ind w:left="720" w:hanging="360"/>
-      </w:pPr>
-      <w:rPr>
-        <w:rFonts w:ascii="Symbol" w:hAnsi="Symbol" w:hint="default"/>
-        <w:sz w:val="20"/>
-      </w:rPr>
-    </w:lvl>
-    <w:lvl w:ilvl="1" w:tentative="1">
-      <w:start w:val="1"/>
-      <w:numFmt w:val="bullet"/>
-      <w:lvlText w:val="o"/>
-      <w:lvlJc w:val="left"/>
-      <w:pPr>
-        <w:tabs>
-          <w:tab w:val="num" w:pos="1440"/>
-        </w:tabs>
-        <w:ind w:left="1440" w:hanging="360"/>
-      </w:pPr>
-      <w:rPr>
-        <w:rFonts w:ascii="Courier New" w:hAnsi="Courier New" w:hint="default"/>
-        <w:sz w:val="20"/>
-      </w:rPr>
-    </w:lvl>
-    <w:lvl w:ilvl="2" w:tentative="1">
-      <w:start w:val="1"/>
-      <w:numFmt w:val="bullet"/>
-      <w:lvlText w:val=""/>
-      <w:lvlJc w:val="left"/>
-      <w:pPr>
-        <w:tabs>
-          <w:tab w:val="num" w:pos="2160"/>
-        </w:tabs>
-        <w:ind w:left="2160" w:hanging="360"/>
-      </w:pPr>
-      <w:rPr>
-        <w:rFonts w:ascii="Wingdings" w:hAnsi="Wingdings" w:hint="default"/>
-        <w:sz w:val="20"/>
-      </w:rPr>
-    </w:lvl>
-    <w:lvl w:ilvl="3" w:tentative="1">
-      <w:start w:val="1"/>
-      <w:numFmt w:val="bullet"/>
-      <w:lvlText w:val=""/>
-      <w:lvlJc w:val="left"/>
-      <w:pPr>
-        <w:tabs>
-          <w:tab w:val="num" w:pos="2880"/>
-        </w:tabs>
-        <w:ind w:left="2880" w:hanging="360"/>
-      </w:pPr>
-      <w:rPr>
-        <w:rFonts w:ascii="Wingdings" w:hAnsi="Wingdings" w:hint="default"/>
-        <w:sz w:val="20"/>
-      </w:rPr>
-    </w:lvl>
-    <w:lvl w:ilvl="4" w:tentative="1">
-      <w:start w:val="1"/>
-      <w:numFmt w:val="bullet"/>
-      <w:lvlText w:val=""/>
-      <w:lvlJc w:val="left"/>
-      <w:pPr>
-        <w:tabs>
-          <w:tab w:val="num" w:pos="3600"/>
-        </w:tabs>
-        <w:ind w:left="3600" w:hanging="360"/>
-      </w:pPr>
-      <w:rPr>
-        <w:rFonts w:ascii="Wingdings" w:hAnsi="Wingdings" w:hint="default"/>
-        <w:sz w:val="20"/>
-      </w:rPr>
-    </w:lvl>
-    <w:lvl w:ilvl="5" w:tentative="1">
-      <w:start w:val="1"/>
-      <w:numFmt w:val="bullet"/>
-      <w:lvlText w:val=""/>
-      <w:lvlJc w:val="left"/>
-      <w:pPr>
-        <w:tabs>
-          <w:tab w:val="num" w:pos="4320"/>
-        </w:tabs>
-        <w:ind w:left="4320" w:hanging="360"/>
-      </w:pPr>
-      <w:rPr>
-        <w:rFonts w:ascii="Wingdings" w:hAnsi="Wingdings" w:hint="default"/>
-        <w:sz w:val="20"/>
-      </w:rPr>
-    </w:lvl>
-    <w:lvl w:ilvl="6" w:tentative="1">
-      <w:start w:val="1"/>
-      <w:numFmt w:val="bullet"/>
-      <w:lvlText w:val=""/>
-      <w:lvlJc w:val="left"/>
-      <w:pPr>
-        <w:tabs>
-          <w:tab w:val="num" w:pos="5040"/>
-        </w:tabs>
-        <w:ind w:left="5040" w:hanging="360"/>
-      </w:pPr>
-      <w:rPr>
-        <w:rFonts w:ascii="Wingdings" w:hAnsi="Wingdings" w:hint="default"/>
-        <w:sz w:val="20"/>
-      </w:rPr>
-    </w:lvl>
-    <w:lvl w:ilvl="7" w:tentative="1">
-      <w:start w:val="1"/>
-      <w:numFmt w:val="bullet"/>
-      <w:lvlText w:val=""/>
-      <w:lvlJc w:val="left"/>
-      <w:pPr>
-        <w:tabs>
-          <w:tab w:val="num" w:pos="5760"/>
-        </w:tabs>
-        <w:ind w:left="5760" w:hanging="360"/>
-      </w:pPr>
-      <w:rPr>
-        <w:rFonts w:ascii="Wingdings" w:hAnsi="Wingdings" w:hint="default"/>
-        <w:sz w:val="20"/>
-      </w:rPr>
-    </w:lvl>
-    <w:lvl w:ilvl="8" w:tentative="1">
-      <w:start w:val="1"/>
-      <w:numFmt w:val="bullet"/>
-      <w:lvlText w:val=""/>
-      <w:lvlJc w:val="left"/>
-      <w:pPr>
-        <w:tabs>
-          <w:tab w:val="num" w:pos="6480"/>
-        </w:tabs>
-        <w:ind w:left="6480" w:hanging="360"/>
-      </w:pPr>
-      <w:rPr>
-        <w:rFonts w:ascii="Wingdings" w:hAnsi="Wingdings" w:hint="default"/>
-        <w:sz w:val="20"/>
-      </w:rPr>
-    </w:lvl>
-  </w:abstractNum>
-  <w:abstractNum w:abstractNumId="14" w15:restartNumberingAfterBreak="0">
-    <w:nsid w:val="1E542826"/>
-    <w:multiLevelType w:val="multilevel"/>
-    <w:tmpl w:val="C504A57A"/>
-    <w:lvl w:ilvl="0">
-      <w:start w:val="1"/>
-      <w:numFmt w:val="bullet"/>
-      <w:lvlText w:val=""/>
-      <w:lvlJc w:val="left"/>
-      <w:pPr>
-        <w:tabs>
-          <w:tab w:val="num" w:pos="720"/>
-        </w:tabs>
-        <w:ind w:left="720" w:hanging="360"/>
-      </w:pPr>
-      <w:rPr>
-        <w:rFonts w:ascii="Symbol" w:hAnsi="Symbol" w:hint="default"/>
-        <w:sz w:val="20"/>
-      </w:rPr>
-    </w:lvl>
-    <w:lvl w:ilvl="1" w:tentative="1">
-      <w:start w:val="1"/>
-      <w:numFmt w:val="bullet"/>
-      <w:lvlText w:val="o"/>
-      <w:lvlJc w:val="left"/>
-      <w:pPr>
-        <w:tabs>
-          <w:tab w:val="num" w:pos="1440"/>
-        </w:tabs>
-        <w:ind w:left="1440" w:hanging="360"/>
-      </w:pPr>
-      <w:rPr>
-        <w:rFonts w:ascii="Courier New" w:hAnsi="Courier New" w:hint="default"/>
-        <w:sz w:val="20"/>
-      </w:rPr>
-    </w:lvl>
-    <w:lvl w:ilvl="2" w:tentative="1">
-      <w:start w:val="1"/>
-      <w:numFmt w:val="bullet"/>
-      <w:lvlText w:val=""/>
-      <w:lvlJc w:val="left"/>
-      <w:pPr>
-        <w:tabs>
-          <w:tab w:val="num" w:pos="2160"/>
-        </w:tabs>
-        <w:ind w:left="2160" w:hanging="360"/>
-      </w:pPr>
-      <w:rPr>
-        <w:rFonts w:ascii="Wingdings" w:hAnsi="Wingdings" w:hint="default"/>
-        <w:sz w:val="20"/>
-      </w:rPr>
-    </w:lvl>
-    <w:lvl w:ilvl="3" w:tentative="1">
-      <w:start w:val="1"/>
-      <w:numFmt w:val="bullet"/>
-      <w:lvlText w:val=""/>
-      <w:lvlJc w:val="left"/>
-      <w:pPr>
-        <w:tabs>
-          <w:tab w:val="num" w:pos="2880"/>
-        </w:tabs>
-        <w:ind w:left="2880" w:hanging="360"/>
-      </w:pPr>
-      <w:rPr>
-        <w:rFonts w:ascii="Wingdings" w:hAnsi="Wingdings" w:hint="default"/>
-        <w:sz w:val="20"/>
-      </w:rPr>
-    </w:lvl>
-    <w:lvl w:ilvl="4" w:tentative="1">
-      <w:start w:val="1"/>
-      <w:numFmt w:val="bullet"/>
-      <w:lvlText w:val=""/>
-      <w:lvlJc w:val="left"/>
-      <w:pPr>
-        <w:tabs>
-          <w:tab w:val="num" w:pos="3600"/>
-        </w:tabs>
-        <w:ind w:left="3600" w:hanging="360"/>
-      </w:pPr>
-      <w:rPr>
-        <w:rFonts w:ascii="Wingdings" w:hAnsi="Wingdings" w:hint="default"/>
-        <w:sz w:val="20"/>
-      </w:rPr>
-    </w:lvl>
-    <w:lvl w:ilvl="5" w:tentative="1">
-      <w:start w:val="1"/>
-      <w:numFmt w:val="bullet"/>
-      <w:lvlText w:val=""/>
-      <w:lvlJc w:val="left"/>
-      <w:pPr>
-        <w:tabs>
-          <w:tab w:val="num" w:pos="4320"/>
-        </w:tabs>
-        <w:ind w:left="4320" w:hanging="360"/>
-      </w:pPr>
-      <w:rPr>
-        <w:rFonts w:ascii="Wingdings" w:hAnsi="Wingdings" w:hint="default"/>
-        <w:sz w:val="20"/>
-      </w:rPr>
-    </w:lvl>
-    <w:lvl w:ilvl="6" w:tentative="1">
-      <w:start w:val="1"/>
-      <w:numFmt w:val="bullet"/>
-      <w:lvlText w:val=""/>
-      <w:lvlJc w:val="left"/>
-      <w:pPr>
-        <w:tabs>
-          <w:tab w:val="num" w:pos="5040"/>
-        </w:tabs>
-        <w:ind w:left="5040" w:hanging="360"/>
-      </w:pPr>
-      <w:rPr>
-        <w:rFonts w:ascii="Wingdings" w:hAnsi="Wingdings" w:hint="default"/>
-        <w:sz w:val="20"/>
-      </w:rPr>
-    </w:lvl>
-    <w:lvl w:ilvl="7" w:tentative="1">
-      <w:start w:val="1"/>
-      <w:numFmt w:val="bullet"/>
-      <w:lvlText w:val=""/>
-      <w:lvlJc w:val="left"/>
-      <w:pPr>
-        <w:tabs>
-          <w:tab w:val="num" w:pos="5760"/>
-        </w:tabs>
-        <w:ind w:left="5760" w:hanging="360"/>
-      </w:pPr>
-      <w:rPr>
-        <w:rFonts w:ascii="Wingdings" w:hAnsi="Wingdings" w:hint="default"/>
-        <w:sz w:val="20"/>
-      </w:rPr>
-    </w:lvl>
-    <w:lvl w:ilvl="8" w:tentative="1">
-      <w:start w:val="1"/>
-      <w:numFmt w:val="bullet"/>
-      <w:lvlText w:val=""/>
-      <w:lvlJc w:val="left"/>
-      <w:pPr>
-        <w:tabs>
-          <w:tab w:val="num" w:pos="6480"/>
-        </w:tabs>
-        <w:ind w:left="6480" w:hanging="360"/>
-      </w:pPr>
-      <w:rPr>
-        <w:rFonts w:ascii="Wingdings" w:hAnsi="Wingdings" w:hint="default"/>
-        <w:sz w:val="20"/>
-      </w:rPr>
-    </w:lvl>
-  </w:abstractNum>
-  <w:abstractNum w:abstractNumId="15" w15:restartNumberingAfterBreak="0">
-    <w:nsid w:val="20D82900"/>
-    <w:multiLevelType w:val="multilevel"/>
-    <w:tmpl w:val="314464B4"/>
-    <w:lvl w:ilvl="0">
-      <w:start w:val="1"/>
-      <w:numFmt w:val="decimal"/>
-      <w:lvlText w:val="%1."/>
-      <w:lvlJc w:val="left"/>
-      <w:pPr>
-        <w:tabs>
-          <w:tab w:val="num" w:pos="720"/>
-        </w:tabs>
-        <w:ind w:left="720" w:hanging="360"/>
-      </w:pPr>
-    </w:lvl>
-    <w:lvl w:ilvl="1" w:tentative="1">
-      <w:start w:val="1"/>
-      <w:numFmt w:val="decimal"/>
-      <w:lvlText w:val="%2."/>
-      <w:lvlJc w:val="left"/>
-      <w:pPr>
-        <w:tabs>
-          <w:tab w:val="num" w:pos="1440"/>
-        </w:tabs>
-        <w:ind w:left="1440" w:hanging="360"/>
-      </w:pPr>
-    </w:lvl>
-    <w:lvl w:ilvl="2" w:tentative="1">
-      <w:start w:val="1"/>
-      <w:numFmt w:val="decimal"/>
-      <w:lvlText w:val="%3."/>
-      <w:lvlJc w:val="left"/>
-      <w:pPr>
-        <w:tabs>
-          <w:tab w:val="num" w:pos="2160"/>
-        </w:tabs>
-        <w:ind w:left="2160" w:hanging="360"/>
-      </w:pPr>
-    </w:lvl>
-    <w:lvl w:ilvl="3" w:tentative="1">
-      <w:start w:val="1"/>
-      <w:numFmt w:val="decimal"/>
-      <w:lvlText w:val="%4."/>
-      <w:lvlJc w:val="left"/>
-      <w:pPr>
-        <w:tabs>
-          <w:tab w:val="num" w:pos="2880"/>
-        </w:tabs>
-        <w:ind w:left="2880" w:hanging="360"/>
-      </w:pPr>
-    </w:lvl>
-    <w:lvl w:ilvl="4" w:tentative="1">
-      <w:start w:val="1"/>
-      <w:numFmt w:val="decimal"/>
-      <w:lvlText w:val="%5."/>
-      <w:lvlJc w:val="left"/>
-      <w:pPr>
-        <w:tabs>
-          <w:tab w:val="num" w:pos="3600"/>
-        </w:tabs>
-        <w:ind w:left="3600" w:hanging="360"/>
-      </w:pPr>
-    </w:lvl>
-    <w:lvl w:ilvl="5" w:tentative="1">
-      <w:start w:val="1"/>
-      <w:numFmt w:val="decimal"/>
-      <w:lvlText w:val="%6."/>
-      <w:lvlJc w:val="left"/>
-      <w:pPr>
-        <w:tabs>
-          <w:tab w:val="num" w:pos="4320"/>
-        </w:tabs>
-        <w:ind w:left="4320" w:hanging="360"/>
-      </w:pPr>
-    </w:lvl>
-    <w:lvl w:ilvl="6" w:tentative="1">
-      <w:start w:val="1"/>
-      <w:numFmt w:val="decimal"/>
-      <w:lvlText w:val="%7."/>
-      <w:lvlJc w:val="left"/>
-      <w:pPr>
-        <w:tabs>
-          <w:tab w:val="num" w:pos="5040"/>
-        </w:tabs>
-        <w:ind w:left="5040" w:hanging="360"/>
-      </w:pPr>
-    </w:lvl>
-    <w:lvl w:ilvl="7" w:tentative="1">
-      <w:start w:val="1"/>
-      <w:numFmt w:val="decimal"/>
-      <w:lvlText w:val="%8."/>
-      <w:lvlJc w:val="left"/>
-      <w:pPr>
-        <w:tabs>
-          <w:tab w:val="num" w:pos="5760"/>
-        </w:tabs>
-        <w:ind w:left="5760" w:hanging="360"/>
-      </w:pPr>
-    </w:lvl>
-    <w:lvl w:ilvl="8" w:tentative="1">
-      <w:start w:val="1"/>
-      <w:numFmt w:val="decimal"/>
-      <w:lvlText w:val="%9."/>
-      <w:lvlJc w:val="left"/>
-      <w:pPr>
-        <w:tabs>
-          <w:tab w:val="num" w:pos="6480"/>
-        </w:tabs>
-        <w:ind w:left="6480" w:hanging="360"/>
-      </w:pPr>
-    </w:lvl>
-  </w:abstractNum>
-  <w:abstractNum w:abstractNumId="16" w15:restartNumberingAfterBreak="0">
-    <w:nsid w:val="23912272"/>
-    <w:multiLevelType w:val="multilevel"/>
-    <w:tmpl w:val="4D66A300"/>
-    <w:lvl w:ilvl="0">
-      <w:start w:val="1"/>
-      <w:numFmt w:val="bullet"/>
-      <w:lvlText w:val=""/>
-      <w:lvlJc w:val="left"/>
-      <w:pPr>
-        <w:tabs>
-          <w:tab w:val="num" w:pos="720"/>
-        </w:tabs>
-        <w:ind w:left="720" w:hanging="360"/>
-      </w:pPr>
-      <w:rPr>
-        <w:rFonts w:ascii="Symbol" w:hAnsi="Symbol" w:hint="default"/>
-        <w:sz w:val="20"/>
-      </w:rPr>
-    </w:lvl>
-    <w:lvl w:ilvl="1" w:tentative="1">
-      <w:start w:val="1"/>
-      <w:numFmt w:val="bullet"/>
-      <w:lvlText w:val="o"/>
-      <w:lvlJc w:val="left"/>
-      <w:pPr>
-        <w:tabs>
-          <w:tab w:val="num" w:pos="1440"/>
-        </w:tabs>
-        <w:ind w:left="1440" w:hanging="360"/>
-      </w:pPr>
-      <w:rPr>
-        <w:rFonts w:ascii="Courier New" w:hAnsi="Courier New" w:hint="default"/>
-        <w:sz w:val="20"/>
-      </w:rPr>
-    </w:lvl>
-    <w:lvl w:ilvl="2" w:tentative="1">
-      <w:start w:val="1"/>
-      <w:numFmt w:val="bullet"/>
-      <w:lvlText w:val=""/>
-      <w:lvlJc w:val="left"/>
-      <w:pPr>
-        <w:tabs>
-          <w:tab w:val="num" w:pos="2160"/>
-        </w:tabs>
-        <w:ind w:left="2160" w:hanging="360"/>
-      </w:pPr>
-      <w:rPr>
-        <w:rFonts w:ascii="Wingdings" w:hAnsi="Wingdings" w:hint="default"/>
-        <w:sz w:val="20"/>
-      </w:rPr>
-    </w:lvl>
-    <w:lvl w:ilvl="3" w:tentative="1">
-      <w:start w:val="1"/>
-      <w:numFmt w:val="bullet"/>
-      <w:lvlText w:val=""/>
-      <w:lvlJc w:val="left"/>
-      <w:pPr>
-        <w:tabs>
-          <w:tab w:val="num" w:pos="2880"/>
-        </w:tabs>
-        <w:ind w:left="2880" w:hanging="360"/>
-      </w:pPr>
-      <w:rPr>
-        <w:rFonts w:ascii="Wingdings" w:hAnsi="Wingdings" w:hint="default"/>
-        <w:sz w:val="20"/>
-      </w:rPr>
-    </w:lvl>
-    <w:lvl w:ilvl="4" w:tentative="1">
-      <w:start w:val="1"/>
-      <w:numFmt w:val="bullet"/>
-      <w:lvlText w:val=""/>
-      <w:lvlJc w:val="left"/>
-      <w:pPr>
-        <w:tabs>
-          <w:tab w:val="num" w:pos="3600"/>
-        </w:tabs>
-        <w:ind w:left="3600" w:hanging="360"/>
-      </w:pPr>
-      <w:rPr>
-        <w:rFonts w:ascii="Wingdings" w:hAnsi="Wingdings" w:hint="default"/>
-        <w:sz w:val="20"/>
-      </w:rPr>
-    </w:lvl>
-    <w:lvl w:ilvl="5" w:tentative="1">
-      <w:start w:val="1"/>
-      <w:numFmt w:val="bullet"/>
-      <w:lvlText w:val=""/>
-      <w:lvlJc w:val="left"/>
-      <w:pPr>
-        <w:tabs>
-          <w:tab w:val="num" w:pos="4320"/>
-        </w:tabs>
-        <w:ind w:left="4320" w:hanging="360"/>
-      </w:pPr>
-      <w:rPr>
-        <w:rFonts w:ascii="Wingdings" w:hAnsi="Wingdings" w:hint="default"/>
-        <w:sz w:val="20"/>
-      </w:rPr>
-    </w:lvl>
-    <w:lvl w:ilvl="6" w:tentative="1">
-      <w:start w:val="1"/>
-      <w:numFmt w:val="bullet"/>
-      <w:lvlText w:val=""/>
-      <w:lvlJc w:val="left"/>
-      <w:pPr>
-        <w:tabs>
-          <w:tab w:val="num" w:pos="5040"/>
-        </w:tabs>
-        <w:ind w:left="5040" w:hanging="360"/>
-      </w:pPr>
-      <w:rPr>
-        <w:rFonts w:ascii="Wingdings" w:hAnsi="Wingdings" w:hint="default"/>
-        <w:sz w:val="20"/>
-      </w:rPr>
-    </w:lvl>
-    <w:lvl w:ilvl="7" w:tentative="1">
-      <w:start w:val="1"/>
-      <w:numFmt w:val="bullet"/>
-      <w:lvlText w:val=""/>
-      <w:lvlJc w:val="left"/>
-      <w:pPr>
-        <w:tabs>
-          <w:tab w:val="num" w:pos="5760"/>
-        </w:tabs>
-        <w:ind w:left="5760" w:hanging="360"/>
-      </w:pPr>
-      <w:rPr>
-        <w:rFonts w:ascii="Wingdings" w:hAnsi="Wingdings" w:hint="default"/>
-        <w:sz w:val="20"/>
-      </w:rPr>
-    </w:lvl>
-    <w:lvl w:ilvl="8" w:tentative="1">
-      <w:start w:val="1"/>
-      <w:numFmt w:val="bullet"/>
-      <w:lvlText w:val=""/>
-      <w:lvlJc w:val="left"/>
-      <w:pPr>
-        <w:tabs>
-          <w:tab w:val="num" w:pos="6480"/>
-        </w:tabs>
-        <w:ind w:left="6480" w:hanging="360"/>
-      </w:pPr>
-      <w:rPr>
-        <w:rFonts w:ascii="Wingdings" w:hAnsi="Wingdings" w:hint="default"/>
-        <w:sz w:val="20"/>
-      </w:rPr>
-    </w:lvl>
-  </w:abstractNum>
-  <w:abstractNum w:abstractNumId="17" w15:restartNumberingAfterBreak="0">
+  <w:abstractNum w:abstractNumId="3" w15:restartNumberingAfterBreak="0">
     <w:nsid w:val="27FB7ACC"/>
     <w:multiLevelType w:val="multilevel"/>
     <w:tmpl w:val="4ED4A558"/>
@@ -10508,418 +8258,7 @@
       </w:rPr>
     </w:lvl>
   </w:abstractNum>
-  <w:abstractNum w:abstractNumId="18" w15:restartNumberingAfterBreak="0">
-    <w:nsid w:val="28ED36FA"/>
-    <w:multiLevelType w:val="multilevel"/>
-    <w:tmpl w:val="BC081906"/>
-    <w:lvl w:ilvl="0">
-      <w:start w:val="1"/>
-      <w:numFmt w:val="bullet"/>
-      <w:lvlText w:val=""/>
-      <w:lvlJc w:val="left"/>
-      <w:pPr>
-        <w:tabs>
-          <w:tab w:val="num" w:pos="720"/>
-        </w:tabs>
-        <w:ind w:left="720" w:hanging="360"/>
-      </w:pPr>
-      <w:rPr>
-        <w:rFonts w:ascii="Symbol" w:hAnsi="Symbol" w:hint="default"/>
-        <w:sz w:val="20"/>
-      </w:rPr>
-    </w:lvl>
-    <w:lvl w:ilvl="1" w:tentative="1">
-      <w:start w:val="1"/>
-      <w:numFmt w:val="bullet"/>
-      <w:lvlText w:val="o"/>
-      <w:lvlJc w:val="left"/>
-      <w:pPr>
-        <w:tabs>
-          <w:tab w:val="num" w:pos="1440"/>
-        </w:tabs>
-        <w:ind w:left="1440" w:hanging="360"/>
-      </w:pPr>
-      <w:rPr>
-        <w:rFonts w:ascii="Courier New" w:hAnsi="Courier New" w:hint="default"/>
-        <w:sz w:val="20"/>
-      </w:rPr>
-    </w:lvl>
-    <w:lvl w:ilvl="2" w:tentative="1">
-      <w:start w:val="1"/>
-      <w:numFmt w:val="bullet"/>
-      <w:lvlText w:val=""/>
-      <w:lvlJc w:val="left"/>
-      <w:pPr>
-        <w:tabs>
-          <w:tab w:val="num" w:pos="2160"/>
-        </w:tabs>
-        <w:ind w:left="2160" w:hanging="360"/>
-      </w:pPr>
-      <w:rPr>
-        <w:rFonts w:ascii="Wingdings" w:hAnsi="Wingdings" w:hint="default"/>
-        <w:sz w:val="20"/>
-      </w:rPr>
-    </w:lvl>
-    <w:lvl w:ilvl="3" w:tentative="1">
-      <w:start w:val="1"/>
-      <w:numFmt w:val="bullet"/>
-      <w:lvlText w:val=""/>
-      <w:lvlJc w:val="left"/>
-      <w:pPr>
-        <w:tabs>
-          <w:tab w:val="num" w:pos="2880"/>
-        </w:tabs>
-        <w:ind w:left="2880" w:hanging="360"/>
-      </w:pPr>
-      <w:rPr>
-        <w:rFonts w:ascii="Wingdings" w:hAnsi="Wingdings" w:hint="default"/>
-        <w:sz w:val="20"/>
-      </w:rPr>
-    </w:lvl>
-    <w:lvl w:ilvl="4" w:tentative="1">
-      <w:start w:val="1"/>
-      <w:numFmt w:val="bullet"/>
-      <w:lvlText w:val=""/>
-      <w:lvlJc w:val="left"/>
-      <w:pPr>
-        <w:tabs>
-          <w:tab w:val="num" w:pos="3600"/>
-        </w:tabs>
-        <w:ind w:left="3600" w:hanging="360"/>
-      </w:pPr>
-      <w:rPr>
-        <w:rFonts w:ascii="Wingdings" w:hAnsi="Wingdings" w:hint="default"/>
-        <w:sz w:val="20"/>
-      </w:rPr>
-    </w:lvl>
-    <w:lvl w:ilvl="5" w:tentative="1">
-      <w:start w:val="1"/>
-      <w:numFmt w:val="bullet"/>
-      <w:lvlText w:val=""/>
-      <w:lvlJc w:val="left"/>
-      <w:pPr>
-        <w:tabs>
-          <w:tab w:val="num" w:pos="4320"/>
-        </w:tabs>
-        <w:ind w:left="4320" w:hanging="360"/>
-      </w:pPr>
-      <w:rPr>
-        <w:rFonts w:ascii="Wingdings" w:hAnsi="Wingdings" w:hint="default"/>
-        <w:sz w:val="20"/>
-      </w:rPr>
-    </w:lvl>
-    <w:lvl w:ilvl="6" w:tentative="1">
-      <w:start w:val="1"/>
-      <w:numFmt w:val="bullet"/>
-      <w:lvlText w:val=""/>
-      <w:lvlJc w:val="left"/>
-      <w:pPr>
-        <w:tabs>
-          <w:tab w:val="num" w:pos="5040"/>
-        </w:tabs>
-        <w:ind w:left="5040" w:hanging="360"/>
-      </w:pPr>
-      <w:rPr>
-        <w:rFonts w:ascii="Wingdings" w:hAnsi="Wingdings" w:hint="default"/>
-        <w:sz w:val="20"/>
-      </w:rPr>
-    </w:lvl>
-    <w:lvl w:ilvl="7" w:tentative="1">
-      <w:start w:val="1"/>
-      <w:numFmt w:val="bullet"/>
-      <w:lvlText w:val=""/>
-      <w:lvlJc w:val="left"/>
-      <w:pPr>
-        <w:tabs>
-          <w:tab w:val="num" w:pos="5760"/>
-        </w:tabs>
-        <w:ind w:left="5760" w:hanging="360"/>
-      </w:pPr>
-      <w:rPr>
-        <w:rFonts w:ascii="Wingdings" w:hAnsi="Wingdings" w:hint="default"/>
-        <w:sz w:val="20"/>
-      </w:rPr>
-    </w:lvl>
-    <w:lvl w:ilvl="8" w:tentative="1">
-      <w:start w:val="1"/>
-      <w:numFmt w:val="bullet"/>
-      <w:lvlText w:val=""/>
-      <w:lvlJc w:val="left"/>
-      <w:pPr>
-        <w:tabs>
-          <w:tab w:val="num" w:pos="6480"/>
-        </w:tabs>
-        <w:ind w:left="6480" w:hanging="360"/>
-      </w:pPr>
-      <w:rPr>
-        <w:rFonts w:ascii="Wingdings" w:hAnsi="Wingdings" w:hint="default"/>
-        <w:sz w:val="20"/>
-      </w:rPr>
-    </w:lvl>
-  </w:abstractNum>
-  <w:abstractNum w:abstractNumId="19" w15:restartNumberingAfterBreak="0">
-    <w:nsid w:val="299C0645"/>
-    <w:multiLevelType w:val="multilevel"/>
-    <w:tmpl w:val="44D62B34"/>
-    <w:lvl w:ilvl="0">
-      <w:start w:val="1"/>
-      <w:numFmt w:val="bullet"/>
-      <w:lvlText w:val=""/>
-      <w:lvlJc w:val="left"/>
-      <w:pPr>
-        <w:tabs>
-          <w:tab w:val="num" w:pos="720"/>
-        </w:tabs>
-        <w:ind w:left="720" w:hanging="360"/>
-      </w:pPr>
-      <w:rPr>
-        <w:rFonts w:ascii="Symbol" w:hAnsi="Symbol" w:hint="default"/>
-        <w:sz w:val="20"/>
-      </w:rPr>
-    </w:lvl>
-    <w:lvl w:ilvl="1" w:tentative="1">
-      <w:start w:val="1"/>
-      <w:numFmt w:val="bullet"/>
-      <w:lvlText w:val="o"/>
-      <w:lvlJc w:val="left"/>
-      <w:pPr>
-        <w:tabs>
-          <w:tab w:val="num" w:pos="1440"/>
-        </w:tabs>
-        <w:ind w:left="1440" w:hanging="360"/>
-      </w:pPr>
-      <w:rPr>
-        <w:rFonts w:ascii="Courier New" w:hAnsi="Courier New" w:hint="default"/>
-        <w:sz w:val="20"/>
-      </w:rPr>
-    </w:lvl>
-    <w:lvl w:ilvl="2" w:tentative="1">
-      <w:start w:val="1"/>
-      <w:numFmt w:val="bullet"/>
-      <w:lvlText w:val=""/>
-      <w:lvlJc w:val="left"/>
-      <w:pPr>
-        <w:tabs>
-          <w:tab w:val="num" w:pos="2160"/>
-        </w:tabs>
-        <w:ind w:left="2160" w:hanging="360"/>
-      </w:pPr>
-      <w:rPr>
-        <w:rFonts w:ascii="Wingdings" w:hAnsi="Wingdings" w:hint="default"/>
-        <w:sz w:val="20"/>
-      </w:rPr>
-    </w:lvl>
-    <w:lvl w:ilvl="3" w:tentative="1">
-      <w:start w:val="1"/>
-      <w:numFmt w:val="bullet"/>
-      <w:lvlText w:val=""/>
-      <w:lvlJc w:val="left"/>
-      <w:pPr>
-        <w:tabs>
-          <w:tab w:val="num" w:pos="2880"/>
-        </w:tabs>
-        <w:ind w:left="2880" w:hanging="360"/>
-      </w:pPr>
-      <w:rPr>
-        <w:rFonts w:ascii="Wingdings" w:hAnsi="Wingdings" w:hint="default"/>
-        <w:sz w:val="20"/>
-      </w:rPr>
-    </w:lvl>
-    <w:lvl w:ilvl="4" w:tentative="1">
-      <w:start w:val="1"/>
-      <w:numFmt w:val="bullet"/>
-      <w:lvlText w:val=""/>
-      <w:lvlJc w:val="left"/>
-      <w:pPr>
-        <w:tabs>
-          <w:tab w:val="num" w:pos="3600"/>
-        </w:tabs>
-        <w:ind w:left="3600" w:hanging="360"/>
-      </w:pPr>
-      <w:rPr>
-        <w:rFonts w:ascii="Wingdings" w:hAnsi="Wingdings" w:hint="default"/>
-        <w:sz w:val="20"/>
-      </w:rPr>
-    </w:lvl>
-    <w:lvl w:ilvl="5" w:tentative="1">
-      <w:start w:val="1"/>
-      <w:numFmt w:val="bullet"/>
-      <w:lvlText w:val=""/>
-      <w:lvlJc w:val="left"/>
-      <w:pPr>
-        <w:tabs>
-          <w:tab w:val="num" w:pos="4320"/>
-        </w:tabs>
-        <w:ind w:left="4320" w:hanging="360"/>
-      </w:pPr>
-      <w:rPr>
-        <w:rFonts w:ascii="Wingdings" w:hAnsi="Wingdings" w:hint="default"/>
-        <w:sz w:val="20"/>
-      </w:rPr>
-    </w:lvl>
-    <w:lvl w:ilvl="6" w:tentative="1">
-      <w:start w:val="1"/>
-      <w:numFmt w:val="bullet"/>
-      <w:lvlText w:val=""/>
-      <w:lvlJc w:val="left"/>
-      <w:pPr>
-        <w:tabs>
-          <w:tab w:val="num" w:pos="5040"/>
-        </w:tabs>
-        <w:ind w:left="5040" w:hanging="360"/>
-      </w:pPr>
-      <w:rPr>
-        <w:rFonts w:ascii="Wingdings" w:hAnsi="Wingdings" w:hint="default"/>
-        <w:sz w:val="20"/>
-      </w:rPr>
-    </w:lvl>
-    <w:lvl w:ilvl="7" w:tentative="1">
-      <w:start w:val="1"/>
-      <w:numFmt w:val="bullet"/>
-      <w:lvlText w:val=""/>
-      <w:lvlJc w:val="left"/>
-      <w:pPr>
-        <w:tabs>
-          <w:tab w:val="num" w:pos="5760"/>
-        </w:tabs>
-        <w:ind w:left="5760" w:hanging="360"/>
-      </w:pPr>
-      <w:rPr>
-        <w:rFonts w:ascii="Wingdings" w:hAnsi="Wingdings" w:hint="default"/>
-        <w:sz w:val="20"/>
-      </w:rPr>
-    </w:lvl>
-    <w:lvl w:ilvl="8" w:tentative="1">
-      <w:start w:val="1"/>
-      <w:numFmt w:val="bullet"/>
-      <w:lvlText w:val=""/>
-      <w:lvlJc w:val="left"/>
-      <w:pPr>
-        <w:tabs>
-          <w:tab w:val="num" w:pos="6480"/>
-        </w:tabs>
-        <w:ind w:left="6480" w:hanging="360"/>
-      </w:pPr>
-      <w:rPr>
-        <w:rFonts w:ascii="Wingdings" w:hAnsi="Wingdings" w:hint="default"/>
-        <w:sz w:val="20"/>
-      </w:rPr>
-    </w:lvl>
-  </w:abstractNum>
-  <w:abstractNum w:abstractNumId="20" w15:restartNumberingAfterBreak="0">
-    <w:nsid w:val="2BFA628B"/>
-    <w:multiLevelType w:val="multilevel"/>
-    <w:tmpl w:val="56D6A3A8"/>
-    <w:lvl w:ilvl="0">
-      <w:start w:val="1"/>
-      <w:numFmt w:val="decimal"/>
-      <w:lvlText w:val="%1."/>
-      <w:lvlJc w:val="left"/>
-      <w:pPr>
-        <w:tabs>
-          <w:tab w:val="num" w:pos="720"/>
-        </w:tabs>
-        <w:ind w:left="720" w:hanging="360"/>
-      </w:pPr>
-    </w:lvl>
-    <w:lvl w:ilvl="1" w:tentative="1">
-      <w:start w:val="1"/>
-      <w:numFmt w:val="decimal"/>
-      <w:lvlText w:val="%2."/>
-      <w:lvlJc w:val="left"/>
-      <w:pPr>
-        <w:tabs>
-          <w:tab w:val="num" w:pos="1440"/>
-        </w:tabs>
-        <w:ind w:left="1440" w:hanging="360"/>
-      </w:pPr>
-    </w:lvl>
-    <w:lvl w:ilvl="2" w:tentative="1">
-      <w:start w:val="1"/>
-      <w:numFmt w:val="decimal"/>
-      <w:lvlText w:val="%3."/>
-      <w:lvlJc w:val="left"/>
-      <w:pPr>
-        <w:tabs>
-          <w:tab w:val="num" w:pos="2160"/>
-        </w:tabs>
-        <w:ind w:left="2160" w:hanging="360"/>
-      </w:pPr>
-    </w:lvl>
-    <w:lvl w:ilvl="3" w:tentative="1">
-      <w:start w:val="1"/>
-      <w:numFmt w:val="decimal"/>
-      <w:lvlText w:val="%4."/>
-      <w:lvlJc w:val="left"/>
-      <w:pPr>
-        <w:tabs>
-          <w:tab w:val="num" w:pos="2880"/>
-        </w:tabs>
-        <w:ind w:left="2880" w:hanging="360"/>
-      </w:pPr>
-    </w:lvl>
-    <w:lvl w:ilvl="4" w:tentative="1">
-      <w:start w:val="1"/>
-      <w:numFmt w:val="decimal"/>
-      <w:lvlText w:val="%5."/>
-      <w:lvlJc w:val="left"/>
-      <w:pPr>
-        <w:tabs>
-          <w:tab w:val="num" w:pos="3600"/>
-        </w:tabs>
-        <w:ind w:left="3600" w:hanging="360"/>
-      </w:pPr>
-    </w:lvl>
-    <w:lvl w:ilvl="5" w:tentative="1">
-      <w:start w:val="1"/>
-      <w:numFmt w:val="decimal"/>
-      <w:lvlText w:val="%6."/>
-      <w:lvlJc w:val="left"/>
-      <w:pPr>
-        <w:tabs>
-          <w:tab w:val="num" w:pos="4320"/>
-        </w:tabs>
-        <w:ind w:left="4320" w:hanging="360"/>
-      </w:pPr>
-    </w:lvl>
-    <w:lvl w:ilvl="6" w:tentative="1">
-      <w:start w:val="1"/>
-      <w:numFmt w:val="decimal"/>
-      <w:lvlText w:val="%7."/>
-      <w:lvlJc w:val="left"/>
-      <w:pPr>
-        <w:tabs>
-          <w:tab w:val="num" w:pos="5040"/>
-        </w:tabs>
-        <w:ind w:left="5040" w:hanging="360"/>
-      </w:pPr>
-    </w:lvl>
-    <w:lvl w:ilvl="7" w:tentative="1">
-      <w:start w:val="1"/>
-      <w:numFmt w:val="decimal"/>
-      <w:lvlText w:val="%8."/>
-      <w:lvlJc w:val="left"/>
-      <w:pPr>
-        <w:tabs>
-          <w:tab w:val="num" w:pos="5760"/>
-        </w:tabs>
-        <w:ind w:left="5760" w:hanging="360"/>
-      </w:pPr>
-    </w:lvl>
-    <w:lvl w:ilvl="8" w:tentative="1">
-      <w:start w:val="1"/>
-      <w:numFmt w:val="decimal"/>
-      <w:lvlText w:val="%9."/>
-      <w:lvlJc w:val="left"/>
-      <w:pPr>
-        <w:tabs>
-          <w:tab w:val="num" w:pos="6480"/>
-        </w:tabs>
-        <w:ind w:left="6480" w:hanging="360"/>
-      </w:pPr>
-    </w:lvl>
-  </w:abstractNum>
-  <w:abstractNum w:abstractNumId="21" w15:restartNumberingAfterBreak="0">
+  <w:abstractNum w:abstractNumId="4" w15:restartNumberingAfterBreak="0">
     <w:nsid w:val="2C4806AD"/>
     <w:multiLevelType w:val="multilevel"/>
     <w:tmpl w:val="9C864500"/>
@@ -11068,7 +8407,7 @@
       </w:rPr>
     </w:lvl>
   </w:abstractNum>
-  <w:abstractNum w:abstractNumId="22" w15:restartNumberingAfterBreak="0">
+  <w:abstractNum w:abstractNumId="5" w15:restartNumberingAfterBreak="0">
     <w:nsid w:val="31C214DC"/>
     <w:multiLevelType w:val="hybridMultilevel"/>
     <w:tmpl w:val="E99E1788"/>
@@ -11181,418 +8520,7 @@
       </w:rPr>
     </w:lvl>
   </w:abstractNum>
-  <w:abstractNum w:abstractNumId="23" w15:restartNumberingAfterBreak="0">
-    <w:nsid w:val="33515CD0"/>
-    <w:multiLevelType w:val="multilevel"/>
-    <w:tmpl w:val="BF3ABCA4"/>
-    <w:lvl w:ilvl="0">
-      <w:start w:val="1"/>
-      <w:numFmt w:val="decimal"/>
-      <w:lvlText w:val="%1."/>
-      <w:lvlJc w:val="left"/>
-      <w:pPr>
-        <w:tabs>
-          <w:tab w:val="num" w:pos="720"/>
-        </w:tabs>
-        <w:ind w:left="720" w:hanging="360"/>
-      </w:pPr>
-    </w:lvl>
-    <w:lvl w:ilvl="1" w:tentative="1">
-      <w:start w:val="1"/>
-      <w:numFmt w:val="decimal"/>
-      <w:lvlText w:val="%2."/>
-      <w:lvlJc w:val="left"/>
-      <w:pPr>
-        <w:tabs>
-          <w:tab w:val="num" w:pos="1440"/>
-        </w:tabs>
-        <w:ind w:left="1440" w:hanging="360"/>
-      </w:pPr>
-    </w:lvl>
-    <w:lvl w:ilvl="2" w:tentative="1">
-      <w:start w:val="1"/>
-      <w:numFmt w:val="decimal"/>
-      <w:lvlText w:val="%3."/>
-      <w:lvlJc w:val="left"/>
-      <w:pPr>
-        <w:tabs>
-          <w:tab w:val="num" w:pos="2160"/>
-        </w:tabs>
-        <w:ind w:left="2160" w:hanging="360"/>
-      </w:pPr>
-    </w:lvl>
-    <w:lvl w:ilvl="3" w:tentative="1">
-      <w:start w:val="1"/>
-      <w:numFmt w:val="decimal"/>
-      <w:lvlText w:val="%4."/>
-      <w:lvlJc w:val="left"/>
-      <w:pPr>
-        <w:tabs>
-          <w:tab w:val="num" w:pos="2880"/>
-        </w:tabs>
-        <w:ind w:left="2880" w:hanging="360"/>
-      </w:pPr>
-    </w:lvl>
-    <w:lvl w:ilvl="4" w:tentative="1">
-      <w:start w:val="1"/>
-      <w:numFmt w:val="decimal"/>
-      <w:lvlText w:val="%5."/>
-      <w:lvlJc w:val="left"/>
-      <w:pPr>
-        <w:tabs>
-          <w:tab w:val="num" w:pos="3600"/>
-        </w:tabs>
-        <w:ind w:left="3600" w:hanging="360"/>
-      </w:pPr>
-    </w:lvl>
-    <w:lvl w:ilvl="5" w:tentative="1">
-      <w:start w:val="1"/>
-      <w:numFmt w:val="decimal"/>
-      <w:lvlText w:val="%6."/>
-      <w:lvlJc w:val="left"/>
-      <w:pPr>
-        <w:tabs>
-          <w:tab w:val="num" w:pos="4320"/>
-        </w:tabs>
-        <w:ind w:left="4320" w:hanging="360"/>
-      </w:pPr>
-    </w:lvl>
-    <w:lvl w:ilvl="6" w:tentative="1">
-      <w:start w:val="1"/>
-      <w:numFmt w:val="decimal"/>
-      <w:lvlText w:val="%7."/>
-      <w:lvlJc w:val="left"/>
-      <w:pPr>
-        <w:tabs>
-          <w:tab w:val="num" w:pos="5040"/>
-        </w:tabs>
-        <w:ind w:left="5040" w:hanging="360"/>
-      </w:pPr>
-    </w:lvl>
-    <w:lvl w:ilvl="7" w:tentative="1">
-      <w:start w:val="1"/>
-      <w:numFmt w:val="decimal"/>
-      <w:lvlText w:val="%8."/>
-      <w:lvlJc w:val="left"/>
-      <w:pPr>
-        <w:tabs>
-          <w:tab w:val="num" w:pos="5760"/>
-        </w:tabs>
-        <w:ind w:left="5760" w:hanging="360"/>
-      </w:pPr>
-    </w:lvl>
-    <w:lvl w:ilvl="8" w:tentative="1">
-      <w:start w:val="1"/>
-      <w:numFmt w:val="decimal"/>
-      <w:lvlText w:val="%9."/>
-      <w:lvlJc w:val="left"/>
-      <w:pPr>
-        <w:tabs>
-          <w:tab w:val="num" w:pos="6480"/>
-        </w:tabs>
-        <w:ind w:left="6480" w:hanging="360"/>
-      </w:pPr>
-    </w:lvl>
-  </w:abstractNum>
-  <w:abstractNum w:abstractNumId="24" w15:restartNumberingAfterBreak="0">
-    <w:nsid w:val="33D1099B"/>
-    <w:multiLevelType w:val="multilevel"/>
-    <w:tmpl w:val="6062EF78"/>
-    <w:lvl w:ilvl="0">
-      <w:start w:val="1"/>
-      <w:numFmt w:val="bullet"/>
-      <w:lvlText w:val=""/>
-      <w:lvlJc w:val="left"/>
-      <w:pPr>
-        <w:tabs>
-          <w:tab w:val="num" w:pos="720"/>
-        </w:tabs>
-        <w:ind w:left="720" w:hanging="360"/>
-      </w:pPr>
-      <w:rPr>
-        <w:rFonts w:ascii="Symbol" w:hAnsi="Symbol" w:hint="default"/>
-        <w:sz w:val="20"/>
-      </w:rPr>
-    </w:lvl>
-    <w:lvl w:ilvl="1" w:tentative="1">
-      <w:start w:val="1"/>
-      <w:numFmt w:val="bullet"/>
-      <w:lvlText w:val="o"/>
-      <w:lvlJc w:val="left"/>
-      <w:pPr>
-        <w:tabs>
-          <w:tab w:val="num" w:pos="1440"/>
-        </w:tabs>
-        <w:ind w:left="1440" w:hanging="360"/>
-      </w:pPr>
-      <w:rPr>
-        <w:rFonts w:ascii="Courier New" w:hAnsi="Courier New" w:hint="default"/>
-        <w:sz w:val="20"/>
-      </w:rPr>
-    </w:lvl>
-    <w:lvl w:ilvl="2" w:tentative="1">
-      <w:start w:val="1"/>
-      <w:numFmt w:val="bullet"/>
-      <w:lvlText w:val=""/>
-      <w:lvlJc w:val="left"/>
-      <w:pPr>
-        <w:tabs>
-          <w:tab w:val="num" w:pos="2160"/>
-        </w:tabs>
-        <w:ind w:left="2160" w:hanging="360"/>
-      </w:pPr>
-      <w:rPr>
-        <w:rFonts w:ascii="Wingdings" w:hAnsi="Wingdings" w:hint="default"/>
-        <w:sz w:val="20"/>
-      </w:rPr>
-    </w:lvl>
-    <w:lvl w:ilvl="3" w:tentative="1">
-      <w:start w:val="1"/>
-      <w:numFmt w:val="bullet"/>
-      <w:lvlText w:val=""/>
-      <w:lvlJc w:val="left"/>
-      <w:pPr>
-        <w:tabs>
-          <w:tab w:val="num" w:pos="2880"/>
-        </w:tabs>
-        <w:ind w:left="2880" w:hanging="360"/>
-      </w:pPr>
-      <w:rPr>
-        <w:rFonts w:ascii="Wingdings" w:hAnsi="Wingdings" w:hint="default"/>
-        <w:sz w:val="20"/>
-      </w:rPr>
-    </w:lvl>
-    <w:lvl w:ilvl="4" w:tentative="1">
-      <w:start w:val="1"/>
-      <w:numFmt w:val="bullet"/>
-      <w:lvlText w:val=""/>
-      <w:lvlJc w:val="left"/>
-      <w:pPr>
-        <w:tabs>
-          <w:tab w:val="num" w:pos="3600"/>
-        </w:tabs>
-        <w:ind w:left="3600" w:hanging="360"/>
-      </w:pPr>
-      <w:rPr>
-        <w:rFonts w:ascii="Wingdings" w:hAnsi="Wingdings" w:hint="default"/>
-        <w:sz w:val="20"/>
-      </w:rPr>
-    </w:lvl>
-    <w:lvl w:ilvl="5" w:tentative="1">
-      <w:start w:val="1"/>
-      <w:numFmt w:val="bullet"/>
-      <w:lvlText w:val=""/>
-      <w:lvlJc w:val="left"/>
-      <w:pPr>
-        <w:tabs>
-          <w:tab w:val="num" w:pos="4320"/>
-        </w:tabs>
-        <w:ind w:left="4320" w:hanging="360"/>
-      </w:pPr>
-      <w:rPr>
-        <w:rFonts w:ascii="Wingdings" w:hAnsi="Wingdings" w:hint="default"/>
-        <w:sz w:val="20"/>
-      </w:rPr>
-    </w:lvl>
-    <w:lvl w:ilvl="6" w:tentative="1">
-      <w:start w:val="1"/>
-      <w:numFmt w:val="bullet"/>
-      <w:lvlText w:val=""/>
-      <w:lvlJc w:val="left"/>
-      <w:pPr>
-        <w:tabs>
-          <w:tab w:val="num" w:pos="5040"/>
-        </w:tabs>
-        <w:ind w:left="5040" w:hanging="360"/>
-      </w:pPr>
-      <w:rPr>
-        <w:rFonts w:ascii="Wingdings" w:hAnsi="Wingdings" w:hint="default"/>
-        <w:sz w:val="20"/>
-      </w:rPr>
-    </w:lvl>
-    <w:lvl w:ilvl="7" w:tentative="1">
-      <w:start w:val="1"/>
-      <w:numFmt w:val="bullet"/>
-      <w:lvlText w:val=""/>
-      <w:lvlJc w:val="left"/>
-      <w:pPr>
-        <w:tabs>
-          <w:tab w:val="num" w:pos="5760"/>
-        </w:tabs>
-        <w:ind w:left="5760" w:hanging="360"/>
-      </w:pPr>
-      <w:rPr>
-        <w:rFonts w:ascii="Wingdings" w:hAnsi="Wingdings" w:hint="default"/>
-        <w:sz w:val="20"/>
-      </w:rPr>
-    </w:lvl>
-    <w:lvl w:ilvl="8" w:tentative="1">
-      <w:start w:val="1"/>
-      <w:numFmt w:val="bullet"/>
-      <w:lvlText w:val=""/>
-      <w:lvlJc w:val="left"/>
-      <w:pPr>
-        <w:tabs>
-          <w:tab w:val="num" w:pos="6480"/>
-        </w:tabs>
-        <w:ind w:left="6480" w:hanging="360"/>
-      </w:pPr>
-      <w:rPr>
-        <w:rFonts w:ascii="Wingdings" w:hAnsi="Wingdings" w:hint="default"/>
-        <w:sz w:val="20"/>
-      </w:rPr>
-    </w:lvl>
-  </w:abstractNum>
-  <w:abstractNum w:abstractNumId="25" w15:restartNumberingAfterBreak="0">
-    <w:nsid w:val="34F84B3A"/>
-    <w:multiLevelType w:val="multilevel"/>
-    <w:tmpl w:val="88B05C56"/>
-    <w:lvl w:ilvl="0">
-      <w:start w:val="1"/>
-      <w:numFmt w:val="bullet"/>
-      <w:lvlText w:val=""/>
-      <w:lvlJc w:val="left"/>
-      <w:pPr>
-        <w:tabs>
-          <w:tab w:val="num" w:pos="720"/>
-        </w:tabs>
-        <w:ind w:left="720" w:hanging="360"/>
-      </w:pPr>
-      <w:rPr>
-        <w:rFonts w:ascii="Symbol" w:hAnsi="Symbol" w:hint="default"/>
-        <w:sz w:val="20"/>
-      </w:rPr>
-    </w:lvl>
-    <w:lvl w:ilvl="1" w:tentative="1">
-      <w:start w:val="1"/>
-      <w:numFmt w:val="bullet"/>
-      <w:lvlText w:val="o"/>
-      <w:lvlJc w:val="left"/>
-      <w:pPr>
-        <w:tabs>
-          <w:tab w:val="num" w:pos="1440"/>
-        </w:tabs>
-        <w:ind w:left="1440" w:hanging="360"/>
-      </w:pPr>
-      <w:rPr>
-        <w:rFonts w:ascii="Courier New" w:hAnsi="Courier New" w:hint="default"/>
-        <w:sz w:val="20"/>
-      </w:rPr>
-    </w:lvl>
-    <w:lvl w:ilvl="2" w:tentative="1">
-      <w:start w:val="1"/>
-      <w:numFmt w:val="bullet"/>
-      <w:lvlText w:val=""/>
-      <w:lvlJc w:val="left"/>
-      <w:pPr>
-        <w:tabs>
-          <w:tab w:val="num" w:pos="2160"/>
-        </w:tabs>
-        <w:ind w:left="2160" w:hanging="360"/>
-      </w:pPr>
-      <w:rPr>
-        <w:rFonts w:ascii="Wingdings" w:hAnsi="Wingdings" w:hint="default"/>
-        <w:sz w:val="20"/>
-      </w:rPr>
-    </w:lvl>
-    <w:lvl w:ilvl="3" w:tentative="1">
-      <w:start w:val="1"/>
-      <w:numFmt w:val="bullet"/>
-      <w:lvlText w:val=""/>
-      <w:lvlJc w:val="left"/>
-      <w:pPr>
-        <w:tabs>
-          <w:tab w:val="num" w:pos="2880"/>
-        </w:tabs>
-        <w:ind w:left="2880" w:hanging="360"/>
-      </w:pPr>
-      <w:rPr>
-        <w:rFonts w:ascii="Wingdings" w:hAnsi="Wingdings" w:hint="default"/>
-        <w:sz w:val="20"/>
-      </w:rPr>
-    </w:lvl>
-    <w:lvl w:ilvl="4" w:tentative="1">
-      <w:start w:val="1"/>
-      <w:numFmt w:val="bullet"/>
-      <w:lvlText w:val=""/>
-      <w:lvlJc w:val="left"/>
-      <w:pPr>
-        <w:tabs>
-          <w:tab w:val="num" w:pos="3600"/>
-        </w:tabs>
-        <w:ind w:left="3600" w:hanging="360"/>
-      </w:pPr>
-      <w:rPr>
-        <w:rFonts w:ascii="Wingdings" w:hAnsi="Wingdings" w:hint="default"/>
-        <w:sz w:val="20"/>
-      </w:rPr>
-    </w:lvl>
-    <w:lvl w:ilvl="5" w:tentative="1">
-      <w:start w:val="1"/>
-      <w:numFmt w:val="bullet"/>
-      <w:lvlText w:val=""/>
-      <w:lvlJc w:val="left"/>
-      <w:pPr>
-        <w:tabs>
-          <w:tab w:val="num" w:pos="4320"/>
-        </w:tabs>
-        <w:ind w:left="4320" w:hanging="360"/>
-      </w:pPr>
-      <w:rPr>
-        <w:rFonts w:ascii="Wingdings" w:hAnsi="Wingdings" w:hint="default"/>
-        <w:sz w:val="20"/>
-      </w:rPr>
-    </w:lvl>
-    <w:lvl w:ilvl="6" w:tentative="1">
-      <w:start w:val="1"/>
-      <w:numFmt w:val="bullet"/>
-      <w:lvlText w:val=""/>
-      <w:lvlJc w:val="left"/>
-      <w:pPr>
-        <w:tabs>
-          <w:tab w:val="num" w:pos="5040"/>
-        </w:tabs>
-        <w:ind w:left="5040" w:hanging="360"/>
-      </w:pPr>
-      <w:rPr>
-        <w:rFonts w:ascii="Wingdings" w:hAnsi="Wingdings" w:hint="default"/>
-        <w:sz w:val="20"/>
-      </w:rPr>
-    </w:lvl>
-    <w:lvl w:ilvl="7" w:tentative="1">
-      <w:start w:val="1"/>
-      <w:numFmt w:val="bullet"/>
-      <w:lvlText w:val=""/>
-      <w:lvlJc w:val="left"/>
-      <w:pPr>
-        <w:tabs>
-          <w:tab w:val="num" w:pos="5760"/>
-        </w:tabs>
-        <w:ind w:left="5760" w:hanging="360"/>
-      </w:pPr>
-      <w:rPr>
-        <w:rFonts w:ascii="Wingdings" w:hAnsi="Wingdings" w:hint="default"/>
-        <w:sz w:val="20"/>
-      </w:rPr>
-    </w:lvl>
-    <w:lvl w:ilvl="8" w:tentative="1">
-      <w:start w:val="1"/>
-      <w:numFmt w:val="bullet"/>
-      <w:lvlText w:val=""/>
-      <w:lvlJc w:val="left"/>
-      <w:pPr>
-        <w:tabs>
-          <w:tab w:val="num" w:pos="6480"/>
-        </w:tabs>
-        <w:ind w:left="6480" w:hanging="360"/>
-      </w:pPr>
-      <w:rPr>
-        <w:rFonts w:ascii="Wingdings" w:hAnsi="Wingdings" w:hint="default"/>
-        <w:sz w:val="20"/>
-      </w:rPr>
-    </w:lvl>
-  </w:abstractNum>
-  <w:abstractNum w:abstractNumId="26" w15:restartNumberingAfterBreak="0">
+  <w:abstractNum w:abstractNumId="6" w15:restartNumberingAfterBreak="0">
     <w:nsid w:val="3A3B313D"/>
     <w:multiLevelType w:val="multilevel"/>
     <w:tmpl w:val="60C862E2"/>
@@ -11741,7 +8669,7 @@
       </w:rPr>
     </w:lvl>
   </w:abstractNum>
-  <w:abstractNum w:abstractNumId="27" w15:restartNumberingAfterBreak="0">
+  <w:abstractNum w:abstractNumId="7" w15:restartNumberingAfterBreak="0">
     <w:nsid w:val="3AF1661D"/>
     <w:multiLevelType w:val="hybridMultilevel"/>
     <w:tmpl w:val="75FA5B96"/>
@@ -11827,156 +8755,7 @@
       </w:pPr>
     </w:lvl>
   </w:abstractNum>
-  <w:abstractNum w:abstractNumId="28" w15:restartNumberingAfterBreak="0">
-    <w:nsid w:val="3BA1616A"/>
-    <w:multiLevelType w:val="multilevel"/>
-    <w:tmpl w:val="B824D8A8"/>
-    <w:lvl w:ilvl="0">
-      <w:start w:val="1"/>
-      <w:numFmt w:val="bullet"/>
-      <w:lvlText w:val=""/>
-      <w:lvlJc w:val="left"/>
-      <w:pPr>
-        <w:tabs>
-          <w:tab w:val="num" w:pos="720"/>
-        </w:tabs>
-        <w:ind w:left="720" w:hanging="360"/>
-      </w:pPr>
-      <w:rPr>
-        <w:rFonts w:ascii="Symbol" w:hAnsi="Symbol" w:hint="default"/>
-        <w:sz w:val="20"/>
-      </w:rPr>
-    </w:lvl>
-    <w:lvl w:ilvl="1" w:tentative="1">
-      <w:start w:val="1"/>
-      <w:numFmt w:val="bullet"/>
-      <w:lvlText w:val="o"/>
-      <w:lvlJc w:val="left"/>
-      <w:pPr>
-        <w:tabs>
-          <w:tab w:val="num" w:pos="1440"/>
-        </w:tabs>
-        <w:ind w:left="1440" w:hanging="360"/>
-      </w:pPr>
-      <w:rPr>
-        <w:rFonts w:ascii="Courier New" w:hAnsi="Courier New" w:hint="default"/>
-        <w:sz w:val="20"/>
-      </w:rPr>
-    </w:lvl>
-    <w:lvl w:ilvl="2" w:tentative="1">
-      <w:start w:val="1"/>
-      <w:numFmt w:val="bullet"/>
-      <w:lvlText w:val=""/>
-      <w:lvlJc w:val="left"/>
-      <w:pPr>
-        <w:tabs>
-          <w:tab w:val="num" w:pos="2160"/>
-        </w:tabs>
-        <w:ind w:left="2160" w:hanging="360"/>
-      </w:pPr>
-      <w:rPr>
-        <w:rFonts w:ascii="Wingdings" w:hAnsi="Wingdings" w:hint="default"/>
-        <w:sz w:val="20"/>
-      </w:rPr>
-    </w:lvl>
-    <w:lvl w:ilvl="3" w:tentative="1">
-      <w:start w:val="1"/>
-      <w:numFmt w:val="bullet"/>
-      <w:lvlText w:val=""/>
-      <w:lvlJc w:val="left"/>
-      <w:pPr>
-        <w:tabs>
-          <w:tab w:val="num" w:pos="2880"/>
-        </w:tabs>
-        <w:ind w:left="2880" w:hanging="360"/>
-      </w:pPr>
-      <w:rPr>
-        <w:rFonts w:ascii="Wingdings" w:hAnsi="Wingdings" w:hint="default"/>
-        <w:sz w:val="20"/>
-      </w:rPr>
-    </w:lvl>
-    <w:lvl w:ilvl="4" w:tentative="1">
-      <w:start w:val="1"/>
-      <w:numFmt w:val="bullet"/>
-      <w:lvlText w:val=""/>
-      <w:lvlJc w:val="left"/>
-      <w:pPr>
-        <w:tabs>
-          <w:tab w:val="num" w:pos="3600"/>
-        </w:tabs>
-        <w:ind w:left="3600" w:hanging="360"/>
-      </w:pPr>
-      <w:rPr>
-        <w:rFonts w:ascii="Wingdings" w:hAnsi="Wingdings" w:hint="default"/>
-        <w:sz w:val="20"/>
-      </w:rPr>
-    </w:lvl>
-    <w:lvl w:ilvl="5" w:tentative="1">
-      <w:start w:val="1"/>
-      <w:numFmt w:val="bullet"/>
-      <w:lvlText w:val=""/>
-      <w:lvlJc w:val="left"/>
-      <w:pPr>
-        <w:tabs>
-          <w:tab w:val="num" w:pos="4320"/>
-        </w:tabs>
-        <w:ind w:left="4320" w:hanging="360"/>
-      </w:pPr>
-      <w:rPr>
-        <w:rFonts w:ascii="Wingdings" w:hAnsi="Wingdings" w:hint="default"/>
-        <w:sz w:val="20"/>
-      </w:rPr>
-    </w:lvl>
-    <w:lvl w:ilvl="6" w:tentative="1">
-      <w:start w:val="1"/>
-      <w:numFmt w:val="bullet"/>
-      <w:lvlText w:val=""/>
-      <w:lvlJc w:val="left"/>
-      <w:pPr>
-        <w:tabs>
-          <w:tab w:val="num" w:pos="5040"/>
-        </w:tabs>
-        <w:ind w:left="5040" w:hanging="360"/>
-      </w:pPr>
-      <w:rPr>
-        <w:rFonts w:ascii="Wingdings" w:hAnsi="Wingdings" w:hint="default"/>
-        <w:sz w:val="20"/>
-      </w:rPr>
-    </w:lvl>
-    <w:lvl w:ilvl="7" w:tentative="1">
-      <w:start w:val="1"/>
-      <w:numFmt w:val="bullet"/>
-      <w:lvlText w:val=""/>
-      <w:lvlJc w:val="left"/>
-      <w:pPr>
-        <w:tabs>
-          <w:tab w:val="num" w:pos="5760"/>
-        </w:tabs>
-        <w:ind w:left="5760" w:hanging="360"/>
-      </w:pPr>
-      <w:rPr>
-        <w:rFonts w:ascii="Wingdings" w:hAnsi="Wingdings" w:hint="default"/>
-        <w:sz w:val="20"/>
-      </w:rPr>
-    </w:lvl>
-    <w:lvl w:ilvl="8" w:tentative="1">
-      <w:start w:val="1"/>
-      <w:numFmt w:val="bullet"/>
-      <w:lvlText w:val=""/>
-      <w:lvlJc w:val="left"/>
-      <w:pPr>
-        <w:tabs>
-          <w:tab w:val="num" w:pos="6480"/>
-        </w:tabs>
-        <w:ind w:left="6480" w:hanging="360"/>
-      </w:pPr>
-      <w:rPr>
-        <w:rFonts w:ascii="Wingdings" w:hAnsi="Wingdings" w:hint="default"/>
-        <w:sz w:val="20"/>
-      </w:rPr>
-    </w:lvl>
-  </w:abstractNum>
-  <w:abstractNum w:abstractNumId="29" w15:restartNumberingAfterBreak="0">
+  <w:abstractNum w:abstractNumId="8" w15:restartNumberingAfterBreak="0">
     <w:nsid w:val="3CE306BE"/>
     <w:multiLevelType w:val="multilevel"/>
     <w:tmpl w:val="AAE80D36"/>
@@ -12125,156 +8904,7 @@
       </w:rPr>
     </w:lvl>
   </w:abstractNum>
-  <w:abstractNum w:abstractNumId="30" w15:restartNumberingAfterBreak="0">
-    <w:nsid w:val="3EBA29C3"/>
-    <w:multiLevelType w:val="multilevel"/>
-    <w:tmpl w:val="A8C4EF40"/>
-    <w:lvl w:ilvl="0">
-      <w:start w:val="1"/>
-      <w:numFmt w:val="bullet"/>
-      <w:lvlText w:val=""/>
-      <w:lvlJc w:val="left"/>
-      <w:pPr>
-        <w:tabs>
-          <w:tab w:val="num" w:pos="720"/>
-        </w:tabs>
-        <w:ind w:left="720" w:hanging="360"/>
-      </w:pPr>
-      <w:rPr>
-        <w:rFonts w:ascii="Symbol" w:hAnsi="Symbol" w:hint="default"/>
-        <w:sz w:val="20"/>
-      </w:rPr>
-    </w:lvl>
-    <w:lvl w:ilvl="1" w:tentative="1">
-      <w:start w:val="1"/>
-      <w:numFmt w:val="bullet"/>
-      <w:lvlText w:val="o"/>
-      <w:lvlJc w:val="left"/>
-      <w:pPr>
-        <w:tabs>
-          <w:tab w:val="num" w:pos="1440"/>
-        </w:tabs>
-        <w:ind w:left="1440" w:hanging="360"/>
-      </w:pPr>
-      <w:rPr>
-        <w:rFonts w:ascii="Courier New" w:hAnsi="Courier New" w:hint="default"/>
-        <w:sz w:val="20"/>
-      </w:rPr>
-    </w:lvl>
-    <w:lvl w:ilvl="2" w:tentative="1">
-      <w:start w:val="1"/>
-      <w:numFmt w:val="bullet"/>
-      <w:lvlText w:val=""/>
-      <w:lvlJc w:val="left"/>
-      <w:pPr>
-        <w:tabs>
-          <w:tab w:val="num" w:pos="2160"/>
-        </w:tabs>
-        <w:ind w:left="2160" w:hanging="360"/>
-      </w:pPr>
-      <w:rPr>
-        <w:rFonts w:ascii="Wingdings" w:hAnsi="Wingdings" w:hint="default"/>
-        <w:sz w:val="20"/>
-      </w:rPr>
-    </w:lvl>
-    <w:lvl w:ilvl="3" w:tentative="1">
-      <w:start w:val="1"/>
-      <w:numFmt w:val="bullet"/>
-      <w:lvlText w:val=""/>
-      <w:lvlJc w:val="left"/>
-      <w:pPr>
-        <w:tabs>
-          <w:tab w:val="num" w:pos="2880"/>
-        </w:tabs>
-        <w:ind w:left="2880" w:hanging="360"/>
-      </w:pPr>
-      <w:rPr>
-        <w:rFonts w:ascii="Wingdings" w:hAnsi="Wingdings" w:hint="default"/>
-        <w:sz w:val="20"/>
-      </w:rPr>
-    </w:lvl>
-    <w:lvl w:ilvl="4" w:tentative="1">
-      <w:start w:val="1"/>
-      <w:numFmt w:val="bullet"/>
-      <w:lvlText w:val=""/>
-      <w:lvlJc w:val="left"/>
-      <w:pPr>
-        <w:tabs>
-          <w:tab w:val="num" w:pos="3600"/>
-        </w:tabs>
-        <w:ind w:left="3600" w:hanging="360"/>
-      </w:pPr>
-      <w:rPr>
-        <w:rFonts w:ascii="Wingdings" w:hAnsi="Wingdings" w:hint="default"/>
-        <w:sz w:val="20"/>
-      </w:rPr>
-    </w:lvl>
-    <w:lvl w:ilvl="5" w:tentative="1">
-      <w:start w:val="1"/>
-      <w:numFmt w:val="bullet"/>
-      <w:lvlText w:val=""/>
-      <w:lvlJc w:val="left"/>
-      <w:pPr>
-        <w:tabs>
-          <w:tab w:val="num" w:pos="4320"/>
-        </w:tabs>
-        <w:ind w:left="4320" w:hanging="360"/>
-      </w:pPr>
-      <w:rPr>
-        <w:rFonts w:ascii="Wingdings" w:hAnsi="Wingdings" w:hint="default"/>
-        <w:sz w:val="20"/>
-      </w:rPr>
-    </w:lvl>
-    <w:lvl w:ilvl="6" w:tentative="1">
-      <w:start w:val="1"/>
-      <w:numFmt w:val="bullet"/>
-      <w:lvlText w:val=""/>
-      <w:lvlJc w:val="left"/>
-      <w:pPr>
-        <w:tabs>
-          <w:tab w:val="num" w:pos="5040"/>
-        </w:tabs>
-        <w:ind w:left="5040" w:hanging="360"/>
-      </w:pPr>
-      <w:rPr>
-        <w:rFonts w:ascii="Wingdings" w:hAnsi="Wingdings" w:hint="default"/>
-        <w:sz w:val="20"/>
-      </w:rPr>
-    </w:lvl>
-    <w:lvl w:ilvl="7" w:tentative="1">
-      <w:start w:val="1"/>
-      <w:numFmt w:val="bullet"/>
-      <w:lvlText w:val=""/>
-      <w:lvlJc w:val="left"/>
-      <w:pPr>
-        <w:tabs>
-          <w:tab w:val="num" w:pos="5760"/>
-        </w:tabs>
-        <w:ind w:left="5760" w:hanging="360"/>
-      </w:pPr>
-      <w:rPr>
-        <w:rFonts w:ascii="Wingdings" w:hAnsi="Wingdings" w:hint="default"/>
-        <w:sz w:val="20"/>
-      </w:rPr>
-    </w:lvl>
-    <w:lvl w:ilvl="8" w:tentative="1">
-      <w:start w:val="1"/>
-      <w:numFmt w:val="bullet"/>
-      <w:lvlText w:val=""/>
-      <w:lvlJc w:val="left"/>
-      <w:pPr>
-        <w:tabs>
-          <w:tab w:val="num" w:pos="6480"/>
-        </w:tabs>
-        <w:ind w:left="6480" w:hanging="360"/>
-      </w:pPr>
-      <w:rPr>
-        <w:rFonts w:ascii="Wingdings" w:hAnsi="Wingdings" w:hint="default"/>
-        <w:sz w:val="20"/>
-      </w:rPr>
-    </w:lvl>
-  </w:abstractNum>
-  <w:abstractNum w:abstractNumId="31" w15:restartNumberingAfterBreak="0">
+  <w:abstractNum w:abstractNumId="9" w15:restartNumberingAfterBreak="0">
     <w:nsid w:val="41EF3ABC"/>
     <w:multiLevelType w:val="multilevel"/>
     <w:tmpl w:val="1EB45514"/>
@@ -12423,156 +9053,7 @@
       </w:rPr>
     </w:lvl>
   </w:abstractNum>
-  <w:abstractNum w:abstractNumId="32" w15:restartNumberingAfterBreak="0">
-    <w:nsid w:val="42916FCB"/>
-    <w:multiLevelType w:val="multilevel"/>
-    <w:tmpl w:val="F81CE03C"/>
-    <w:lvl w:ilvl="0">
-      <w:start w:val="1"/>
-      <w:numFmt w:val="bullet"/>
-      <w:lvlText w:val=""/>
-      <w:lvlJc w:val="left"/>
-      <w:pPr>
-        <w:tabs>
-          <w:tab w:val="num" w:pos="720"/>
-        </w:tabs>
-        <w:ind w:left="720" w:hanging="360"/>
-      </w:pPr>
-      <w:rPr>
-        <w:rFonts w:ascii="Symbol" w:hAnsi="Symbol" w:hint="default"/>
-        <w:sz w:val="20"/>
-      </w:rPr>
-    </w:lvl>
-    <w:lvl w:ilvl="1" w:tentative="1">
-      <w:start w:val="1"/>
-      <w:numFmt w:val="bullet"/>
-      <w:lvlText w:val="o"/>
-      <w:lvlJc w:val="left"/>
-      <w:pPr>
-        <w:tabs>
-          <w:tab w:val="num" w:pos="1440"/>
-        </w:tabs>
-        <w:ind w:left="1440" w:hanging="360"/>
-      </w:pPr>
-      <w:rPr>
-        <w:rFonts w:ascii="Courier New" w:hAnsi="Courier New" w:hint="default"/>
-        <w:sz w:val="20"/>
-      </w:rPr>
-    </w:lvl>
-    <w:lvl w:ilvl="2" w:tentative="1">
-      <w:start w:val="1"/>
-      <w:numFmt w:val="bullet"/>
-      <w:lvlText w:val=""/>
-      <w:lvlJc w:val="left"/>
-      <w:pPr>
-        <w:tabs>
-          <w:tab w:val="num" w:pos="2160"/>
-        </w:tabs>
-        <w:ind w:left="2160" w:hanging="360"/>
-      </w:pPr>
-      <w:rPr>
-        <w:rFonts w:ascii="Wingdings" w:hAnsi="Wingdings" w:hint="default"/>
-        <w:sz w:val="20"/>
-      </w:rPr>
-    </w:lvl>
-    <w:lvl w:ilvl="3" w:tentative="1">
-      <w:start w:val="1"/>
-      <w:numFmt w:val="bullet"/>
-      <w:lvlText w:val=""/>
-      <w:lvlJc w:val="left"/>
-      <w:pPr>
-        <w:tabs>
-          <w:tab w:val="num" w:pos="2880"/>
-        </w:tabs>
-        <w:ind w:left="2880" w:hanging="360"/>
-      </w:pPr>
-      <w:rPr>
-        <w:rFonts w:ascii="Wingdings" w:hAnsi="Wingdings" w:hint="default"/>
-        <w:sz w:val="20"/>
-      </w:rPr>
-    </w:lvl>
-    <w:lvl w:ilvl="4" w:tentative="1">
-      <w:start w:val="1"/>
-      <w:numFmt w:val="bullet"/>
-      <w:lvlText w:val=""/>
-      <w:lvlJc w:val="left"/>
-      <w:pPr>
-        <w:tabs>
-          <w:tab w:val="num" w:pos="3600"/>
-        </w:tabs>
-        <w:ind w:left="3600" w:hanging="360"/>
-      </w:pPr>
-      <w:rPr>
-        <w:rFonts w:ascii="Wingdings" w:hAnsi="Wingdings" w:hint="default"/>
-        <w:sz w:val="20"/>
-      </w:rPr>
-    </w:lvl>
-    <w:lvl w:ilvl="5" w:tentative="1">
-      <w:start w:val="1"/>
-      <w:numFmt w:val="bullet"/>
-      <w:lvlText w:val=""/>
-      <w:lvlJc w:val="left"/>
-      <w:pPr>
-        <w:tabs>
-          <w:tab w:val="num" w:pos="4320"/>
-        </w:tabs>
-        <w:ind w:left="4320" w:hanging="360"/>
-      </w:pPr>
-      <w:rPr>
-        <w:rFonts w:ascii="Wingdings" w:hAnsi="Wingdings" w:hint="default"/>
-        <w:sz w:val="20"/>
-      </w:rPr>
-    </w:lvl>
-    <w:lvl w:ilvl="6" w:tentative="1">
-      <w:start w:val="1"/>
-      <w:numFmt w:val="bullet"/>
-      <w:lvlText w:val=""/>
-      <w:lvlJc w:val="left"/>
-      <w:pPr>
-        <w:tabs>
-          <w:tab w:val="num" w:pos="5040"/>
-        </w:tabs>
-        <w:ind w:left="5040" w:hanging="360"/>
-      </w:pPr>
-      <w:rPr>
-        <w:rFonts w:ascii="Wingdings" w:hAnsi="Wingdings" w:hint="default"/>
-        <w:sz w:val="20"/>
-      </w:rPr>
-    </w:lvl>
-    <w:lvl w:ilvl="7" w:tentative="1">
-      <w:start w:val="1"/>
-      <w:numFmt w:val="bullet"/>
-      <w:lvlText w:val=""/>
-      <w:lvlJc w:val="left"/>
-      <w:pPr>
-        <w:tabs>
-          <w:tab w:val="num" w:pos="5760"/>
-        </w:tabs>
-        <w:ind w:left="5760" w:hanging="360"/>
-      </w:pPr>
-      <w:rPr>
-        <w:rFonts w:ascii="Wingdings" w:hAnsi="Wingdings" w:hint="default"/>
-        <w:sz w:val="20"/>
-      </w:rPr>
-    </w:lvl>
-    <w:lvl w:ilvl="8" w:tentative="1">
-      <w:start w:val="1"/>
-      <w:numFmt w:val="bullet"/>
-      <w:lvlText w:val=""/>
-      <w:lvlJc w:val="left"/>
-      <w:pPr>
-        <w:tabs>
-          <w:tab w:val="num" w:pos="6480"/>
-        </w:tabs>
-        <w:ind w:left="6480" w:hanging="360"/>
-      </w:pPr>
-      <w:rPr>
-        <w:rFonts w:ascii="Wingdings" w:hAnsi="Wingdings" w:hint="default"/>
-        <w:sz w:val="20"/>
-      </w:rPr>
-    </w:lvl>
-  </w:abstractNum>
-  <w:abstractNum w:abstractNumId="33" w15:restartNumberingAfterBreak="0">
+  <w:abstractNum w:abstractNumId="10" w15:restartNumberingAfterBreak="0">
     <w:nsid w:val="42D65B17"/>
     <w:multiLevelType w:val="multilevel"/>
     <w:tmpl w:val="B2A4ACFA"/>
@@ -12721,7 +9202,7 @@
       </w:rPr>
     </w:lvl>
   </w:abstractNum>
-  <w:abstractNum w:abstractNumId="34" w15:restartNumberingAfterBreak="0">
+  <w:abstractNum w:abstractNumId="11" w15:restartNumberingAfterBreak="0">
     <w:nsid w:val="44095978"/>
     <w:multiLevelType w:val="multilevel"/>
     <w:tmpl w:val="1F54410A"/>
@@ -12870,1723 +9351,7 @@
       </w:rPr>
     </w:lvl>
   </w:abstractNum>
-  <w:abstractNum w:abstractNumId="35" w15:restartNumberingAfterBreak="0">
-    <w:nsid w:val="47401BFB"/>
-    <w:multiLevelType w:val="multilevel"/>
-    <w:tmpl w:val="3730ADB0"/>
-    <w:lvl w:ilvl="0">
-      <w:start w:val="1"/>
-      <w:numFmt w:val="bullet"/>
-      <w:lvlText w:val=""/>
-      <w:lvlJc w:val="left"/>
-      <w:pPr>
-        <w:tabs>
-          <w:tab w:val="num" w:pos="720"/>
-        </w:tabs>
-        <w:ind w:left="720" w:hanging="360"/>
-      </w:pPr>
-      <w:rPr>
-        <w:rFonts w:ascii="Symbol" w:hAnsi="Symbol" w:hint="default"/>
-        <w:sz w:val="20"/>
-      </w:rPr>
-    </w:lvl>
-    <w:lvl w:ilvl="1" w:tentative="1">
-      <w:start w:val="1"/>
-      <w:numFmt w:val="bullet"/>
-      <w:lvlText w:val="o"/>
-      <w:lvlJc w:val="left"/>
-      <w:pPr>
-        <w:tabs>
-          <w:tab w:val="num" w:pos="1440"/>
-        </w:tabs>
-        <w:ind w:left="1440" w:hanging="360"/>
-      </w:pPr>
-      <w:rPr>
-        <w:rFonts w:ascii="Courier New" w:hAnsi="Courier New" w:hint="default"/>
-        <w:sz w:val="20"/>
-      </w:rPr>
-    </w:lvl>
-    <w:lvl w:ilvl="2" w:tentative="1">
-      <w:start w:val="1"/>
-      <w:numFmt w:val="bullet"/>
-      <w:lvlText w:val=""/>
-      <w:lvlJc w:val="left"/>
-      <w:pPr>
-        <w:tabs>
-          <w:tab w:val="num" w:pos="2160"/>
-        </w:tabs>
-        <w:ind w:left="2160" w:hanging="360"/>
-      </w:pPr>
-      <w:rPr>
-        <w:rFonts w:ascii="Wingdings" w:hAnsi="Wingdings" w:hint="default"/>
-        <w:sz w:val="20"/>
-      </w:rPr>
-    </w:lvl>
-    <w:lvl w:ilvl="3" w:tentative="1">
-      <w:start w:val="1"/>
-      <w:numFmt w:val="bullet"/>
-      <w:lvlText w:val=""/>
-      <w:lvlJc w:val="left"/>
-      <w:pPr>
-        <w:tabs>
-          <w:tab w:val="num" w:pos="2880"/>
-        </w:tabs>
-        <w:ind w:left="2880" w:hanging="360"/>
-      </w:pPr>
-      <w:rPr>
-        <w:rFonts w:ascii="Wingdings" w:hAnsi="Wingdings" w:hint="default"/>
-        <w:sz w:val="20"/>
-      </w:rPr>
-    </w:lvl>
-    <w:lvl w:ilvl="4" w:tentative="1">
-      <w:start w:val="1"/>
-      <w:numFmt w:val="bullet"/>
-      <w:lvlText w:val=""/>
-      <w:lvlJc w:val="left"/>
-      <w:pPr>
-        <w:tabs>
-          <w:tab w:val="num" w:pos="3600"/>
-        </w:tabs>
-        <w:ind w:left="3600" w:hanging="360"/>
-      </w:pPr>
-      <w:rPr>
-        <w:rFonts w:ascii="Wingdings" w:hAnsi="Wingdings" w:hint="default"/>
-        <w:sz w:val="20"/>
-      </w:rPr>
-    </w:lvl>
-    <w:lvl w:ilvl="5" w:tentative="1">
-      <w:start w:val="1"/>
-      <w:numFmt w:val="bullet"/>
-      <w:lvlText w:val=""/>
-      <w:lvlJc w:val="left"/>
-      <w:pPr>
-        <w:tabs>
-          <w:tab w:val="num" w:pos="4320"/>
-        </w:tabs>
-        <w:ind w:left="4320" w:hanging="360"/>
-      </w:pPr>
-      <w:rPr>
-        <w:rFonts w:ascii="Wingdings" w:hAnsi="Wingdings" w:hint="default"/>
-        <w:sz w:val="20"/>
-      </w:rPr>
-    </w:lvl>
-    <w:lvl w:ilvl="6" w:tentative="1">
-      <w:start w:val="1"/>
-      <w:numFmt w:val="bullet"/>
-      <w:lvlText w:val=""/>
-      <w:lvlJc w:val="left"/>
-      <w:pPr>
-        <w:tabs>
-          <w:tab w:val="num" w:pos="5040"/>
-        </w:tabs>
-        <w:ind w:left="5040" w:hanging="360"/>
-      </w:pPr>
-      <w:rPr>
-        <w:rFonts w:ascii="Wingdings" w:hAnsi="Wingdings" w:hint="default"/>
-        <w:sz w:val="20"/>
-      </w:rPr>
-    </w:lvl>
-    <w:lvl w:ilvl="7" w:tentative="1">
-      <w:start w:val="1"/>
-      <w:numFmt w:val="bullet"/>
-      <w:lvlText w:val=""/>
-      <w:lvlJc w:val="left"/>
-      <w:pPr>
-        <w:tabs>
-          <w:tab w:val="num" w:pos="5760"/>
-        </w:tabs>
-        <w:ind w:left="5760" w:hanging="360"/>
-      </w:pPr>
-      <w:rPr>
-        <w:rFonts w:ascii="Wingdings" w:hAnsi="Wingdings" w:hint="default"/>
-        <w:sz w:val="20"/>
-      </w:rPr>
-    </w:lvl>
-    <w:lvl w:ilvl="8" w:tentative="1">
-      <w:start w:val="1"/>
-      <w:numFmt w:val="bullet"/>
-      <w:lvlText w:val=""/>
-      <w:lvlJc w:val="left"/>
-      <w:pPr>
-        <w:tabs>
-          <w:tab w:val="num" w:pos="6480"/>
-        </w:tabs>
-        <w:ind w:left="6480" w:hanging="360"/>
-      </w:pPr>
-      <w:rPr>
-        <w:rFonts w:ascii="Wingdings" w:hAnsi="Wingdings" w:hint="default"/>
-        <w:sz w:val="20"/>
-      </w:rPr>
-    </w:lvl>
-  </w:abstractNum>
-  <w:abstractNum w:abstractNumId="36" w15:restartNumberingAfterBreak="0">
-    <w:nsid w:val="4E4F70CA"/>
-    <w:multiLevelType w:val="multilevel"/>
-    <w:tmpl w:val="717877AE"/>
-    <w:lvl w:ilvl="0">
-      <w:start w:val="1"/>
-      <w:numFmt w:val="bullet"/>
-      <w:lvlText w:val=""/>
-      <w:lvlJc w:val="left"/>
-      <w:pPr>
-        <w:tabs>
-          <w:tab w:val="num" w:pos="720"/>
-        </w:tabs>
-        <w:ind w:left="720" w:hanging="360"/>
-      </w:pPr>
-      <w:rPr>
-        <w:rFonts w:ascii="Symbol" w:hAnsi="Symbol" w:hint="default"/>
-        <w:sz w:val="20"/>
-      </w:rPr>
-    </w:lvl>
-    <w:lvl w:ilvl="1" w:tentative="1">
-      <w:start w:val="1"/>
-      <w:numFmt w:val="bullet"/>
-      <w:lvlText w:val="o"/>
-      <w:lvlJc w:val="left"/>
-      <w:pPr>
-        <w:tabs>
-          <w:tab w:val="num" w:pos="1440"/>
-        </w:tabs>
-        <w:ind w:left="1440" w:hanging="360"/>
-      </w:pPr>
-      <w:rPr>
-        <w:rFonts w:ascii="Courier New" w:hAnsi="Courier New" w:hint="default"/>
-        <w:sz w:val="20"/>
-      </w:rPr>
-    </w:lvl>
-    <w:lvl w:ilvl="2" w:tentative="1">
-      <w:start w:val="1"/>
-      <w:numFmt w:val="bullet"/>
-      <w:lvlText w:val=""/>
-      <w:lvlJc w:val="left"/>
-      <w:pPr>
-        <w:tabs>
-          <w:tab w:val="num" w:pos="2160"/>
-        </w:tabs>
-        <w:ind w:left="2160" w:hanging="360"/>
-      </w:pPr>
-      <w:rPr>
-        <w:rFonts w:ascii="Wingdings" w:hAnsi="Wingdings" w:hint="default"/>
-        <w:sz w:val="20"/>
-      </w:rPr>
-    </w:lvl>
-    <w:lvl w:ilvl="3" w:tentative="1">
-      <w:start w:val="1"/>
-      <w:numFmt w:val="bullet"/>
-      <w:lvlText w:val=""/>
-      <w:lvlJc w:val="left"/>
-      <w:pPr>
-        <w:tabs>
-          <w:tab w:val="num" w:pos="2880"/>
-        </w:tabs>
-        <w:ind w:left="2880" w:hanging="360"/>
-      </w:pPr>
-      <w:rPr>
-        <w:rFonts w:ascii="Wingdings" w:hAnsi="Wingdings" w:hint="default"/>
-        <w:sz w:val="20"/>
-      </w:rPr>
-    </w:lvl>
-    <w:lvl w:ilvl="4" w:tentative="1">
-      <w:start w:val="1"/>
-      <w:numFmt w:val="bullet"/>
-      <w:lvlText w:val=""/>
-      <w:lvlJc w:val="left"/>
-      <w:pPr>
-        <w:tabs>
-          <w:tab w:val="num" w:pos="3600"/>
-        </w:tabs>
-        <w:ind w:left="3600" w:hanging="360"/>
-      </w:pPr>
-      <w:rPr>
-        <w:rFonts w:ascii="Wingdings" w:hAnsi="Wingdings" w:hint="default"/>
-        <w:sz w:val="20"/>
-      </w:rPr>
-    </w:lvl>
-    <w:lvl w:ilvl="5" w:tentative="1">
-      <w:start w:val="1"/>
-      <w:numFmt w:val="bullet"/>
-      <w:lvlText w:val=""/>
-      <w:lvlJc w:val="left"/>
-      <w:pPr>
-        <w:tabs>
-          <w:tab w:val="num" w:pos="4320"/>
-        </w:tabs>
-        <w:ind w:left="4320" w:hanging="360"/>
-      </w:pPr>
-      <w:rPr>
-        <w:rFonts w:ascii="Wingdings" w:hAnsi="Wingdings" w:hint="default"/>
-        <w:sz w:val="20"/>
-      </w:rPr>
-    </w:lvl>
-    <w:lvl w:ilvl="6" w:tentative="1">
-      <w:start w:val="1"/>
-      <w:numFmt w:val="bullet"/>
-      <w:lvlText w:val=""/>
-      <w:lvlJc w:val="left"/>
-      <w:pPr>
-        <w:tabs>
-          <w:tab w:val="num" w:pos="5040"/>
-        </w:tabs>
-        <w:ind w:left="5040" w:hanging="360"/>
-      </w:pPr>
-      <w:rPr>
-        <w:rFonts w:ascii="Wingdings" w:hAnsi="Wingdings" w:hint="default"/>
-        <w:sz w:val="20"/>
-      </w:rPr>
-    </w:lvl>
-    <w:lvl w:ilvl="7" w:tentative="1">
-      <w:start w:val="1"/>
-      <w:numFmt w:val="bullet"/>
-      <w:lvlText w:val=""/>
-      <w:lvlJc w:val="left"/>
-      <w:pPr>
-        <w:tabs>
-          <w:tab w:val="num" w:pos="5760"/>
-        </w:tabs>
-        <w:ind w:left="5760" w:hanging="360"/>
-      </w:pPr>
-      <w:rPr>
-        <w:rFonts w:ascii="Wingdings" w:hAnsi="Wingdings" w:hint="default"/>
-        <w:sz w:val="20"/>
-      </w:rPr>
-    </w:lvl>
-    <w:lvl w:ilvl="8" w:tentative="1">
-      <w:start w:val="1"/>
-      <w:numFmt w:val="bullet"/>
-      <w:lvlText w:val=""/>
-      <w:lvlJc w:val="left"/>
-      <w:pPr>
-        <w:tabs>
-          <w:tab w:val="num" w:pos="6480"/>
-        </w:tabs>
-        <w:ind w:left="6480" w:hanging="360"/>
-      </w:pPr>
-      <w:rPr>
-        <w:rFonts w:ascii="Wingdings" w:hAnsi="Wingdings" w:hint="default"/>
-        <w:sz w:val="20"/>
-      </w:rPr>
-    </w:lvl>
-  </w:abstractNum>
-  <w:abstractNum w:abstractNumId="37" w15:restartNumberingAfterBreak="0">
-    <w:nsid w:val="514C0F01"/>
-    <w:multiLevelType w:val="multilevel"/>
-    <w:tmpl w:val="BBF2E0DE"/>
-    <w:lvl w:ilvl="0">
-      <w:start w:val="1"/>
-      <w:numFmt w:val="bullet"/>
-      <w:lvlText w:val=""/>
-      <w:lvlJc w:val="left"/>
-      <w:pPr>
-        <w:tabs>
-          <w:tab w:val="num" w:pos="720"/>
-        </w:tabs>
-        <w:ind w:left="720" w:hanging="360"/>
-      </w:pPr>
-      <w:rPr>
-        <w:rFonts w:ascii="Symbol" w:hAnsi="Symbol" w:hint="default"/>
-        <w:sz w:val="20"/>
-      </w:rPr>
-    </w:lvl>
-    <w:lvl w:ilvl="1" w:tentative="1">
-      <w:start w:val="1"/>
-      <w:numFmt w:val="bullet"/>
-      <w:lvlText w:val="o"/>
-      <w:lvlJc w:val="left"/>
-      <w:pPr>
-        <w:tabs>
-          <w:tab w:val="num" w:pos="1440"/>
-        </w:tabs>
-        <w:ind w:left="1440" w:hanging="360"/>
-      </w:pPr>
-      <w:rPr>
-        <w:rFonts w:ascii="Courier New" w:hAnsi="Courier New" w:hint="default"/>
-        <w:sz w:val="20"/>
-      </w:rPr>
-    </w:lvl>
-    <w:lvl w:ilvl="2" w:tentative="1">
-      <w:start w:val="1"/>
-      <w:numFmt w:val="bullet"/>
-      <w:lvlText w:val=""/>
-      <w:lvlJc w:val="left"/>
-      <w:pPr>
-        <w:tabs>
-          <w:tab w:val="num" w:pos="2160"/>
-        </w:tabs>
-        <w:ind w:left="2160" w:hanging="360"/>
-      </w:pPr>
-      <w:rPr>
-        <w:rFonts w:ascii="Wingdings" w:hAnsi="Wingdings" w:hint="default"/>
-        <w:sz w:val="20"/>
-      </w:rPr>
-    </w:lvl>
-    <w:lvl w:ilvl="3" w:tentative="1">
-      <w:start w:val="1"/>
-      <w:numFmt w:val="bullet"/>
-      <w:lvlText w:val=""/>
-      <w:lvlJc w:val="left"/>
-      <w:pPr>
-        <w:tabs>
-          <w:tab w:val="num" w:pos="2880"/>
-        </w:tabs>
-        <w:ind w:left="2880" w:hanging="360"/>
-      </w:pPr>
-      <w:rPr>
-        <w:rFonts w:ascii="Wingdings" w:hAnsi="Wingdings" w:hint="default"/>
-        <w:sz w:val="20"/>
-      </w:rPr>
-    </w:lvl>
-    <w:lvl w:ilvl="4" w:tentative="1">
-      <w:start w:val="1"/>
-      <w:numFmt w:val="bullet"/>
-      <w:lvlText w:val=""/>
-      <w:lvlJc w:val="left"/>
-      <w:pPr>
-        <w:tabs>
-          <w:tab w:val="num" w:pos="3600"/>
-        </w:tabs>
-        <w:ind w:left="3600" w:hanging="360"/>
-      </w:pPr>
-      <w:rPr>
-        <w:rFonts w:ascii="Wingdings" w:hAnsi="Wingdings" w:hint="default"/>
-        <w:sz w:val="20"/>
-      </w:rPr>
-    </w:lvl>
-    <w:lvl w:ilvl="5" w:tentative="1">
-      <w:start w:val="1"/>
-      <w:numFmt w:val="bullet"/>
-      <w:lvlText w:val=""/>
-      <w:lvlJc w:val="left"/>
-      <w:pPr>
-        <w:tabs>
-          <w:tab w:val="num" w:pos="4320"/>
-        </w:tabs>
-        <w:ind w:left="4320" w:hanging="360"/>
-      </w:pPr>
-      <w:rPr>
-        <w:rFonts w:ascii="Wingdings" w:hAnsi="Wingdings" w:hint="default"/>
-        <w:sz w:val="20"/>
-      </w:rPr>
-    </w:lvl>
-    <w:lvl w:ilvl="6" w:tentative="1">
-      <w:start w:val="1"/>
-      <w:numFmt w:val="bullet"/>
-      <w:lvlText w:val=""/>
-      <w:lvlJc w:val="left"/>
-      <w:pPr>
-        <w:tabs>
-          <w:tab w:val="num" w:pos="5040"/>
-        </w:tabs>
-        <w:ind w:left="5040" w:hanging="360"/>
-      </w:pPr>
-      <w:rPr>
-        <w:rFonts w:ascii="Wingdings" w:hAnsi="Wingdings" w:hint="default"/>
-        <w:sz w:val="20"/>
-      </w:rPr>
-    </w:lvl>
-    <w:lvl w:ilvl="7" w:tentative="1">
-      <w:start w:val="1"/>
-      <w:numFmt w:val="bullet"/>
-      <w:lvlText w:val=""/>
-      <w:lvlJc w:val="left"/>
-      <w:pPr>
-        <w:tabs>
-          <w:tab w:val="num" w:pos="5760"/>
-        </w:tabs>
-        <w:ind w:left="5760" w:hanging="360"/>
-      </w:pPr>
-      <w:rPr>
-        <w:rFonts w:ascii="Wingdings" w:hAnsi="Wingdings" w:hint="default"/>
-        <w:sz w:val="20"/>
-      </w:rPr>
-    </w:lvl>
-    <w:lvl w:ilvl="8" w:tentative="1">
-      <w:start w:val="1"/>
-      <w:numFmt w:val="bullet"/>
-      <w:lvlText w:val=""/>
-      <w:lvlJc w:val="left"/>
-      <w:pPr>
-        <w:tabs>
-          <w:tab w:val="num" w:pos="6480"/>
-        </w:tabs>
-        <w:ind w:left="6480" w:hanging="360"/>
-      </w:pPr>
-      <w:rPr>
-        <w:rFonts w:ascii="Wingdings" w:hAnsi="Wingdings" w:hint="default"/>
-        <w:sz w:val="20"/>
-      </w:rPr>
-    </w:lvl>
-  </w:abstractNum>
-  <w:abstractNum w:abstractNumId="38" w15:restartNumberingAfterBreak="0">
-    <w:nsid w:val="549807BD"/>
-    <w:multiLevelType w:val="multilevel"/>
-    <w:tmpl w:val="2F7C18BE"/>
-    <w:lvl w:ilvl="0">
-      <w:start w:val="1"/>
-      <w:numFmt w:val="bullet"/>
-      <w:lvlText w:val=""/>
-      <w:lvlJc w:val="left"/>
-      <w:pPr>
-        <w:tabs>
-          <w:tab w:val="num" w:pos="720"/>
-        </w:tabs>
-        <w:ind w:left="720" w:hanging="360"/>
-      </w:pPr>
-      <w:rPr>
-        <w:rFonts w:ascii="Symbol" w:hAnsi="Symbol" w:hint="default"/>
-        <w:sz w:val="20"/>
-      </w:rPr>
-    </w:lvl>
-    <w:lvl w:ilvl="1" w:tentative="1">
-      <w:start w:val="1"/>
-      <w:numFmt w:val="bullet"/>
-      <w:lvlText w:val="o"/>
-      <w:lvlJc w:val="left"/>
-      <w:pPr>
-        <w:tabs>
-          <w:tab w:val="num" w:pos="1440"/>
-        </w:tabs>
-        <w:ind w:left="1440" w:hanging="360"/>
-      </w:pPr>
-      <w:rPr>
-        <w:rFonts w:ascii="Courier New" w:hAnsi="Courier New" w:hint="default"/>
-        <w:sz w:val="20"/>
-      </w:rPr>
-    </w:lvl>
-    <w:lvl w:ilvl="2" w:tentative="1">
-      <w:start w:val="1"/>
-      <w:numFmt w:val="bullet"/>
-      <w:lvlText w:val=""/>
-      <w:lvlJc w:val="left"/>
-      <w:pPr>
-        <w:tabs>
-          <w:tab w:val="num" w:pos="2160"/>
-        </w:tabs>
-        <w:ind w:left="2160" w:hanging="360"/>
-      </w:pPr>
-      <w:rPr>
-        <w:rFonts w:ascii="Wingdings" w:hAnsi="Wingdings" w:hint="default"/>
-        <w:sz w:val="20"/>
-      </w:rPr>
-    </w:lvl>
-    <w:lvl w:ilvl="3" w:tentative="1">
-      <w:start w:val="1"/>
-      <w:numFmt w:val="bullet"/>
-      <w:lvlText w:val=""/>
-      <w:lvlJc w:val="left"/>
-      <w:pPr>
-        <w:tabs>
-          <w:tab w:val="num" w:pos="2880"/>
-        </w:tabs>
-        <w:ind w:left="2880" w:hanging="360"/>
-      </w:pPr>
-      <w:rPr>
-        <w:rFonts w:ascii="Wingdings" w:hAnsi="Wingdings" w:hint="default"/>
-        <w:sz w:val="20"/>
-      </w:rPr>
-    </w:lvl>
-    <w:lvl w:ilvl="4" w:tentative="1">
-      <w:start w:val="1"/>
-      <w:numFmt w:val="bullet"/>
-      <w:lvlText w:val=""/>
-      <w:lvlJc w:val="left"/>
-      <w:pPr>
-        <w:tabs>
-          <w:tab w:val="num" w:pos="3600"/>
-        </w:tabs>
-        <w:ind w:left="3600" w:hanging="360"/>
-      </w:pPr>
-      <w:rPr>
-        <w:rFonts w:ascii="Wingdings" w:hAnsi="Wingdings" w:hint="default"/>
-        <w:sz w:val="20"/>
-      </w:rPr>
-    </w:lvl>
-    <w:lvl w:ilvl="5" w:tentative="1">
-      <w:start w:val="1"/>
-      <w:numFmt w:val="bullet"/>
-      <w:lvlText w:val=""/>
-      <w:lvlJc w:val="left"/>
-      <w:pPr>
-        <w:tabs>
-          <w:tab w:val="num" w:pos="4320"/>
-        </w:tabs>
-        <w:ind w:left="4320" w:hanging="360"/>
-      </w:pPr>
-      <w:rPr>
-        <w:rFonts w:ascii="Wingdings" w:hAnsi="Wingdings" w:hint="default"/>
-        <w:sz w:val="20"/>
-      </w:rPr>
-    </w:lvl>
-    <w:lvl w:ilvl="6" w:tentative="1">
-      <w:start w:val="1"/>
-      <w:numFmt w:val="bullet"/>
-      <w:lvlText w:val=""/>
-      <w:lvlJc w:val="left"/>
-      <w:pPr>
-        <w:tabs>
-          <w:tab w:val="num" w:pos="5040"/>
-        </w:tabs>
-        <w:ind w:left="5040" w:hanging="360"/>
-      </w:pPr>
-      <w:rPr>
-        <w:rFonts w:ascii="Wingdings" w:hAnsi="Wingdings" w:hint="default"/>
-        <w:sz w:val="20"/>
-      </w:rPr>
-    </w:lvl>
-    <w:lvl w:ilvl="7" w:tentative="1">
-      <w:start w:val="1"/>
-      <w:numFmt w:val="bullet"/>
-      <w:lvlText w:val=""/>
-      <w:lvlJc w:val="left"/>
-      <w:pPr>
-        <w:tabs>
-          <w:tab w:val="num" w:pos="5760"/>
-        </w:tabs>
-        <w:ind w:left="5760" w:hanging="360"/>
-      </w:pPr>
-      <w:rPr>
-        <w:rFonts w:ascii="Wingdings" w:hAnsi="Wingdings" w:hint="default"/>
-        <w:sz w:val="20"/>
-      </w:rPr>
-    </w:lvl>
-    <w:lvl w:ilvl="8" w:tentative="1">
-      <w:start w:val="1"/>
-      <w:numFmt w:val="bullet"/>
-      <w:lvlText w:val=""/>
-      <w:lvlJc w:val="left"/>
-      <w:pPr>
-        <w:tabs>
-          <w:tab w:val="num" w:pos="6480"/>
-        </w:tabs>
-        <w:ind w:left="6480" w:hanging="360"/>
-      </w:pPr>
-      <w:rPr>
-        <w:rFonts w:ascii="Wingdings" w:hAnsi="Wingdings" w:hint="default"/>
-        <w:sz w:val="20"/>
-      </w:rPr>
-    </w:lvl>
-  </w:abstractNum>
-  <w:abstractNum w:abstractNumId="39" w15:restartNumberingAfterBreak="0">
-    <w:nsid w:val="572C7B57"/>
-    <w:multiLevelType w:val="multilevel"/>
-    <w:tmpl w:val="FD72877C"/>
-    <w:lvl w:ilvl="0">
-      <w:start w:val="1"/>
-      <w:numFmt w:val="bullet"/>
-      <w:lvlText w:val=""/>
-      <w:lvlJc w:val="left"/>
-      <w:pPr>
-        <w:tabs>
-          <w:tab w:val="num" w:pos="720"/>
-        </w:tabs>
-        <w:ind w:left="720" w:hanging="360"/>
-      </w:pPr>
-      <w:rPr>
-        <w:rFonts w:ascii="Symbol" w:hAnsi="Symbol" w:hint="default"/>
-        <w:sz w:val="20"/>
-      </w:rPr>
-    </w:lvl>
-    <w:lvl w:ilvl="1" w:tentative="1">
-      <w:start w:val="1"/>
-      <w:numFmt w:val="bullet"/>
-      <w:lvlText w:val="o"/>
-      <w:lvlJc w:val="left"/>
-      <w:pPr>
-        <w:tabs>
-          <w:tab w:val="num" w:pos="1440"/>
-        </w:tabs>
-        <w:ind w:left="1440" w:hanging="360"/>
-      </w:pPr>
-      <w:rPr>
-        <w:rFonts w:ascii="Courier New" w:hAnsi="Courier New" w:hint="default"/>
-        <w:sz w:val="20"/>
-      </w:rPr>
-    </w:lvl>
-    <w:lvl w:ilvl="2" w:tentative="1">
-      <w:start w:val="1"/>
-      <w:numFmt w:val="bullet"/>
-      <w:lvlText w:val=""/>
-      <w:lvlJc w:val="left"/>
-      <w:pPr>
-        <w:tabs>
-          <w:tab w:val="num" w:pos="2160"/>
-        </w:tabs>
-        <w:ind w:left="2160" w:hanging="360"/>
-      </w:pPr>
-      <w:rPr>
-        <w:rFonts w:ascii="Wingdings" w:hAnsi="Wingdings" w:hint="default"/>
-        <w:sz w:val="20"/>
-      </w:rPr>
-    </w:lvl>
-    <w:lvl w:ilvl="3" w:tentative="1">
-      <w:start w:val="1"/>
-      <w:numFmt w:val="bullet"/>
-      <w:lvlText w:val=""/>
-      <w:lvlJc w:val="left"/>
-      <w:pPr>
-        <w:tabs>
-          <w:tab w:val="num" w:pos="2880"/>
-        </w:tabs>
-        <w:ind w:left="2880" w:hanging="360"/>
-      </w:pPr>
-      <w:rPr>
-        <w:rFonts w:ascii="Wingdings" w:hAnsi="Wingdings" w:hint="default"/>
-        <w:sz w:val="20"/>
-      </w:rPr>
-    </w:lvl>
-    <w:lvl w:ilvl="4" w:tentative="1">
-      <w:start w:val="1"/>
-      <w:numFmt w:val="bullet"/>
-      <w:lvlText w:val=""/>
-      <w:lvlJc w:val="left"/>
-      <w:pPr>
-        <w:tabs>
-          <w:tab w:val="num" w:pos="3600"/>
-        </w:tabs>
-        <w:ind w:left="3600" w:hanging="360"/>
-      </w:pPr>
-      <w:rPr>
-        <w:rFonts w:ascii="Wingdings" w:hAnsi="Wingdings" w:hint="default"/>
-        <w:sz w:val="20"/>
-      </w:rPr>
-    </w:lvl>
-    <w:lvl w:ilvl="5" w:tentative="1">
-      <w:start w:val="1"/>
-      <w:numFmt w:val="bullet"/>
-      <w:lvlText w:val=""/>
-      <w:lvlJc w:val="left"/>
-      <w:pPr>
-        <w:tabs>
-          <w:tab w:val="num" w:pos="4320"/>
-        </w:tabs>
-        <w:ind w:left="4320" w:hanging="360"/>
-      </w:pPr>
-      <w:rPr>
-        <w:rFonts w:ascii="Wingdings" w:hAnsi="Wingdings" w:hint="default"/>
-        <w:sz w:val="20"/>
-      </w:rPr>
-    </w:lvl>
-    <w:lvl w:ilvl="6" w:tentative="1">
-      <w:start w:val="1"/>
-      <w:numFmt w:val="bullet"/>
-      <w:lvlText w:val=""/>
-      <w:lvlJc w:val="left"/>
-      <w:pPr>
-        <w:tabs>
-          <w:tab w:val="num" w:pos="5040"/>
-        </w:tabs>
-        <w:ind w:left="5040" w:hanging="360"/>
-      </w:pPr>
-      <w:rPr>
-        <w:rFonts w:ascii="Wingdings" w:hAnsi="Wingdings" w:hint="default"/>
-        <w:sz w:val="20"/>
-      </w:rPr>
-    </w:lvl>
-    <w:lvl w:ilvl="7" w:tentative="1">
-      <w:start w:val="1"/>
-      <w:numFmt w:val="bullet"/>
-      <w:lvlText w:val=""/>
-      <w:lvlJc w:val="left"/>
-      <w:pPr>
-        <w:tabs>
-          <w:tab w:val="num" w:pos="5760"/>
-        </w:tabs>
-        <w:ind w:left="5760" w:hanging="360"/>
-      </w:pPr>
-      <w:rPr>
-        <w:rFonts w:ascii="Wingdings" w:hAnsi="Wingdings" w:hint="default"/>
-        <w:sz w:val="20"/>
-      </w:rPr>
-    </w:lvl>
-    <w:lvl w:ilvl="8" w:tentative="1">
-      <w:start w:val="1"/>
-      <w:numFmt w:val="bullet"/>
-      <w:lvlText w:val=""/>
-      <w:lvlJc w:val="left"/>
-      <w:pPr>
-        <w:tabs>
-          <w:tab w:val="num" w:pos="6480"/>
-        </w:tabs>
-        <w:ind w:left="6480" w:hanging="360"/>
-      </w:pPr>
-      <w:rPr>
-        <w:rFonts w:ascii="Wingdings" w:hAnsi="Wingdings" w:hint="default"/>
-        <w:sz w:val="20"/>
-      </w:rPr>
-    </w:lvl>
-  </w:abstractNum>
-  <w:abstractNum w:abstractNumId="40" w15:restartNumberingAfterBreak="0">
-    <w:nsid w:val="57812690"/>
-    <w:multiLevelType w:val="multilevel"/>
-    <w:tmpl w:val="26863810"/>
-    <w:lvl w:ilvl="0">
-      <w:start w:val="1"/>
-      <w:numFmt w:val="bullet"/>
-      <w:lvlText w:val=""/>
-      <w:lvlJc w:val="left"/>
-      <w:pPr>
-        <w:tabs>
-          <w:tab w:val="num" w:pos="720"/>
-        </w:tabs>
-        <w:ind w:left="720" w:hanging="360"/>
-      </w:pPr>
-      <w:rPr>
-        <w:rFonts w:ascii="Symbol" w:hAnsi="Symbol" w:hint="default"/>
-        <w:sz w:val="20"/>
-      </w:rPr>
-    </w:lvl>
-    <w:lvl w:ilvl="1" w:tentative="1">
-      <w:start w:val="1"/>
-      <w:numFmt w:val="bullet"/>
-      <w:lvlText w:val="o"/>
-      <w:lvlJc w:val="left"/>
-      <w:pPr>
-        <w:tabs>
-          <w:tab w:val="num" w:pos="1440"/>
-        </w:tabs>
-        <w:ind w:left="1440" w:hanging="360"/>
-      </w:pPr>
-      <w:rPr>
-        <w:rFonts w:ascii="Courier New" w:hAnsi="Courier New" w:hint="default"/>
-        <w:sz w:val="20"/>
-      </w:rPr>
-    </w:lvl>
-    <w:lvl w:ilvl="2" w:tentative="1">
-      <w:start w:val="1"/>
-      <w:numFmt w:val="bullet"/>
-      <w:lvlText w:val=""/>
-      <w:lvlJc w:val="left"/>
-      <w:pPr>
-        <w:tabs>
-          <w:tab w:val="num" w:pos="2160"/>
-        </w:tabs>
-        <w:ind w:left="2160" w:hanging="360"/>
-      </w:pPr>
-      <w:rPr>
-        <w:rFonts w:ascii="Wingdings" w:hAnsi="Wingdings" w:hint="default"/>
-        <w:sz w:val="20"/>
-      </w:rPr>
-    </w:lvl>
-    <w:lvl w:ilvl="3" w:tentative="1">
-      <w:start w:val="1"/>
-      <w:numFmt w:val="bullet"/>
-      <w:lvlText w:val=""/>
-      <w:lvlJc w:val="left"/>
-      <w:pPr>
-        <w:tabs>
-          <w:tab w:val="num" w:pos="2880"/>
-        </w:tabs>
-        <w:ind w:left="2880" w:hanging="360"/>
-      </w:pPr>
-      <w:rPr>
-        <w:rFonts w:ascii="Wingdings" w:hAnsi="Wingdings" w:hint="default"/>
-        <w:sz w:val="20"/>
-      </w:rPr>
-    </w:lvl>
-    <w:lvl w:ilvl="4" w:tentative="1">
-      <w:start w:val="1"/>
-      <w:numFmt w:val="bullet"/>
-      <w:lvlText w:val=""/>
-      <w:lvlJc w:val="left"/>
-      <w:pPr>
-        <w:tabs>
-          <w:tab w:val="num" w:pos="3600"/>
-        </w:tabs>
-        <w:ind w:left="3600" w:hanging="360"/>
-      </w:pPr>
-      <w:rPr>
-        <w:rFonts w:ascii="Wingdings" w:hAnsi="Wingdings" w:hint="default"/>
-        <w:sz w:val="20"/>
-      </w:rPr>
-    </w:lvl>
-    <w:lvl w:ilvl="5" w:tentative="1">
-      <w:start w:val="1"/>
-      <w:numFmt w:val="bullet"/>
-      <w:lvlText w:val=""/>
-      <w:lvlJc w:val="left"/>
-      <w:pPr>
-        <w:tabs>
-          <w:tab w:val="num" w:pos="4320"/>
-        </w:tabs>
-        <w:ind w:left="4320" w:hanging="360"/>
-      </w:pPr>
-      <w:rPr>
-        <w:rFonts w:ascii="Wingdings" w:hAnsi="Wingdings" w:hint="default"/>
-        <w:sz w:val="20"/>
-      </w:rPr>
-    </w:lvl>
-    <w:lvl w:ilvl="6" w:tentative="1">
-      <w:start w:val="1"/>
-      <w:numFmt w:val="bullet"/>
-      <w:lvlText w:val=""/>
-      <w:lvlJc w:val="left"/>
-      <w:pPr>
-        <w:tabs>
-          <w:tab w:val="num" w:pos="5040"/>
-        </w:tabs>
-        <w:ind w:left="5040" w:hanging="360"/>
-      </w:pPr>
-      <w:rPr>
-        <w:rFonts w:ascii="Wingdings" w:hAnsi="Wingdings" w:hint="default"/>
-        <w:sz w:val="20"/>
-      </w:rPr>
-    </w:lvl>
-    <w:lvl w:ilvl="7" w:tentative="1">
-      <w:start w:val="1"/>
-      <w:numFmt w:val="bullet"/>
-      <w:lvlText w:val=""/>
-      <w:lvlJc w:val="left"/>
-      <w:pPr>
-        <w:tabs>
-          <w:tab w:val="num" w:pos="5760"/>
-        </w:tabs>
-        <w:ind w:left="5760" w:hanging="360"/>
-      </w:pPr>
-      <w:rPr>
-        <w:rFonts w:ascii="Wingdings" w:hAnsi="Wingdings" w:hint="default"/>
-        <w:sz w:val="20"/>
-      </w:rPr>
-    </w:lvl>
-    <w:lvl w:ilvl="8" w:tentative="1">
-      <w:start w:val="1"/>
-      <w:numFmt w:val="bullet"/>
-      <w:lvlText w:val=""/>
-      <w:lvlJc w:val="left"/>
-      <w:pPr>
-        <w:tabs>
-          <w:tab w:val="num" w:pos="6480"/>
-        </w:tabs>
-        <w:ind w:left="6480" w:hanging="360"/>
-      </w:pPr>
-      <w:rPr>
-        <w:rFonts w:ascii="Wingdings" w:hAnsi="Wingdings" w:hint="default"/>
-        <w:sz w:val="20"/>
-      </w:rPr>
-    </w:lvl>
-  </w:abstractNum>
-  <w:abstractNum w:abstractNumId="41" w15:restartNumberingAfterBreak="0">
-    <w:nsid w:val="58F860AD"/>
-    <w:multiLevelType w:val="hybridMultilevel"/>
-    <w:tmpl w:val="31DC2B3C"/>
-    <w:lvl w:ilvl="0" w:tplc="20000001">
-      <w:start w:val="1"/>
-      <w:numFmt w:val="bullet"/>
-      <w:lvlText w:val=""/>
-      <w:lvlJc w:val="left"/>
-      <w:pPr>
-        <w:ind w:left="720" w:hanging="360"/>
-      </w:pPr>
-      <w:rPr>
-        <w:rFonts w:ascii="Symbol" w:hAnsi="Symbol" w:hint="default"/>
-      </w:rPr>
-    </w:lvl>
-    <w:lvl w:ilvl="1" w:tplc="20000003" w:tentative="1">
-      <w:start w:val="1"/>
-      <w:numFmt w:val="bullet"/>
-      <w:lvlText w:val="o"/>
-      <w:lvlJc w:val="left"/>
-      <w:pPr>
-        <w:ind w:left="1440" w:hanging="360"/>
-      </w:pPr>
-      <w:rPr>
-        <w:rFonts w:ascii="Courier New" w:hAnsi="Courier New" w:cs="Courier New" w:hint="default"/>
-      </w:rPr>
-    </w:lvl>
-    <w:lvl w:ilvl="2" w:tplc="20000005" w:tentative="1">
-      <w:start w:val="1"/>
-      <w:numFmt w:val="bullet"/>
-      <w:lvlText w:val=""/>
-      <w:lvlJc w:val="left"/>
-      <w:pPr>
-        <w:ind w:left="2160" w:hanging="360"/>
-      </w:pPr>
-      <w:rPr>
-        <w:rFonts w:ascii="Wingdings" w:hAnsi="Wingdings" w:hint="default"/>
-      </w:rPr>
-    </w:lvl>
-    <w:lvl w:ilvl="3" w:tplc="20000001" w:tentative="1">
-      <w:start w:val="1"/>
-      <w:numFmt w:val="bullet"/>
-      <w:lvlText w:val=""/>
-      <w:lvlJc w:val="left"/>
-      <w:pPr>
-        <w:ind w:left="2880" w:hanging="360"/>
-      </w:pPr>
-      <w:rPr>
-        <w:rFonts w:ascii="Symbol" w:hAnsi="Symbol" w:hint="default"/>
-      </w:rPr>
-    </w:lvl>
-    <w:lvl w:ilvl="4" w:tplc="20000003" w:tentative="1">
-      <w:start w:val="1"/>
-      <w:numFmt w:val="bullet"/>
-      <w:lvlText w:val="o"/>
-      <w:lvlJc w:val="left"/>
-      <w:pPr>
-        <w:ind w:left="3600" w:hanging="360"/>
-      </w:pPr>
-      <w:rPr>
-        <w:rFonts w:ascii="Courier New" w:hAnsi="Courier New" w:cs="Courier New" w:hint="default"/>
-      </w:rPr>
-    </w:lvl>
-    <w:lvl w:ilvl="5" w:tplc="20000005" w:tentative="1">
-      <w:start w:val="1"/>
-      <w:numFmt w:val="bullet"/>
-      <w:lvlText w:val=""/>
-      <w:lvlJc w:val="left"/>
-      <w:pPr>
-        <w:ind w:left="4320" w:hanging="360"/>
-      </w:pPr>
-      <w:rPr>
-        <w:rFonts w:ascii="Wingdings" w:hAnsi="Wingdings" w:hint="default"/>
-      </w:rPr>
-    </w:lvl>
-    <w:lvl w:ilvl="6" w:tplc="20000001" w:tentative="1">
-      <w:start w:val="1"/>
-      <w:numFmt w:val="bullet"/>
-      <w:lvlText w:val=""/>
-      <w:lvlJc w:val="left"/>
-      <w:pPr>
-        <w:ind w:left="5040" w:hanging="360"/>
-      </w:pPr>
-      <w:rPr>
-        <w:rFonts w:ascii="Symbol" w:hAnsi="Symbol" w:hint="default"/>
-      </w:rPr>
-    </w:lvl>
-    <w:lvl w:ilvl="7" w:tplc="20000003" w:tentative="1">
-      <w:start w:val="1"/>
-      <w:numFmt w:val="bullet"/>
-      <w:lvlText w:val="o"/>
-      <w:lvlJc w:val="left"/>
-      <w:pPr>
-        <w:ind w:left="5760" w:hanging="360"/>
-      </w:pPr>
-      <w:rPr>
-        <w:rFonts w:ascii="Courier New" w:hAnsi="Courier New" w:cs="Courier New" w:hint="default"/>
-      </w:rPr>
-    </w:lvl>
-    <w:lvl w:ilvl="8" w:tplc="20000005" w:tentative="1">
-      <w:start w:val="1"/>
-      <w:numFmt w:val="bullet"/>
-      <w:lvlText w:val=""/>
-      <w:lvlJc w:val="left"/>
-      <w:pPr>
-        <w:ind w:left="6480" w:hanging="360"/>
-      </w:pPr>
-      <w:rPr>
-        <w:rFonts w:ascii="Wingdings" w:hAnsi="Wingdings" w:hint="default"/>
-      </w:rPr>
-    </w:lvl>
-  </w:abstractNum>
-  <w:abstractNum w:abstractNumId="42" w15:restartNumberingAfterBreak="0">
-    <w:nsid w:val="59792DE1"/>
-    <w:multiLevelType w:val="multilevel"/>
-    <w:tmpl w:val="AA9833D4"/>
-    <w:lvl w:ilvl="0">
-      <w:start w:val="1"/>
-      <w:numFmt w:val="bullet"/>
-      <w:lvlText w:val=""/>
-      <w:lvlJc w:val="left"/>
-      <w:pPr>
-        <w:tabs>
-          <w:tab w:val="num" w:pos="720"/>
-        </w:tabs>
-        <w:ind w:left="720" w:hanging="360"/>
-      </w:pPr>
-      <w:rPr>
-        <w:rFonts w:ascii="Symbol" w:hAnsi="Symbol" w:hint="default"/>
-        <w:sz w:val="20"/>
-      </w:rPr>
-    </w:lvl>
-    <w:lvl w:ilvl="1" w:tentative="1">
-      <w:start w:val="1"/>
-      <w:numFmt w:val="bullet"/>
-      <w:lvlText w:val="o"/>
-      <w:lvlJc w:val="left"/>
-      <w:pPr>
-        <w:tabs>
-          <w:tab w:val="num" w:pos="1440"/>
-        </w:tabs>
-        <w:ind w:left="1440" w:hanging="360"/>
-      </w:pPr>
-      <w:rPr>
-        <w:rFonts w:ascii="Courier New" w:hAnsi="Courier New" w:hint="default"/>
-        <w:sz w:val="20"/>
-      </w:rPr>
-    </w:lvl>
-    <w:lvl w:ilvl="2" w:tentative="1">
-      <w:start w:val="1"/>
-      <w:numFmt w:val="bullet"/>
-      <w:lvlText w:val=""/>
-      <w:lvlJc w:val="left"/>
-      <w:pPr>
-        <w:tabs>
-          <w:tab w:val="num" w:pos="2160"/>
-        </w:tabs>
-        <w:ind w:left="2160" w:hanging="360"/>
-      </w:pPr>
-      <w:rPr>
-        <w:rFonts w:ascii="Wingdings" w:hAnsi="Wingdings" w:hint="default"/>
-        <w:sz w:val="20"/>
-      </w:rPr>
-    </w:lvl>
-    <w:lvl w:ilvl="3" w:tentative="1">
-      <w:start w:val="1"/>
-      <w:numFmt w:val="bullet"/>
-      <w:lvlText w:val=""/>
-      <w:lvlJc w:val="left"/>
-      <w:pPr>
-        <w:tabs>
-          <w:tab w:val="num" w:pos="2880"/>
-        </w:tabs>
-        <w:ind w:left="2880" w:hanging="360"/>
-      </w:pPr>
-      <w:rPr>
-        <w:rFonts w:ascii="Wingdings" w:hAnsi="Wingdings" w:hint="default"/>
-        <w:sz w:val="20"/>
-      </w:rPr>
-    </w:lvl>
-    <w:lvl w:ilvl="4" w:tentative="1">
-      <w:start w:val="1"/>
-      <w:numFmt w:val="bullet"/>
-      <w:lvlText w:val=""/>
-      <w:lvlJc w:val="left"/>
-      <w:pPr>
-        <w:tabs>
-          <w:tab w:val="num" w:pos="3600"/>
-        </w:tabs>
-        <w:ind w:left="3600" w:hanging="360"/>
-      </w:pPr>
-      <w:rPr>
-        <w:rFonts w:ascii="Wingdings" w:hAnsi="Wingdings" w:hint="default"/>
-        <w:sz w:val="20"/>
-      </w:rPr>
-    </w:lvl>
-    <w:lvl w:ilvl="5" w:tentative="1">
-      <w:start w:val="1"/>
-      <w:numFmt w:val="bullet"/>
-      <w:lvlText w:val=""/>
-      <w:lvlJc w:val="left"/>
-      <w:pPr>
-        <w:tabs>
-          <w:tab w:val="num" w:pos="4320"/>
-        </w:tabs>
-        <w:ind w:left="4320" w:hanging="360"/>
-      </w:pPr>
-      <w:rPr>
-        <w:rFonts w:ascii="Wingdings" w:hAnsi="Wingdings" w:hint="default"/>
-        <w:sz w:val="20"/>
-      </w:rPr>
-    </w:lvl>
-    <w:lvl w:ilvl="6" w:tentative="1">
-      <w:start w:val="1"/>
-      <w:numFmt w:val="bullet"/>
-      <w:lvlText w:val=""/>
-      <w:lvlJc w:val="left"/>
-      <w:pPr>
-        <w:tabs>
-          <w:tab w:val="num" w:pos="5040"/>
-        </w:tabs>
-        <w:ind w:left="5040" w:hanging="360"/>
-      </w:pPr>
-      <w:rPr>
-        <w:rFonts w:ascii="Wingdings" w:hAnsi="Wingdings" w:hint="default"/>
-        <w:sz w:val="20"/>
-      </w:rPr>
-    </w:lvl>
-    <w:lvl w:ilvl="7" w:tentative="1">
-      <w:start w:val="1"/>
-      <w:numFmt w:val="bullet"/>
-      <w:lvlText w:val=""/>
-      <w:lvlJc w:val="left"/>
-      <w:pPr>
-        <w:tabs>
-          <w:tab w:val="num" w:pos="5760"/>
-        </w:tabs>
-        <w:ind w:left="5760" w:hanging="360"/>
-      </w:pPr>
-      <w:rPr>
-        <w:rFonts w:ascii="Wingdings" w:hAnsi="Wingdings" w:hint="default"/>
-        <w:sz w:val="20"/>
-      </w:rPr>
-    </w:lvl>
-    <w:lvl w:ilvl="8" w:tentative="1">
-      <w:start w:val="1"/>
-      <w:numFmt w:val="bullet"/>
-      <w:lvlText w:val=""/>
-      <w:lvlJc w:val="left"/>
-      <w:pPr>
-        <w:tabs>
-          <w:tab w:val="num" w:pos="6480"/>
-        </w:tabs>
-        <w:ind w:left="6480" w:hanging="360"/>
-      </w:pPr>
-      <w:rPr>
-        <w:rFonts w:ascii="Wingdings" w:hAnsi="Wingdings" w:hint="default"/>
-        <w:sz w:val="20"/>
-      </w:rPr>
-    </w:lvl>
-  </w:abstractNum>
-  <w:abstractNum w:abstractNumId="43" w15:restartNumberingAfterBreak="0">
-    <w:nsid w:val="5B2D1865"/>
-    <w:multiLevelType w:val="multilevel"/>
-    <w:tmpl w:val="FFBC6D2E"/>
-    <w:lvl w:ilvl="0">
-      <w:start w:val="1"/>
-      <w:numFmt w:val="bullet"/>
-      <w:lvlText w:val=""/>
-      <w:lvlJc w:val="left"/>
-      <w:pPr>
-        <w:tabs>
-          <w:tab w:val="num" w:pos="720"/>
-        </w:tabs>
-        <w:ind w:left="720" w:hanging="360"/>
-      </w:pPr>
-      <w:rPr>
-        <w:rFonts w:ascii="Symbol" w:hAnsi="Symbol" w:hint="default"/>
-        <w:sz w:val="20"/>
-      </w:rPr>
-    </w:lvl>
-    <w:lvl w:ilvl="1" w:tentative="1">
-      <w:start w:val="1"/>
-      <w:numFmt w:val="bullet"/>
-      <w:lvlText w:val="o"/>
-      <w:lvlJc w:val="left"/>
-      <w:pPr>
-        <w:tabs>
-          <w:tab w:val="num" w:pos="1440"/>
-        </w:tabs>
-        <w:ind w:left="1440" w:hanging="360"/>
-      </w:pPr>
-      <w:rPr>
-        <w:rFonts w:ascii="Courier New" w:hAnsi="Courier New" w:hint="default"/>
-        <w:sz w:val="20"/>
-      </w:rPr>
-    </w:lvl>
-    <w:lvl w:ilvl="2" w:tentative="1">
-      <w:start w:val="1"/>
-      <w:numFmt w:val="bullet"/>
-      <w:lvlText w:val=""/>
-      <w:lvlJc w:val="left"/>
-      <w:pPr>
-        <w:tabs>
-          <w:tab w:val="num" w:pos="2160"/>
-        </w:tabs>
-        <w:ind w:left="2160" w:hanging="360"/>
-      </w:pPr>
-      <w:rPr>
-        <w:rFonts w:ascii="Wingdings" w:hAnsi="Wingdings" w:hint="default"/>
-        <w:sz w:val="20"/>
-      </w:rPr>
-    </w:lvl>
-    <w:lvl w:ilvl="3" w:tentative="1">
-      <w:start w:val="1"/>
-      <w:numFmt w:val="bullet"/>
-      <w:lvlText w:val=""/>
-      <w:lvlJc w:val="left"/>
-      <w:pPr>
-        <w:tabs>
-          <w:tab w:val="num" w:pos="2880"/>
-        </w:tabs>
-        <w:ind w:left="2880" w:hanging="360"/>
-      </w:pPr>
-      <w:rPr>
-        <w:rFonts w:ascii="Wingdings" w:hAnsi="Wingdings" w:hint="default"/>
-        <w:sz w:val="20"/>
-      </w:rPr>
-    </w:lvl>
-    <w:lvl w:ilvl="4" w:tentative="1">
-      <w:start w:val="1"/>
-      <w:numFmt w:val="bullet"/>
-      <w:lvlText w:val=""/>
-      <w:lvlJc w:val="left"/>
-      <w:pPr>
-        <w:tabs>
-          <w:tab w:val="num" w:pos="3600"/>
-        </w:tabs>
-        <w:ind w:left="3600" w:hanging="360"/>
-      </w:pPr>
-      <w:rPr>
-        <w:rFonts w:ascii="Wingdings" w:hAnsi="Wingdings" w:hint="default"/>
-        <w:sz w:val="20"/>
-      </w:rPr>
-    </w:lvl>
-    <w:lvl w:ilvl="5" w:tentative="1">
-      <w:start w:val="1"/>
-      <w:numFmt w:val="bullet"/>
-      <w:lvlText w:val=""/>
-      <w:lvlJc w:val="left"/>
-      <w:pPr>
-        <w:tabs>
-          <w:tab w:val="num" w:pos="4320"/>
-        </w:tabs>
-        <w:ind w:left="4320" w:hanging="360"/>
-      </w:pPr>
-      <w:rPr>
-        <w:rFonts w:ascii="Wingdings" w:hAnsi="Wingdings" w:hint="default"/>
-        <w:sz w:val="20"/>
-      </w:rPr>
-    </w:lvl>
-    <w:lvl w:ilvl="6" w:tentative="1">
-      <w:start w:val="1"/>
-      <w:numFmt w:val="bullet"/>
-      <w:lvlText w:val=""/>
-      <w:lvlJc w:val="left"/>
-      <w:pPr>
-        <w:tabs>
-          <w:tab w:val="num" w:pos="5040"/>
-        </w:tabs>
-        <w:ind w:left="5040" w:hanging="360"/>
-      </w:pPr>
-      <w:rPr>
-        <w:rFonts w:ascii="Wingdings" w:hAnsi="Wingdings" w:hint="default"/>
-        <w:sz w:val="20"/>
-      </w:rPr>
-    </w:lvl>
-    <w:lvl w:ilvl="7" w:tentative="1">
-      <w:start w:val="1"/>
-      <w:numFmt w:val="bullet"/>
-      <w:lvlText w:val=""/>
-      <w:lvlJc w:val="left"/>
-      <w:pPr>
-        <w:tabs>
-          <w:tab w:val="num" w:pos="5760"/>
-        </w:tabs>
-        <w:ind w:left="5760" w:hanging="360"/>
-      </w:pPr>
-      <w:rPr>
-        <w:rFonts w:ascii="Wingdings" w:hAnsi="Wingdings" w:hint="default"/>
-        <w:sz w:val="20"/>
-      </w:rPr>
-    </w:lvl>
-    <w:lvl w:ilvl="8" w:tentative="1">
-      <w:start w:val="1"/>
-      <w:numFmt w:val="bullet"/>
-      <w:lvlText w:val=""/>
-      <w:lvlJc w:val="left"/>
-      <w:pPr>
-        <w:tabs>
-          <w:tab w:val="num" w:pos="6480"/>
-        </w:tabs>
-        <w:ind w:left="6480" w:hanging="360"/>
-      </w:pPr>
-      <w:rPr>
-        <w:rFonts w:ascii="Wingdings" w:hAnsi="Wingdings" w:hint="default"/>
-        <w:sz w:val="20"/>
-      </w:rPr>
-    </w:lvl>
-  </w:abstractNum>
-  <w:abstractNum w:abstractNumId="44" w15:restartNumberingAfterBreak="0">
-    <w:nsid w:val="5B5A462E"/>
-    <w:multiLevelType w:val="multilevel"/>
-    <w:tmpl w:val="30F0CBDC"/>
-    <w:lvl w:ilvl="0">
-      <w:start w:val="1"/>
-      <w:numFmt w:val="bullet"/>
-      <w:lvlText w:val=""/>
-      <w:lvlJc w:val="left"/>
-      <w:pPr>
-        <w:tabs>
-          <w:tab w:val="num" w:pos="720"/>
-        </w:tabs>
-        <w:ind w:left="720" w:hanging="360"/>
-      </w:pPr>
-      <w:rPr>
-        <w:rFonts w:ascii="Symbol" w:hAnsi="Symbol" w:hint="default"/>
-        <w:sz w:val="20"/>
-      </w:rPr>
-    </w:lvl>
-    <w:lvl w:ilvl="1" w:tentative="1">
-      <w:start w:val="1"/>
-      <w:numFmt w:val="bullet"/>
-      <w:lvlText w:val="o"/>
-      <w:lvlJc w:val="left"/>
-      <w:pPr>
-        <w:tabs>
-          <w:tab w:val="num" w:pos="1440"/>
-        </w:tabs>
-        <w:ind w:left="1440" w:hanging="360"/>
-      </w:pPr>
-      <w:rPr>
-        <w:rFonts w:ascii="Courier New" w:hAnsi="Courier New" w:hint="default"/>
-        <w:sz w:val="20"/>
-      </w:rPr>
-    </w:lvl>
-    <w:lvl w:ilvl="2" w:tentative="1">
-      <w:start w:val="1"/>
-      <w:numFmt w:val="bullet"/>
-      <w:lvlText w:val=""/>
-      <w:lvlJc w:val="left"/>
-      <w:pPr>
-        <w:tabs>
-          <w:tab w:val="num" w:pos="2160"/>
-        </w:tabs>
-        <w:ind w:left="2160" w:hanging="360"/>
-      </w:pPr>
-      <w:rPr>
-        <w:rFonts w:ascii="Wingdings" w:hAnsi="Wingdings" w:hint="default"/>
-        <w:sz w:val="20"/>
-      </w:rPr>
-    </w:lvl>
-    <w:lvl w:ilvl="3" w:tentative="1">
-      <w:start w:val="1"/>
-      <w:numFmt w:val="bullet"/>
-      <w:lvlText w:val=""/>
-      <w:lvlJc w:val="left"/>
-      <w:pPr>
-        <w:tabs>
-          <w:tab w:val="num" w:pos="2880"/>
-        </w:tabs>
-        <w:ind w:left="2880" w:hanging="360"/>
-      </w:pPr>
-      <w:rPr>
-        <w:rFonts w:ascii="Wingdings" w:hAnsi="Wingdings" w:hint="default"/>
-        <w:sz w:val="20"/>
-      </w:rPr>
-    </w:lvl>
-    <w:lvl w:ilvl="4" w:tentative="1">
-      <w:start w:val="1"/>
-      <w:numFmt w:val="bullet"/>
-      <w:lvlText w:val=""/>
-      <w:lvlJc w:val="left"/>
-      <w:pPr>
-        <w:tabs>
-          <w:tab w:val="num" w:pos="3600"/>
-        </w:tabs>
-        <w:ind w:left="3600" w:hanging="360"/>
-      </w:pPr>
-      <w:rPr>
-        <w:rFonts w:ascii="Wingdings" w:hAnsi="Wingdings" w:hint="default"/>
-        <w:sz w:val="20"/>
-      </w:rPr>
-    </w:lvl>
-    <w:lvl w:ilvl="5" w:tentative="1">
-      <w:start w:val="1"/>
-      <w:numFmt w:val="bullet"/>
-      <w:lvlText w:val=""/>
-      <w:lvlJc w:val="left"/>
-      <w:pPr>
-        <w:tabs>
-          <w:tab w:val="num" w:pos="4320"/>
-        </w:tabs>
-        <w:ind w:left="4320" w:hanging="360"/>
-      </w:pPr>
-      <w:rPr>
-        <w:rFonts w:ascii="Wingdings" w:hAnsi="Wingdings" w:hint="default"/>
-        <w:sz w:val="20"/>
-      </w:rPr>
-    </w:lvl>
-    <w:lvl w:ilvl="6" w:tentative="1">
-      <w:start w:val="1"/>
-      <w:numFmt w:val="bullet"/>
-      <w:lvlText w:val=""/>
-      <w:lvlJc w:val="left"/>
-      <w:pPr>
-        <w:tabs>
-          <w:tab w:val="num" w:pos="5040"/>
-        </w:tabs>
-        <w:ind w:left="5040" w:hanging="360"/>
-      </w:pPr>
-      <w:rPr>
-        <w:rFonts w:ascii="Wingdings" w:hAnsi="Wingdings" w:hint="default"/>
-        <w:sz w:val="20"/>
-      </w:rPr>
-    </w:lvl>
-    <w:lvl w:ilvl="7" w:tentative="1">
-      <w:start w:val="1"/>
-      <w:numFmt w:val="bullet"/>
-      <w:lvlText w:val=""/>
-      <w:lvlJc w:val="left"/>
-      <w:pPr>
-        <w:tabs>
-          <w:tab w:val="num" w:pos="5760"/>
-        </w:tabs>
-        <w:ind w:left="5760" w:hanging="360"/>
-      </w:pPr>
-      <w:rPr>
-        <w:rFonts w:ascii="Wingdings" w:hAnsi="Wingdings" w:hint="default"/>
-        <w:sz w:val="20"/>
-      </w:rPr>
-    </w:lvl>
-    <w:lvl w:ilvl="8" w:tentative="1">
-      <w:start w:val="1"/>
-      <w:numFmt w:val="bullet"/>
-      <w:lvlText w:val=""/>
-      <w:lvlJc w:val="left"/>
-      <w:pPr>
-        <w:tabs>
-          <w:tab w:val="num" w:pos="6480"/>
-        </w:tabs>
-        <w:ind w:left="6480" w:hanging="360"/>
-      </w:pPr>
-      <w:rPr>
-        <w:rFonts w:ascii="Wingdings" w:hAnsi="Wingdings" w:hint="default"/>
-        <w:sz w:val="20"/>
-      </w:rPr>
-    </w:lvl>
-  </w:abstractNum>
-  <w:abstractNum w:abstractNumId="45" w15:restartNumberingAfterBreak="0">
-    <w:nsid w:val="5D403CDF"/>
-    <w:multiLevelType w:val="hybridMultilevel"/>
-    <w:tmpl w:val="C966EB18"/>
-    <w:lvl w:ilvl="0" w:tplc="20000001">
-      <w:start w:val="1"/>
-      <w:numFmt w:val="bullet"/>
-      <w:lvlText w:val=""/>
-      <w:lvlJc w:val="left"/>
-      <w:pPr>
-        <w:ind w:left="720" w:hanging="360"/>
-      </w:pPr>
-      <w:rPr>
-        <w:rFonts w:ascii="Symbol" w:hAnsi="Symbol" w:hint="default"/>
-      </w:rPr>
-    </w:lvl>
-    <w:lvl w:ilvl="1" w:tplc="20000003" w:tentative="1">
-      <w:start w:val="1"/>
-      <w:numFmt w:val="bullet"/>
-      <w:lvlText w:val="o"/>
-      <w:lvlJc w:val="left"/>
-      <w:pPr>
-        <w:ind w:left="1440" w:hanging="360"/>
-      </w:pPr>
-      <w:rPr>
-        <w:rFonts w:ascii="Courier New" w:hAnsi="Courier New" w:cs="Courier New" w:hint="default"/>
-      </w:rPr>
-    </w:lvl>
-    <w:lvl w:ilvl="2" w:tplc="20000005" w:tentative="1">
-      <w:start w:val="1"/>
-      <w:numFmt w:val="bullet"/>
-      <w:lvlText w:val=""/>
-      <w:lvlJc w:val="left"/>
-      <w:pPr>
-        <w:ind w:left="2160" w:hanging="360"/>
-      </w:pPr>
-      <w:rPr>
-        <w:rFonts w:ascii="Wingdings" w:hAnsi="Wingdings" w:hint="default"/>
-      </w:rPr>
-    </w:lvl>
-    <w:lvl w:ilvl="3" w:tplc="20000001" w:tentative="1">
-      <w:start w:val="1"/>
-      <w:numFmt w:val="bullet"/>
-      <w:lvlText w:val=""/>
-      <w:lvlJc w:val="left"/>
-      <w:pPr>
-        <w:ind w:left="2880" w:hanging="360"/>
-      </w:pPr>
-      <w:rPr>
-        <w:rFonts w:ascii="Symbol" w:hAnsi="Symbol" w:hint="default"/>
-      </w:rPr>
-    </w:lvl>
-    <w:lvl w:ilvl="4" w:tplc="20000003" w:tentative="1">
-      <w:start w:val="1"/>
-      <w:numFmt w:val="bullet"/>
-      <w:lvlText w:val="o"/>
-      <w:lvlJc w:val="left"/>
-      <w:pPr>
-        <w:ind w:left="3600" w:hanging="360"/>
-      </w:pPr>
-      <w:rPr>
-        <w:rFonts w:ascii="Courier New" w:hAnsi="Courier New" w:cs="Courier New" w:hint="default"/>
-      </w:rPr>
-    </w:lvl>
-    <w:lvl w:ilvl="5" w:tplc="20000005" w:tentative="1">
-      <w:start w:val="1"/>
-      <w:numFmt w:val="bullet"/>
-      <w:lvlText w:val=""/>
-      <w:lvlJc w:val="left"/>
-      <w:pPr>
-        <w:ind w:left="4320" w:hanging="360"/>
-      </w:pPr>
-      <w:rPr>
-        <w:rFonts w:ascii="Wingdings" w:hAnsi="Wingdings" w:hint="default"/>
-      </w:rPr>
-    </w:lvl>
-    <w:lvl w:ilvl="6" w:tplc="20000001" w:tentative="1">
-      <w:start w:val="1"/>
-      <w:numFmt w:val="bullet"/>
-      <w:lvlText w:val=""/>
-      <w:lvlJc w:val="left"/>
-      <w:pPr>
-        <w:ind w:left="5040" w:hanging="360"/>
-      </w:pPr>
-      <w:rPr>
-        <w:rFonts w:ascii="Symbol" w:hAnsi="Symbol" w:hint="default"/>
-      </w:rPr>
-    </w:lvl>
-    <w:lvl w:ilvl="7" w:tplc="20000003" w:tentative="1">
-      <w:start w:val="1"/>
-      <w:numFmt w:val="bullet"/>
-      <w:lvlText w:val="o"/>
-      <w:lvlJc w:val="left"/>
-      <w:pPr>
-        <w:ind w:left="5760" w:hanging="360"/>
-      </w:pPr>
-      <w:rPr>
-        <w:rFonts w:ascii="Courier New" w:hAnsi="Courier New" w:cs="Courier New" w:hint="default"/>
-      </w:rPr>
-    </w:lvl>
-    <w:lvl w:ilvl="8" w:tplc="20000005" w:tentative="1">
-      <w:start w:val="1"/>
-      <w:numFmt w:val="bullet"/>
-      <w:lvlText w:val=""/>
-      <w:lvlJc w:val="left"/>
-      <w:pPr>
-        <w:ind w:left="6480" w:hanging="360"/>
-      </w:pPr>
-      <w:rPr>
-        <w:rFonts w:ascii="Wingdings" w:hAnsi="Wingdings" w:hint="default"/>
-      </w:rPr>
-    </w:lvl>
-  </w:abstractNum>
-  <w:abstractNum w:abstractNumId="46" w15:restartNumberingAfterBreak="0">
-    <w:nsid w:val="5E9F42DF"/>
-    <w:multiLevelType w:val="multilevel"/>
-    <w:tmpl w:val="28967180"/>
-    <w:lvl w:ilvl="0">
-      <w:start w:val="1"/>
-      <w:numFmt w:val="bullet"/>
-      <w:lvlText w:val=""/>
-      <w:lvlJc w:val="left"/>
-      <w:pPr>
-        <w:tabs>
-          <w:tab w:val="num" w:pos="720"/>
-        </w:tabs>
-        <w:ind w:left="720" w:hanging="360"/>
-      </w:pPr>
-      <w:rPr>
-        <w:rFonts w:ascii="Symbol" w:hAnsi="Symbol" w:hint="default"/>
-        <w:sz w:val="20"/>
-      </w:rPr>
-    </w:lvl>
-    <w:lvl w:ilvl="1" w:tentative="1">
-      <w:start w:val="1"/>
-      <w:numFmt w:val="bullet"/>
-      <w:lvlText w:val="o"/>
-      <w:lvlJc w:val="left"/>
-      <w:pPr>
-        <w:tabs>
-          <w:tab w:val="num" w:pos="1440"/>
-        </w:tabs>
-        <w:ind w:left="1440" w:hanging="360"/>
-      </w:pPr>
-      <w:rPr>
-        <w:rFonts w:ascii="Courier New" w:hAnsi="Courier New" w:hint="default"/>
-        <w:sz w:val="20"/>
-      </w:rPr>
-    </w:lvl>
-    <w:lvl w:ilvl="2" w:tentative="1">
-      <w:start w:val="1"/>
-      <w:numFmt w:val="bullet"/>
-      <w:lvlText w:val=""/>
-      <w:lvlJc w:val="left"/>
-      <w:pPr>
-        <w:tabs>
-          <w:tab w:val="num" w:pos="2160"/>
-        </w:tabs>
-        <w:ind w:left="2160" w:hanging="360"/>
-      </w:pPr>
-      <w:rPr>
-        <w:rFonts w:ascii="Wingdings" w:hAnsi="Wingdings" w:hint="default"/>
-        <w:sz w:val="20"/>
-      </w:rPr>
-    </w:lvl>
-    <w:lvl w:ilvl="3" w:tentative="1">
-      <w:start w:val="1"/>
-      <w:numFmt w:val="bullet"/>
-      <w:lvlText w:val=""/>
-      <w:lvlJc w:val="left"/>
-      <w:pPr>
-        <w:tabs>
-          <w:tab w:val="num" w:pos="2880"/>
-        </w:tabs>
-        <w:ind w:left="2880" w:hanging="360"/>
-      </w:pPr>
-      <w:rPr>
-        <w:rFonts w:ascii="Wingdings" w:hAnsi="Wingdings" w:hint="default"/>
-        <w:sz w:val="20"/>
-      </w:rPr>
-    </w:lvl>
-    <w:lvl w:ilvl="4" w:tentative="1">
-      <w:start w:val="1"/>
-      <w:numFmt w:val="bullet"/>
-      <w:lvlText w:val=""/>
-      <w:lvlJc w:val="left"/>
-      <w:pPr>
-        <w:tabs>
-          <w:tab w:val="num" w:pos="3600"/>
-        </w:tabs>
-        <w:ind w:left="3600" w:hanging="360"/>
-      </w:pPr>
-      <w:rPr>
-        <w:rFonts w:ascii="Wingdings" w:hAnsi="Wingdings" w:hint="default"/>
-        <w:sz w:val="20"/>
-      </w:rPr>
-    </w:lvl>
-    <w:lvl w:ilvl="5" w:tentative="1">
-      <w:start w:val="1"/>
-      <w:numFmt w:val="bullet"/>
-      <w:lvlText w:val=""/>
-      <w:lvlJc w:val="left"/>
-      <w:pPr>
-        <w:tabs>
-          <w:tab w:val="num" w:pos="4320"/>
-        </w:tabs>
-        <w:ind w:left="4320" w:hanging="360"/>
-      </w:pPr>
-      <w:rPr>
-        <w:rFonts w:ascii="Wingdings" w:hAnsi="Wingdings" w:hint="default"/>
-        <w:sz w:val="20"/>
-      </w:rPr>
-    </w:lvl>
-    <w:lvl w:ilvl="6" w:tentative="1">
-      <w:start w:val="1"/>
-      <w:numFmt w:val="bullet"/>
-      <w:lvlText w:val=""/>
-      <w:lvlJc w:val="left"/>
-      <w:pPr>
-        <w:tabs>
-          <w:tab w:val="num" w:pos="5040"/>
-        </w:tabs>
-        <w:ind w:left="5040" w:hanging="360"/>
-      </w:pPr>
-      <w:rPr>
-        <w:rFonts w:ascii="Wingdings" w:hAnsi="Wingdings" w:hint="default"/>
-        <w:sz w:val="20"/>
-      </w:rPr>
-    </w:lvl>
-    <w:lvl w:ilvl="7" w:tentative="1">
-      <w:start w:val="1"/>
-      <w:numFmt w:val="bullet"/>
-      <w:lvlText w:val=""/>
-      <w:lvlJc w:val="left"/>
-      <w:pPr>
-        <w:tabs>
-          <w:tab w:val="num" w:pos="5760"/>
-        </w:tabs>
-        <w:ind w:left="5760" w:hanging="360"/>
-      </w:pPr>
-      <w:rPr>
-        <w:rFonts w:ascii="Wingdings" w:hAnsi="Wingdings" w:hint="default"/>
-        <w:sz w:val="20"/>
-      </w:rPr>
-    </w:lvl>
-    <w:lvl w:ilvl="8" w:tentative="1">
-      <w:start w:val="1"/>
-      <w:numFmt w:val="bullet"/>
-      <w:lvlText w:val=""/>
-      <w:lvlJc w:val="left"/>
-      <w:pPr>
-        <w:tabs>
-          <w:tab w:val="num" w:pos="6480"/>
-        </w:tabs>
-        <w:ind w:left="6480" w:hanging="360"/>
-      </w:pPr>
-      <w:rPr>
-        <w:rFonts w:ascii="Wingdings" w:hAnsi="Wingdings" w:hint="default"/>
-        <w:sz w:val="20"/>
-      </w:rPr>
-    </w:lvl>
-  </w:abstractNum>
-  <w:abstractNum w:abstractNumId="47" w15:restartNumberingAfterBreak="0">
+  <w:abstractNum w:abstractNumId="12" w15:restartNumberingAfterBreak="0">
     <w:nsid w:val="60D76CE1"/>
     <w:multiLevelType w:val="multilevel"/>
     <w:tmpl w:val="8B362BC0"/>
@@ -14699,305 +9464,7 @@
       </w:pPr>
     </w:lvl>
   </w:abstractNum>
-  <w:abstractNum w:abstractNumId="48" w15:restartNumberingAfterBreak="0">
-    <w:nsid w:val="61F23C20"/>
-    <w:multiLevelType w:val="multilevel"/>
-    <w:tmpl w:val="ABA8D1AC"/>
-    <w:lvl w:ilvl="0">
-      <w:start w:val="1"/>
-      <w:numFmt w:val="bullet"/>
-      <w:lvlText w:val=""/>
-      <w:lvlJc w:val="left"/>
-      <w:pPr>
-        <w:tabs>
-          <w:tab w:val="num" w:pos="720"/>
-        </w:tabs>
-        <w:ind w:left="720" w:hanging="360"/>
-      </w:pPr>
-      <w:rPr>
-        <w:rFonts w:ascii="Symbol" w:hAnsi="Symbol" w:hint="default"/>
-        <w:sz w:val="20"/>
-      </w:rPr>
-    </w:lvl>
-    <w:lvl w:ilvl="1" w:tentative="1">
-      <w:start w:val="1"/>
-      <w:numFmt w:val="bullet"/>
-      <w:lvlText w:val="o"/>
-      <w:lvlJc w:val="left"/>
-      <w:pPr>
-        <w:tabs>
-          <w:tab w:val="num" w:pos="1440"/>
-        </w:tabs>
-        <w:ind w:left="1440" w:hanging="360"/>
-      </w:pPr>
-      <w:rPr>
-        <w:rFonts w:ascii="Courier New" w:hAnsi="Courier New" w:hint="default"/>
-        <w:sz w:val="20"/>
-      </w:rPr>
-    </w:lvl>
-    <w:lvl w:ilvl="2" w:tentative="1">
-      <w:start w:val="1"/>
-      <w:numFmt w:val="bullet"/>
-      <w:lvlText w:val=""/>
-      <w:lvlJc w:val="left"/>
-      <w:pPr>
-        <w:tabs>
-          <w:tab w:val="num" w:pos="2160"/>
-        </w:tabs>
-        <w:ind w:left="2160" w:hanging="360"/>
-      </w:pPr>
-      <w:rPr>
-        <w:rFonts w:ascii="Wingdings" w:hAnsi="Wingdings" w:hint="default"/>
-        <w:sz w:val="20"/>
-      </w:rPr>
-    </w:lvl>
-    <w:lvl w:ilvl="3" w:tentative="1">
-      <w:start w:val="1"/>
-      <w:numFmt w:val="bullet"/>
-      <w:lvlText w:val=""/>
-      <w:lvlJc w:val="left"/>
-      <w:pPr>
-        <w:tabs>
-          <w:tab w:val="num" w:pos="2880"/>
-        </w:tabs>
-        <w:ind w:left="2880" w:hanging="360"/>
-      </w:pPr>
-      <w:rPr>
-        <w:rFonts w:ascii="Wingdings" w:hAnsi="Wingdings" w:hint="default"/>
-        <w:sz w:val="20"/>
-      </w:rPr>
-    </w:lvl>
-    <w:lvl w:ilvl="4" w:tentative="1">
-      <w:start w:val="1"/>
-      <w:numFmt w:val="bullet"/>
-      <w:lvlText w:val=""/>
-      <w:lvlJc w:val="left"/>
-      <w:pPr>
-        <w:tabs>
-          <w:tab w:val="num" w:pos="3600"/>
-        </w:tabs>
-        <w:ind w:left="3600" w:hanging="360"/>
-      </w:pPr>
-      <w:rPr>
-        <w:rFonts w:ascii="Wingdings" w:hAnsi="Wingdings" w:hint="default"/>
-        <w:sz w:val="20"/>
-      </w:rPr>
-    </w:lvl>
-    <w:lvl w:ilvl="5" w:tentative="1">
-      <w:start w:val="1"/>
-      <w:numFmt w:val="bullet"/>
-      <w:lvlText w:val=""/>
-      <w:lvlJc w:val="left"/>
-      <w:pPr>
-        <w:tabs>
-          <w:tab w:val="num" w:pos="4320"/>
-        </w:tabs>
-        <w:ind w:left="4320" w:hanging="360"/>
-      </w:pPr>
-      <w:rPr>
-        <w:rFonts w:ascii="Wingdings" w:hAnsi="Wingdings" w:hint="default"/>
-        <w:sz w:val="20"/>
-      </w:rPr>
-    </w:lvl>
-    <w:lvl w:ilvl="6" w:tentative="1">
-      <w:start w:val="1"/>
-      <w:numFmt w:val="bullet"/>
-      <w:lvlText w:val=""/>
-      <w:lvlJc w:val="left"/>
-      <w:pPr>
-        <w:tabs>
-          <w:tab w:val="num" w:pos="5040"/>
-        </w:tabs>
-        <w:ind w:left="5040" w:hanging="360"/>
-      </w:pPr>
-      <w:rPr>
-        <w:rFonts w:ascii="Wingdings" w:hAnsi="Wingdings" w:hint="default"/>
-        <w:sz w:val="20"/>
-      </w:rPr>
-    </w:lvl>
-    <w:lvl w:ilvl="7" w:tentative="1">
-      <w:start w:val="1"/>
-      <w:numFmt w:val="bullet"/>
-      <w:lvlText w:val=""/>
-      <w:lvlJc w:val="left"/>
-      <w:pPr>
-        <w:tabs>
-          <w:tab w:val="num" w:pos="5760"/>
-        </w:tabs>
-        <w:ind w:left="5760" w:hanging="360"/>
-      </w:pPr>
-      <w:rPr>
-        <w:rFonts w:ascii="Wingdings" w:hAnsi="Wingdings" w:hint="default"/>
-        <w:sz w:val="20"/>
-      </w:rPr>
-    </w:lvl>
-    <w:lvl w:ilvl="8" w:tentative="1">
-      <w:start w:val="1"/>
-      <w:numFmt w:val="bullet"/>
-      <w:lvlText w:val=""/>
-      <w:lvlJc w:val="left"/>
-      <w:pPr>
-        <w:tabs>
-          <w:tab w:val="num" w:pos="6480"/>
-        </w:tabs>
-        <w:ind w:left="6480" w:hanging="360"/>
-      </w:pPr>
-      <w:rPr>
-        <w:rFonts w:ascii="Wingdings" w:hAnsi="Wingdings" w:hint="default"/>
-        <w:sz w:val="20"/>
-      </w:rPr>
-    </w:lvl>
-  </w:abstractNum>
-  <w:abstractNum w:abstractNumId="49" w15:restartNumberingAfterBreak="0">
-    <w:nsid w:val="645F6C66"/>
-    <w:multiLevelType w:val="multilevel"/>
-    <w:tmpl w:val="8DC07BAE"/>
-    <w:lvl w:ilvl="0">
-      <w:start w:val="1"/>
-      <w:numFmt w:val="bullet"/>
-      <w:lvlText w:val=""/>
-      <w:lvlJc w:val="left"/>
-      <w:pPr>
-        <w:tabs>
-          <w:tab w:val="num" w:pos="720"/>
-        </w:tabs>
-        <w:ind w:left="720" w:hanging="360"/>
-      </w:pPr>
-      <w:rPr>
-        <w:rFonts w:ascii="Symbol" w:hAnsi="Symbol" w:hint="default"/>
-        <w:sz w:val="20"/>
-      </w:rPr>
-    </w:lvl>
-    <w:lvl w:ilvl="1" w:tentative="1">
-      <w:start w:val="1"/>
-      <w:numFmt w:val="bullet"/>
-      <w:lvlText w:val="o"/>
-      <w:lvlJc w:val="left"/>
-      <w:pPr>
-        <w:tabs>
-          <w:tab w:val="num" w:pos="1440"/>
-        </w:tabs>
-        <w:ind w:left="1440" w:hanging="360"/>
-      </w:pPr>
-      <w:rPr>
-        <w:rFonts w:ascii="Courier New" w:hAnsi="Courier New" w:hint="default"/>
-        <w:sz w:val="20"/>
-      </w:rPr>
-    </w:lvl>
-    <w:lvl w:ilvl="2" w:tentative="1">
-      <w:start w:val="1"/>
-      <w:numFmt w:val="bullet"/>
-      <w:lvlText w:val=""/>
-      <w:lvlJc w:val="left"/>
-      <w:pPr>
-        <w:tabs>
-          <w:tab w:val="num" w:pos="2160"/>
-        </w:tabs>
-        <w:ind w:left="2160" w:hanging="360"/>
-      </w:pPr>
-      <w:rPr>
-        <w:rFonts w:ascii="Wingdings" w:hAnsi="Wingdings" w:hint="default"/>
-        <w:sz w:val="20"/>
-      </w:rPr>
-    </w:lvl>
-    <w:lvl w:ilvl="3" w:tentative="1">
-      <w:start w:val="1"/>
-      <w:numFmt w:val="bullet"/>
-      <w:lvlText w:val=""/>
-      <w:lvlJc w:val="left"/>
-      <w:pPr>
-        <w:tabs>
-          <w:tab w:val="num" w:pos="2880"/>
-        </w:tabs>
-        <w:ind w:left="2880" w:hanging="360"/>
-      </w:pPr>
-      <w:rPr>
-        <w:rFonts w:ascii="Wingdings" w:hAnsi="Wingdings" w:hint="default"/>
-        <w:sz w:val="20"/>
-      </w:rPr>
-    </w:lvl>
-    <w:lvl w:ilvl="4" w:tentative="1">
-      <w:start w:val="1"/>
-      <w:numFmt w:val="bullet"/>
-      <w:lvlText w:val=""/>
-      <w:lvlJc w:val="left"/>
-      <w:pPr>
-        <w:tabs>
-          <w:tab w:val="num" w:pos="3600"/>
-        </w:tabs>
-        <w:ind w:left="3600" w:hanging="360"/>
-      </w:pPr>
-      <w:rPr>
-        <w:rFonts w:ascii="Wingdings" w:hAnsi="Wingdings" w:hint="default"/>
-        <w:sz w:val="20"/>
-      </w:rPr>
-    </w:lvl>
-    <w:lvl w:ilvl="5" w:tentative="1">
-      <w:start w:val="1"/>
-      <w:numFmt w:val="bullet"/>
-      <w:lvlText w:val=""/>
-      <w:lvlJc w:val="left"/>
-      <w:pPr>
-        <w:tabs>
-          <w:tab w:val="num" w:pos="4320"/>
-        </w:tabs>
-        <w:ind w:left="4320" w:hanging="360"/>
-      </w:pPr>
-      <w:rPr>
-        <w:rFonts w:ascii="Wingdings" w:hAnsi="Wingdings" w:hint="default"/>
-        <w:sz w:val="20"/>
-      </w:rPr>
-    </w:lvl>
-    <w:lvl w:ilvl="6" w:tentative="1">
-      <w:start w:val="1"/>
-      <w:numFmt w:val="bullet"/>
-      <w:lvlText w:val=""/>
-      <w:lvlJc w:val="left"/>
-      <w:pPr>
-        <w:tabs>
-          <w:tab w:val="num" w:pos="5040"/>
-        </w:tabs>
-        <w:ind w:left="5040" w:hanging="360"/>
-      </w:pPr>
-      <w:rPr>
-        <w:rFonts w:ascii="Wingdings" w:hAnsi="Wingdings" w:hint="default"/>
-        <w:sz w:val="20"/>
-      </w:rPr>
-    </w:lvl>
-    <w:lvl w:ilvl="7" w:tentative="1">
-      <w:start w:val="1"/>
-      <w:numFmt w:val="bullet"/>
-      <w:lvlText w:val=""/>
-      <w:lvlJc w:val="left"/>
-      <w:pPr>
-        <w:tabs>
-          <w:tab w:val="num" w:pos="5760"/>
-        </w:tabs>
-        <w:ind w:left="5760" w:hanging="360"/>
-      </w:pPr>
-      <w:rPr>
-        <w:rFonts w:ascii="Wingdings" w:hAnsi="Wingdings" w:hint="default"/>
-        <w:sz w:val="20"/>
-      </w:rPr>
-    </w:lvl>
-    <w:lvl w:ilvl="8" w:tentative="1">
-      <w:start w:val="1"/>
-      <w:numFmt w:val="bullet"/>
-      <w:lvlText w:val=""/>
-      <w:lvlJc w:val="left"/>
-      <w:pPr>
-        <w:tabs>
-          <w:tab w:val="num" w:pos="6480"/>
-        </w:tabs>
-        <w:ind w:left="6480" w:hanging="360"/>
-      </w:pPr>
-      <w:rPr>
-        <w:rFonts w:ascii="Wingdings" w:hAnsi="Wingdings" w:hint="default"/>
-        <w:sz w:val="20"/>
-      </w:rPr>
-    </w:lvl>
-  </w:abstractNum>
-  <w:abstractNum w:abstractNumId="50" w15:restartNumberingAfterBreak="0">
+  <w:abstractNum w:abstractNumId="13" w15:restartNumberingAfterBreak="0">
     <w:nsid w:val="67591EB2"/>
     <w:multiLevelType w:val="multilevel"/>
     <w:tmpl w:val="998AE058"/>
@@ -15146,716 +9613,7 @@
       </w:rPr>
     </w:lvl>
   </w:abstractNum>
-  <w:abstractNum w:abstractNumId="51" w15:restartNumberingAfterBreak="0">
-    <w:nsid w:val="6BD77885"/>
-    <w:multiLevelType w:val="multilevel"/>
-    <w:tmpl w:val="CA56C4EA"/>
-    <w:lvl w:ilvl="0">
-      <w:start w:val="1"/>
-      <w:numFmt w:val="bullet"/>
-      <w:lvlText w:val=""/>
-      <w:lvlJc w:val="left"/>
-      <w:pPr>
-        <w:tabs>
-          <w:tab w:val="num" w:pos="720"/>
-        </w:tabs>
-        <w:ind w:left="720" w:hanging="360"/>
-      </w:pPr>
-      <w:rPr>
-        <w:rFonts w:ascii="Symbol" w:hAnsi="Symbol" w:hint="default"/>
-        <w:sz w:val="20"/>
-      </w:rPr>
-    </w:lvl>
-    <w:lvl w:ilvl="1" w:tentative="1">
-      <w:start w:val="1"/>
-      <w:numFmt w:val="bullet"/>
-      <w:lvlText w:val="o"/>
-      <w:lvlJc w:val="left"/>
-      <w:pPr>
-        <w:tabs>
-          <w:tab w:val="num" w:pos="1440"/>
-        </w:tabs>
-        <w:ind w:left="1440" w:hanging="360"/>
-      </w:pPr>
-      <w:rPr>
-        <w:rFonts w:ascii="Courier New" w:hAnsi="Courier New" w:hint="default"/>
-        <w:sz w:val="20"/>
-      </w:rPr>
-    </w:lvl>
-    <w:lvl w:ilvl="2" w:tentative="1">
-      <w:start w:val="1"/>
-      <w:numFmt w:val="bullet"/>
-      <w:lvlText w:val=""/>
-      <w:lvlJc w:val="left"/>
-      <w:pPr>
-        <w:tabs>
-          <w:tab w:val="num" w:pos="2160"/>
-        </w:tabs>
-        <w:ind w:left="2160" w:hanging="360"/>
-      </w:pPr>
-      <w:rPr>
-        <w:rFonts w:ascii="Wingdings" w:hAnsi="Wingdings" w:hint="default"/>
-        <w:sz w:val="20"/>
-      </w:rPr>
-    </w:lvl>
-    <w:lvl w:ilvl="3" w:tentative="1">
-      <w:start w:val="1"/>
-      <w:numFmt w:val="bullet"/>
-      <w:lvlText w:val=""/>
-      <w:lvlJc w:val="left"/>
-      <w:pPr>
-        <w:tabs>
-          <w:tab w:val="num" w:pos="2880"/>
-        </w:tabs>
-        <w:ind w:left="2880" w:hanging="360"/>
-      </w:pPr>
-      <w:rPr>
-        <w:rFonts w:ascii="Wingdings" w:hAnsi="Wingdings" w:hint="default"/>
-        <w:sz w:val="20"/>
-      </w:rPr>
-    </w:lvl>
-    <w:lvl w:ilvl="4" w:tentative="1">
-      <w:start w:val="1"/>
-      <w:numFmt w:val="bullet"/>
-      <w:lvlText w:val=""/>
-      <w:lvlJc w:val="left"/>
-      <w:pPr>
-        <w:tabs>
-          <w:tab w:val="num" w:pos="3600"/>
-        </w:tabs>
-        <w:ind w:left="3600" w:hanging="360"/>
-      </w:pPr>
-      <w:rPr>
-        <w:rFonts w:ascii="Wingdings" w:hAnsi="Wingdings" w:hint="default"/>
-        <w:sz w:val="20"/>
-      </w:rPr>
-    </w:lvl>
-    <w:lvl w:ilvl="5" w:tentative="1">
-      <w:start w:val="1"/>
-      <w:numFmt w:val="bullet"/>
-      <w:lvlText w:val=""/>
-      <w:lvlJc w:val="left"/>
-      <w:pPr>
-        <w:tabs>
-          <w:tab w:val="num" w:pos="4320"/>
-        </w:tabs>
-        <w:ind w:left="4320" w:hanging="360"/>
-      </w:pPr>
-      <w:rPr>
-        <w:rFonts w:ascii="Wingdings" w:hAnsi="Wingdings" w:hint="default"/>
-        <w:sz w:val="20"/>
-      </w:rPr>
-    </w:lvl>
-    <w:lvl w:ilvl="6" w:tentative="1">
-      <w:start w:val="1"/>
-      <w:numFmt w:val="bullet"/>
-      <w:lvlText w:val=""/>
-      <w:lvlJc w:val="left"/>
-      <w:pPr>
-        <w:tabs>
-          <w:tab w:val="num" w:pos="5040"/>
-        </w:tabs>
-        <w:ind w:left="5040" w:hanging="360"/>
-      </w:pPr>
-      <w:rPr>
-        <w:rFonts w:ascii="Wingdings" w:hAnsi="Wingdings" w:hint="default"/>
-        <w:sz w:val="20"/>
-      </w:rPr>
-    </w:lvl>
-    <w:lvl w:ilvl="7" w:tentative="1">
-      <w:start w:val="1"/>
-      <w:numFmt w:val="bullet"/>
-      <w:lvlText w:val=""/>
-      <w:lvlJc w:val="left"/>
-      <w:pPr>
-        <w:tabs>
-          <w:tab w:val="num" w:pos="5760"/>
-        </w:tabs>
-        <w:ind w:left="5760" w:hanging="360"/>
-      </w:pPr>
-      <w:rPr>
-        <w:rFonts w:ascii="Wingdings" w:hAnsi="Wingdings" w:hint="default"/>
-        <w:sz w:val="20"/>
-      </w:rPr>
-    </w:lvl>
-    <w:lvl w:ilvl="8" w:tentative="1">
-      <w:start w:val="1"/>
-      <w:numFmt w:val="bullet"/>
-      <w:lvlText w:val=""/>
-      <w:lvlJc w:val="left"/>
-      <w:pPr>
-        <w:tabs>
-          <w:tab w:val="num" w:pos="6480"/>
-        </w:tabs>
-        <w:ind w:left="6480" w:hanging="360"/>
-      </w:pPr>
-      <w:rPr>
-        <w:rFonts w:ascii="Wingdings" w:hAnsi="Wingdings" w:hint="default"/>
-        <w:sz w:val="20"/>
-      </w:rPr>
-    </w:lvl>
-  </w:abstractNum>
-  <w:abstractNum w:abstractNumId="52" w15:restartNumberingAfterBreak="0">
-    <w:nsid w:val="6C0A7733"/>
-    <w:multiLevelType w:val="multilevel"/>
-    <w:tmpl w:val="5C1AC38A"/>
-    <w:lvl w:ilvl="0">
-      <w:start w:val="1"/>
-      <w:numFmt w:val="bullet"/>
-      <w:lvlText w:val=""/>
-      <w:lvlJc w:val="left"/>
-      <w:pPr>
-        <w:tabs>
-          <w:tab w:val="num" w:pos="720"/>
-        </w:tabs>
-        <w:ind w:left="720" w:hanging="360"/>
-      </w:pPr>
-      <w:rPr>
-        <w:rFonts w:ascii="Symbol" w:hAnsi="Symbol" w:hint="default"/>
-        <w:sz w:val="20"/>
-      </w:rPr>
-    </w:lvl>
-    <w:lvl w:ilvl="1" w:tentative="1">
-      <w:start w:val="1"/>
-      <w:numFmt w:val="bullet"/>
-      <w:lvlText w:val="o"/>
-      <w:lvlJc w:val="left"/>
-      <w:pPr>
-        <w:tabs>
-          <w:tab w:val="num" w:pos="1440"/>
-        </w:tabs>
-        <w:ind w:left="1440" w:hanging="360"/>
-      </w:pPr>
-      <w:rPr>
-        <w:rFonts w:ascii="Courier New" w:hAnsi="Courier New" w:hint="default"/>
-        <w:sz w:val="20"/>
-      </w:rPr>
-    </w:lvl>
-    <w:lvl w:ilvl="2" w:tentative="1">
-      <w:start w:val="1"/>
-      <w:numFmt w:val="bullet"/>
-      <w:lvlText w:val=""/>
-      <w:lvlJc w:val="left"/>
-      <w:pPr>
-        <w:tabs>
-          <w:tab w:val="num" w:pos="2160"/>
-        </w:tabs>
-        <w:ind w:left="2160" w:hanging="360"/>
-      </w:pPr>
-      <w:rPr>
-        <w:rFonts w:ascii="Wingdings" w:hAnsi="Wingdings" w:hint="default"/>
-        <w:sz w:val="20"/>
-      </w:rPr>
-    </w:lvl>
-    <w:lvl w:ilvl="3" w:tentative="1">
-      <w:start w:val="1"/>
-      <w:numFmt w:val="bullet"/>
-      <w:lvlText w:val=""/>
-      <w:lvlJc w:val="left"/>
-      <w:pPr>
-        <w:tabs>
-          <w:tab w:val="num" w:pos="2880"/>
-        </w:tabs>
-        <w:ind w:left="2880" w:hanging="360"/>
-      </w:pPr>
-      <w:rPr>
-        <w:rFonts w:ascii="Wingdings" w:hAnsi="Wingdings" w:hint="default"/>
-        <w:sz w:val="20"/>
-      </w:rPr>
-    </w:lvl>
-    <w:lvl w:ilvl="4" w:tentative="1">
-      <w:start w:val="1"/>
-      <w:numFmt w:val="bullet"/>
-      <w:lvlText w:val=""/>
-      <w:lvlJc w:val="left"/>
-      <w:pPr>
-        <w:tabs>
-          <w:tab w:val="num" w:pos="3600"/>
-        </w:tabs>
-        <w:ind w:left="3600" w:hanging="360"/>
-      </w:pPr>
-      <w:rPr>
-        <w:rFonts w:ascii="Wingdings" w:hAnsi="Wingdings" w:hint="default"/>
-        <w:sz w:val="20"/>
-      </w:rPr>
-    </w:lvl>
-    <w:lvl w:ilvl="5" w:tentative="1">
-      <w:start w:val="1"/>
-      <w:numFmt w:val="bullet"/>
-      <w:lvlText w:val=""/>
-      <w:lvlJc w:val="left"/>
-      <w:pPr>
-        <w:tabs>
-          <w:tab w:val="num" w:pos="4320"/>
-        </w:tabs>
-        <w:ind w:left="4320" w:hanging="360"/>
-      </w:pPr>
-      <w:rPr>
-        <w:rFonts w:ascii="Wingdings" w:hAnsi="Wingdings" w:hint="default"/>
-        <w:sz w:val="20"/>
-      </w:rPr>
-    </w:lvl>
-    <w:lvl w:ilvl="6" w:tentative="1">
-      <w:start w:val="1"/>
-      <w:numFmt w:val="bullet"/>
-      <w:lvlText w:val=""/>
-      <w:lvlJc w:val="left"/>
-      <w:pPr>
-        <w:tabs>
-          <w:tab w:val="num" w:pos="5040"/>
-        </w:tabs>
-        <w:ind w:left="5040" w:hanging="360"/>
-      </w:pPr>
-      <w:rPr>
-        <w:rFonts w:ascii="Wingdings" w:hAnsi="Wingdings" w:hint="default"/>
-        <w:sz w:val="20"/>
-      </w:rPr>
-    </w:lvl>
-    <w:lvl w:ilvl="7" w:tentative="1">
-      <w:start w:val="1"/>
-      <w:numFmt w:val="bullet"/>
-      <w:lvlText w:val=""/>
-      <w:lvlJc w:val="left"/>
-      <w:pPr>
-        <w:tabs>
-          <w:tab w:val="num" w:pos="5760"/>
-        </w:tabs>
-        <w:ind w:left="5760" w:hanging="360"/>
-      </w:pPr>
-      <w:rPr>
-        <w:rFonts w:ascii="Wingdings" w:hAnsi="Wingdings" w:hint="default"/>
-        <w:sz w:val="20"/>
-      </w:rPr>
-    </w:lvl>
-    <w:lvl w:ilvl="8" w:tentative="1">
-      <w:start w:val="1"/>
-      <w:numFmt w:val="bullet"/>
-      <w:lvlText w:val=""/>
-      <w:lvlJc w:val="left"/>
-      <w:pPr>
-        <w:tabs>
-          <w:tab w:val="num" w:pos="6480"/>
-        </w:tabs>
-        <w:ind w:left="6480" w:hanging="360"/>
-      </w:pPr>
-      <w:rPr>
-        <w:rFonts w:ascii="Wingdings" w:hAnsi="Wingdings" w:hint="default"/>
-        <w:sz w:val="20"/>
-      </w:rPr>
-    </w:lvl>
-  </w:abstractNum>
-  <w:abstractNum w:abstractNumId="53" w15:restartNumberingAfterBreak="0">
-    <w:nsid w:val="6CB07D6B"/>
-    <w:multiLevelType w:val="hybridMultilevel"/>
-    <w:tmpl w:val="6F0CA23E"/>
-    <w:lvl w:ilvl="0" w:tplc="20000001">
-      <w:start w:val="1"/>
-      <w:numFmt w:val="bullet"/>
-      <w:lvlText w:val=""/>
-      <w:lvlJc w:val="left"/>
-      <w:pPr>
-        <w:ind w:left="720" w:hanging="360"/>
-      </w:pPr>
-      <w:rPr>
-        <w:rFonts w:ascii="Symbol" w:hAnsi="Symbol" w:hint="default"/>
-      </w:rPr>
-    </w:lvl>
-    <w:lvl w:ilvl="1" w:tplc="20000003" w:tentative="1">
-      <w:start w:val="1"/>
-      <w:numFmt w:val="bullet"/>
-      <w:lvlText w:val="o"/>
-      <w:lvlJc w:val="left"/>
-      <w:pPr>
-        <w:ind w:left="1440" w:hanging="360"/>
-      </w:pPr>
-      <w:rPr>
-        <w:rFonts w:ascii="Courier New" w:hAnsi="Courier New" w:cs="Courier New" w:hint="default"/>
-      </w:rPr>
-    </w:lvl>
-    <w:lvl w:ilvl="2" w:tplc="20000005" w:tentative="1">
-      <w:start w:val="1"/>
-      <w:numFmt w:val="bullet"/>
-      <w:lvlText w:val=""/>
-      <w:lvlJc w:val="left"/>
-      <w:pPr>
-        <w:ind w:left="2160" w:hanging="360"/>
-      </w:pPr>
-      <w:rPr>
-        <w:rFonts w:ascii="Wingdings" w:hAnsi="Wingdings" w:hint="default"/>
-      </w:rPr>
-    </w:lvl>
-    <w:lvl w:ilvl="3" w:tplc="20000001" w:tentative="1">
-      <w:start w:val="1"/>
-      <w:numFmt w:val="bullet"/>
-      <w:lvlText w:val=""/>
-      <w:lvlJc w:val="left"/>
-      <w:pPr>
-        <w:ind w:left="2880" w:hanging="360"/>
-      </w:pPr>
-      <w:rPr>
-        <w:rFonts w:ascii="Symbol" w:hAnsi="Symbol" w:hint="default"/>
-      </w:rPr>
-    </w:lvl>
-    <w:lvl w:ilvl="4" w:tplc="20000003" w:tentative="1">
-      <w:start w:val="1"/>
-      <w:numFmt w:val="bullet"/>
-      <w:lvlText w:val="o"/>
-      <w:lvlJc w:val="left"/>
-      <w:pPr>
-        <w:ind w:left="3600" w:hanging="360"/>
-      </w:pPr>
-      <w:rPr>
-        <w:rFonts w:ascii="Courier New" w:hAnsi="Courier New" w:cs="Courier New" w:hint="default"/>
-      </w:rPr>
-    </w:lvl>
-    <w:lvl w:ilvl="5" w:tplc="20000005" w:tentative="1">
-      <w:start w:val="1"/>
-      <w:numFmt w:val="bullet"/>
-      <w:lvlText w:val=""/>
-      <w:lvlJc w:val="left"/>
-      <w:pPr>
-        <w:ind w:left="4320" w:hanging="360"/>
-      </w:pPr>
-      <w:rPr>
-        <w:rFonts w:ascii="Wingdings" w:hAnsi="Wingdings" w:hint="default"/>
-      </w:rPr>
-    </w:lvl>
-    <w:lvl w:ilvl="6" w:tplc="20000001" w:tentative="1">
-      <w:start w:val="1"/>
-      <w:numFmt w:val="bullet"/>
-      <w:lvlText w:val=""/>
-      <w:lvlJc w:val="left"/>
-      <w:pPr>
-        <w:ind w:left="5040" w:hanging="360"/>
-      </w:pPr>
-      <w:rPr>
-        <w:rFonts w:ascii="Symbol" w:hAnsi="Symbol" w:hint="default"/>
-      </w:rPr>
-    </w:lvl>
-    <w:lvl w:ilvl="7" w:tplc="20000003" w:tentative="1">
-      <w:start w:val="1"/>
-      <w:numFmt w:val="bullet"/>
-      <w:lvlText w:val="o"/>
-      <w:lvlJc w:val="left"/>
-      <w:pPr>
-        <w:ind w:left="5760" w:hanging="360"/>
-      </w:pPr>
-      <w:rPr>
-        <w:rFonts w:ascii="Courier New" w:hAnsi="Courier New" w:cs="Courier New" w:hint="default"/>
-      </w:rPr>
-    </w:lvl>
-    <w:lvl w:ilvl="8" w:tplc="20000005" w:tentative="1">
-      <w:start w:val="1"/>
-      <w:numFmt w:val="bullet"/>
-      <w:lvlText w:val=""/>
-      <w:lvlJc w:val="left"/>
-      <w:pPr>
-        <w:ind w:left="6480" w:hanging="360"/>
-      </w:pPr>
-      <w:rPr>
-        <w:rFonts w:ascii="Wingdings" w:hAnsi="Wingdings" w:hint="default"/>
-      </w:rPr>
-    </w:lvl>
-  </w:abstractNum>
-  <w:abstractNum w:abstractNumId="54" w15:restartNumberingAfterBreak="0">
-    <w:nsid w:val="6D231C26"/>
-    <w:multiLevelType w:val="multilevel"/>
-    <w:tmpl w:val="149E5818"/>
-    <w:lvl w:ilvl="0">
-      <w:start w:val="1"/>
-      <w:numFmt w:val="bullet"/>
-      <w:lvlText w:val=""/>
-      <w:lvlJc w:val="left"/>
-      <w:pPr>
-        <w:tabs>
-          <w:tab w:val="num" w:pos="720"/>
-        </w:tabs>
-        <w:ind w:left="720" w:hanging="360"/>
-      </w:pPr>
-      <w:rPr>
-        <w:rFonts w:ascii="Symbol" w:hAnsi="Symbol" w:hint="default"/>
-        <w:sz w:val="20"/>
-      </w:rPr>
-    </w:lvl>
-    <w:lvl w:ilvl="1" w:tentative="1">
-      <w:start w:val="1"/>
-      <w:numFmt w:val="bullet"/>
-      <w:lvlText w:val="o"/>
-      <w:lvlJc w:val="left"/>
-      <w:pPr>
-        <w:tabs>
-          <w:tab w:val="num" w:pos="1440"/>
-        </w:tabs>
-        <w:ind w:left="1440" w:hanging="360"/>
-      </w:pPr>
-      <w:rPr>
-        <w:rFonts w:ascii="Courier New" w:hAnsi="Courier New" w:hint="default"/>
-        <w:sz w:val="20"/>
-      </w:rPr>
-    </w:lvl>
-    <w:lvl w:ilvl="2" w:tentative="1">
-      <w:start w:val="1"/>
-      <w:numFmt w:val="bullet"/>
-      <w:lvlText w:val=""/>
-      <w:lvlJc w:val="left"/>
-      <w:pPr>
-        <w:tabs>
-          <w:tab w:val="num" w:pos="2160"/>
-        </w:tabs>
-        <w:ind w:left="2160" w:hanging="360"/>
-      </w:pPr>
-      <w:rPr>
-        <w:rFonts w:ascii="Wingdings" w:hAnsi="Wingdings" w:hint="default"/>
-        <w:sz w:val="20"/>
-      </w:rPr>
-    </w:lvl>
-    <w:lvl w:ilvl="3" w:tentative="1">
-      <w:start w:val="1"/>
-      <w:numFmt w:val="bullet"/>
-      <w:lvlText w:val=""/>
-      <w:lvlJc w:val="left"/>
-      <w:pPr>
-        <w:tabs>
-          <w:tab w:val="num" w:pos="2880"/>
-        </w:tabs>
-        <w:ind w:left="2880" w:hanging="360"/>
-      </w:pPr>
-      <w:rPr>
-        <w:rFonts w:ascii="Wingdings" w:hAnsi="Wingdings" w:hint="default"/>
-        <w:sz w:val="20"/>
-      </w:rPr>
-    </w:lvl>
-    <w:lvl w:ilvl="4" w:tentative="1">
-      <w:start w:val="1"/>
-      <w:numFmt w:val="bullet"/>
-      <w:lvlText w:val=""/>
-      <w:lvlJc w:val="left"/>
-      <w:pPr>
-        <w:tabs>
-          <w:tab w:val="num" w:pos="3600"/>
-        </w:tabs>
-        <w:ind w:left="3600" w:hanging="360"/>
-      </w:pPr>
-      <w:rPr>
-        <w:rFonts w:ascii="Wingdings" w:hAnsi="Wingdings" w:hint="default"/>
-        <w:sz w:val="20"/>
-      </w:rPr>
-    </w:lvl>
-    <w:lvl w:ilvl="5" w:tentative="1">
-      <w:start w:val="1"/>
-      <w:numFmt w:val="bullet"/>
-      <w:lvlText w:val=""/>
-      <w:lvlJc w:val="left"/>
-      <w:pPr>
-        <w:tabs>
-          <w:tab w:val="num" w:pos="4320"/>
-        </w:tabs>
-        <w:ind w:left="4320" w:hanging="360"/>
-      </w:pPr>
-      <w:rPr>
-        <w:rFonts w:ascii="Wingdings" w:hAnsi="Wingdings" w:hint="default"/>
-        <w:sz w:val="20"/>
-      </w:rPr>
-    </w:lvl>
-    <w:lvl w:ilvl="6" w:tentative="1">
-      <w:start w:val="1"/>
-      <w:numFmt w:val="bullet"/>
-      <w:lvlText w:val=""/>
-      <w:lvlJc w:val="left"/>
-      <w:pPr>
-        <w:tabs>
-          <w:tab w:val="num" w:pos="5040"/>
-        </w:tabs>
-        <w:ind w:left="5040" w:hanging="360"/>
-      </w:pPr>
-      <w:rPr>
-        <w:rFonts w:ascii="Wingdings" w:hAnsi="Wingdings" w:hint="default"/>
-        <w:sz w:val="20"/>
-      </w:rPr>
-    </w:lvl>
-    <w:lvl w:ilvl="7" w:tentative="1">
-      <w:start w:val="1"/>
-      <w:numFmt w:val="bullet"/>
-      <w:lvlText w:val=""/>
-      <w:lvlJc w:val="left"/>
-      <w:pPr>
-        <w:tabs>
-          <w:tab w:val="num" w:pos="5760"/>
-        </w:tabs>
-        <w:ind w:left="5760" w:hanging="360"/>
-      </w:pPr>
-      <w:rPr>
-        <w:rFonts w:ascii="Wingdings" w:hAnsi="Wingdings" w:hint="default"/>
-        <w:sz w:val="20"/>
-      </w:rPr>
-    </w:lvl>
-    <w:lvl w:ilvl="8" w:tentative="1">
-      <w:start w:val="1"/>
-      <w:numFmt w:val="bullet"/>
-      <w:lvlText w:val=""/>
-      <w:lvlJc w:val="left"/>
-      <w:pPr>
-        <w:tabs>
-          <w:tab w:val="num" w:pos="6480"/>
-        </w:tabs>
-        <w:ind w:left="6480" w:hanging="360"/>
-      </w:pPr>
-      <w:rPr>
-        <w:rFonts w:ascii="Wingdings" w:hAnsi="Wingdings" w:hint="default"/>
-        <w:sz w:val="20"/>
-      </w:rPr>
-    </w:lvl>
-  </w:abstractNum>
-  <w:abstractNum w:abstractNumId="55" w15:restartNumberingAfterBreak="0">
-    <w:nsid w:val="6D6F03AC"/>
-    <w:multiLevelType w:val="multilevel"/>
-    <w:tmpl w:val="3AD0BB9C"/>
-    <w:lvl w:ilvl="0">
-      <w:start w:val="1"/>
-      <w:numFmt w:val="bullet"/>
-      <w:lvlText w:val=""/>
-      <w:lvlJc w:val="left"/>
-      <w:pPr>
-        <w:tabs>
-          <w:tab w:val="num" w:pos="720"/>
-        </w:tabs>
-        <w:ind w:left="720" w:hanging="360"/>
-      </w:pPr>
-      <w:rPr>
-        <w:rFonts w:ascii="Symbol" w:hAnsi="Symbol" w:hint="default"/>
-        <w:sz w:val="20"/>
-      </w:rPr>
-    </w:lvl>
-    <w:lvl w:ilvl="1" w:tentative="1">
-      <w:start w:val="1"/>
-      <w:numFmt w:val="bullet"/>
-      <w:lvlText w:val="o"/>
-      <w:lvlJc w:val="left"/>
-      <w:pPr>
-        <w:tabs>
-          <w:tab w:val="num" w:pos="1440"/>
-        </w:tabs>
-        <w:ind w:left="1440" w:hanging="360"/>
-      </w:pPr>
-      <w:rPr>
-        <w:rFonts w:ascii="Courier New" w:hAnsi="Courier New" w:hint="default"/>
-        <w:sz w:val="20"/>
-      </w:rPr>
-    </w:lvl>
-    <w:lvl w:ilvl="2" w:tentative="1">
-      <w:start w:val="1"/>
-      <w:numFmt w:val="bullet"/>
-      <w:lvlText w:val=""/>
-      <w:lvlJc w:val="left"/>
-      <w:pPr>
-        <w:tabs>
-          <w:tab w:val="num" w:pos="2160"/>
-        </w:tabs>
-        <w:ind w:left="2160" w:hanging="360"/>
-      </w:pPr>
-      <w:rPr>
-        <w:rFonts w:ascii="Wingdings" w:hAnsi="Wingdings" w:hint="default"/>
-        <w:sz w:val="20"/>
-      </w:rPr>
-    </w:lvl>
-    <w:lvl w:ilvl="3" w:tentative="1">
-      <w:start w:val="1"/>
-      <w:numFmt w:val="bullet"/>
-      <w:lvlText w:val=""/>
-      <w:lvlJc w:val="left"/>
-      <w:pPr>
-        <w:tabs>
-          <w:tab w:val="num" w:pos="2880"/>
-        </w:tabs>
-        <w:ind w:left="2880" w:hanging="360"/>
-      </w:pPr>
-      <w:rPr>
-        <w:rFonts w:ascii="Wingdings" w:hAnsi="Wingdings" w:hint="default"/>
-        <w:sz w:val="20"/>
-      </w:rPr>
-    </w:lvl>
-    <w:lvl w:ilvl="4" w:tentative="1">
-      <w:start w:val="1"/>
-      <w:numFmt w:val="bullet"/>
-      <w:lvlText w:val=""/>
-      <w:lvlJc w:val="left"/>
-      <w:pPr>
-        <w:tabs>
-          <w:tab w:val="num" w:pos="3600"/>
-        </w:tabs>
-        <w:ind w:left="3600" w:hanging="360"/>
-      </w:pPr>
-      <w:rPr>
-        <w:rFonts w:ascii="Wingdings" w:hAnsi="Wingdings" w:hint="default"/>
-        <w:sz w:val="20"/>
-      </w:rPr>
-    </w:lvl>
-    <w:lvl w:ilvl="5" w:tentative="1">
-      <w:start w:val="1"/>
-      <w:numFmt w:val="bullet"/>
-      <w:lvlText w:val=""/>
-      <w:lvlJc w:val="left"/>
-      <w:pPr>
-        <w:tabs>
-          <w:tab w:val="num" w:pos="4320"/>
-        </w:tabs>
-        <w:ind w:left="4320" w:hanging="360"/>
-      </w:pPr>
-      <w:rPr>
-        <w:rFonts w:ascii="Wingdings" w:hAnsi="Wingdings" w:hint="default"/>
-        <w:sz w:val="20"/>
-      </w:rPr>
-    </w:lvl>
-    <w:lvl w:ilvl="6" w:tentative="1">
-      <w:start w:val="1"/>
-      <w:numFmt w:val="bullet"/>
-      <w:lvlText w:val=""/>
-      <w:lvlJc w:val="left"/>
-      <w:pPr>
-        <w:tabs>
-          <w:tab w:val="num" w:pos="5040"/>
-        </w:tabs>
-        <w:ind w:left="5040" w:hanging="360"/>
-      </w:pPr>
-      <w:rPr>
-        <w:rFonts w:ascii="Wingdings" w:hAnsi="Wingdings" w:hint="default"/>
-        <w:sz w:val="20"/>
-      </w:rPr>
-    </w:lvl>
-    <w:lvl w:ilvl="7" w:tentative="1">
-      <w:start w:val="1"/>
-      <w:numFmt w:val="bullet"/>
-      <w:lvlText w:val=""/>
-      <w:lvlJc w:val="left"/>
-      <w:pPr>
-        <w:tabs>
-          <w:tab w:val="num" w:pos="5760"/>
-        </w:tabs>
-        <w:ind w:left="5760" w:hanging="360"/>
-      </w:pPr>
-      <w:rPr>
-        <w:rFonts w:ascii="Wingdings" w:hAnsi="Wingdings" w:hint="default"/>
-        <w:sz w:val="20"/>
-      </w:rPr>
-    </w:lvl>
-    <w:lvl w:ilvl="8" w:tentative="1">
-      <w:start w:val="1"/>
-      <w:numFmt w:val="bullet"/>
-      <w:lvlText w:val=""/>
-      <w:lvlJc w:val="left"/>
-      <w:pPr>
-        <w:tabs>
-          <w:tab w:val="num" w:pos="6480"/>
-        </w:tabs>
-        <w:ind w:left="6480" w:hanging="360"/>
-      </w:pPr>
-      <w:rPr>
-        <w:rFonts w:ascii="Wingdings" w:hAnsi="Wingdings" w:hint="default"/>
-        <w:sz w:val="20"/>
-      </w:rPr>
-    </w:lvl>
-  </w:abstractNum>
-  <w:abstractNum w:abstractNumId="56" w15:restartNumberingAfterBreak="0">
+  <w:abstractNum w:abstractNumId="14" w15:restartNumberingAfterBreak="0">
     <w:nsid w:val="6E79695C"/>
     <w:multiLevelType w:val="multilevel"/>
     <w:tmpl w:val="96E2D6F4"/>
@@ -16004,305 +9762,7 @@
       </w:rPr>
     </w:lvl>
   </w:abstractNum>
-  <w:abstractNum w:abstractNumId="57" w15:restartNumberingAfterBreak="0">
-    <w:nsid w:val="70246FD0"/>
-    <w:multiLevelType w:val="multilevel"/>
-    <w:tmpl w:val="7B2CEDAC"/>
-    <w:lvl w:ilvl="0">
-      <w:start w:val="1"/>
-      <w:numFmt w:val="bullet"/>
-      <w:lvlText w:val=""/>
-      <w:lvlJc w:val="left"/>
-      <w:pPr>
-        <w:tabs>
-          <w:tab w:val="num" w:pos="720"/>
-        </w:tabs>
-        <w:ind w:left="720" w:hanging="360"/>
-      </w:pPr>
-      <w:rPr>
-        <w:rFonts w:ascii="Symbol" w:hAnsi="Symbol" w:hint="default"/>
-        <w:sz w:val="20"/>
-      </w:rPr>
-    </w:lvl>
-    <w:lvl w:ilvl="1" w:tentative="1">
-      <w:start w:val="1"/>
-      <w:numFmt w:val="bullet"/>
-      <w:lvlText w:val="o"/>
-      <w:lvlJc w:val="left"/>
-      <w:pPr>
-        <w:tabs>
-          <w:tab w:val="num" w:pos="1440"/>
-        </w:tabs>
-        <w:ind w:left="1440" w:hanging="360"/>
-      </w:pPr>
-      <w:rPr>
-        <w:rFonts w:ascii="Courier New" w:hAnsi="Courier New" w:hint="default"/>
-        <w:sz w:val="20"/>
-      </w:rPr>
-    </w:lvl>
-    <w:lvl w:ilvl="2" w:tentative="1">
-      <w:start w:val="1"/>
-      <w:numFmt w:val="bullet"/>
-      <w:lvlText w:val=""/>
-      <w:lvlJc w:val="left"/>
-      <w:pPr>
-        <w:tabs>
-          <w:tab w:val="num" w:pos="2160"/>
-        </w:tabs>
-        <w:ind w:left="2160" w:hanging="360"/>
-      </w:pPr>
-      <w:rPr>
-        <w:rFonts w:ascii="Wingdings" w:hAnsi="Wingdings" w:hint="default"/>
-        <w:sz w:val="20"/>
-      </w:rPr>
-    </w:lvl>
-    <w:lvl w:ilvl="3" w:tentative="1">
-      <w:start w:val="1"/>
-      <w:numFmt w:val="bullet"/>
-      <w:lvlText w:val=""/>
-      <w:lvlJc w:val="left"/>
-      <w:pPr>
-        <w:tabs>
-          <w:tab w:val="num" w:pos="2880"/>
-        </w:tabs>
-        <w:ind w:left="2880" w:hanging="360"/>
-      </w:pPr>
-      <w:rPr>
-        <w:rFonts w:ascii="Wingdings" w:hAnsi="Wingdings" w:hint="default"/>
-        <w:sz w:val="20"/>
-      </w:rPr>
-    </w:lvl>
-    <w:lvl w:ilvl="4" w:tentative="1">
-      <w:start w:val="1"/>
-      <w:numFmt w:val="bullet"/>
-      <w:lvlText w:val=""/>
-      <w:lvlJc w:val="left"/>
-      <w:pPr>
-        <w:tabs>
-          <w:tab w:val="num" w:pos="3600"/>
-        </w:tabs>
-        <w:ind w:left="3600" w:hanging="360"/>
-      </w:pPr>
-      <w:rPr>
-        <w:rFonts w:ascii="Wingdings" w:hAnsi="Wingdings" w:hint="default"/>
-        <w:sz w:val="20"/>
-      </w:rPr>
-    </w:lvl>
-    <w:lvl w:ilvl="5" w:tentative="1">
-      <w:start w:val="1"/>
-      <w:numFmt w:val="bullet"/>
-      <w:lvlText w:val=""/>
-      <w:lvlJc w:val="left"/>
-      <w:pPr>
-        <w:tabs>
-          <w:tab w:val="num" w:pos="4320"/>
-        </w:tabs>
-        <w:ind w:left="4320" w:hanging="360"/>
-      </w:pPr>
-      <w:rPr>
-        <w:rFonts w:ascii="Wingdings" w:hAnsi="Wingdings" w:hint="default"/>
-        <w:sz w:val="20"/>
-      </w:rPr>
-    </w:lvl>
-    <w:lvl w:ilvl="6" w:tentative="1">
-      <w:start w:val="1"/>
-      <w:numFmt w:val="bullet"/>
-      <w:lvlText w:val=""/>
-      <w:lvlJc w:val="left"/>
-      <w:pPr>
-        <w:tabs>
-          <w:tab w:val="num" w:pos="5040"/>
-        </w:tabs>
-        <w:ind w:left="5040" w:hanging="360"/>
-      </w:pPr>
-      <w:rPr>
-        <w:rFonts w:ascii="Wingdings" w:hAnsi="Wingdings" w:hint="default"/>
-        <w:sz w:val="20"/>
-      </w:rPr>
-    </w:lvl>
-    <w:lvl w:ilvl="7" w:tentative="1">
-      <w:start w:val="1"/>
-      <w:numFmt w:val="bullet"/>
-      <w:lvlText w:val=""/>
-      <w:lvlJc w:val="left"/>
-      <w:pPr>
-        <w:tabs>
-          <w:tab w:val="num" w:pos="5760"/>
-        </w:tabs>
-        <w:ind w:left="5760" w:hanging="360"/>
-      </w:pPr>
-      <w:rPr>
-        <w:rFonts w:ascii="Wingdings" w:hAnsi="Wingdings" w:hint="default"/>
-        <w:sz w:val="20"/>
-      </w:rPr>
-    </w:lvl>
-    <w:lvl w:ilvl="8" w:tentative="1">
-      <w:start w:val="1"/>
-      <w:numFmt w:val="bullet"/>
-      <w:lvlText w:val=""/>
-      <w:lvlJc w:val="left"/>
-      <w:pPr>
-        <w:tabs>
-          <w:tab w:val="num" w:pos="6480"/>
-        </w:tabs>
-        <w:ind w:left="6480" w:hanging="360"/>
-      </w:pPr>
-      <w:rPr>
-        <w:rFonts w:ascii="Wingdings" w:hAnsi="Wingdings" w:hint="default"/>
-        <w:sz w:val="20"/>
-      </w:rPr>
-    </w:lvl>
-  </w:abstractNum>
-  <w:abstractNum w:abstractNumId="58" w15:restartNumberingAfterBreak="0">
-    <w:nsid w:val="704A0797"/>
-    <w:multiLevelType w:val="multilevel"/>
-    <w:tmpl w:val="B004F8FE"/>
-    <w:lvl w:ilvl="0">
-      <w:start w:val="1"/>
-      <w:numFmt w:val="bullet"/>
-      <w:lvlText w:val=""/>
-      <w:lvlJc w:val="left"/>
-      <w:pPr>
-        <w:tabs>
-          <w:tab w:val="num" w:pos="720"/>
-        </w:tabs>
-        <w:ind w:left="720" w:hanging="360"/>
-      </w:pPr>
-      <w:rPr>
-        <w:rFonts w:ascii="Symbol" w:hAnsi="Symbol" w:hint="default"/>
-        <w:sz w:val="20"/>
-      </w:rPr>
-    </w:lvl>
-    <w:lvl w:ilvl="1" w:tentative="1">
-      <w:start w:val="1"/>
-      <w:numFmt w:val="bullet"/>
-      <w:lvlText w:val="o"/>
-      <w:lvlJc w:val="left"/>
-      <w:pPr>
-        <w:tabs>
-          <w:tab w:val="num" w:pos="1440"/>
-        </w:tabs>
-        <w:ind w:left="1440" w:hanging="360"/>
-      </w:pPr>
-      <w:rPr>
-        <w:rFonts w:ascii="Courier New" w:hAnsi="Courier New" w:hint="default"/>
-        <w:sz w:val="20"/>
-      </w:rPr>
-    </w:lvl>
-    <w:lvl w:ilvl="2" w:tentative="1">
-      <w:start w:val="1"/>
-      <w:numFmt w:val="bullet"/>
-      <w:lvlText w:val=""/>
-      <w:lvlJc w:val="left"/>
-      <w:pPr>
-        <w:tabs>
-          <w:tab w:val="num" w:pos="2160"/>
-        </w:tabs>
-        <w:ind w:left="2160" w:hanging="360"/>
-      </w:pPr>
-      <w:rPr>
-        <w:rFonts w:ascii="Wingdings" w:hAnsi="Wingdings" w:hint="default"/>
-        <w:sz w:val="20"/>
-      </w:rPr>
-    </w:lvl>
-    <w:lvl w:ilvl="3" w:tentative="1">
-      <w:start w:val="1"/>
-      <w:numFmt w:val="bullet"/>
-      <w:lvlText w:val=""/>
-      <w:lvlJc w:val="left"/>
-      <w:pPr>
-        <w:tabs>
-          <w:tab w:val="num" w:pos="2880"/>
-        </w:tabs>
-        <w:ind w:left="2880" w:hanging="360"/>
-      </w:pPr>
-      <w:rPr>
-        <w:rFonts w:ascii="Wingdings" w:hAnsi="Wingdings" w:hint="default"/>
-        <w:sz w:val="20"/>
-      </w:rPr>
-    </w:lvl>
-    <w:lvl w:ilvl="4" w:tentative="1">
-      <w:start w:val="1"/>
-      <w:numFmt w:val="bullet"/>
-      <w:lvlText w:val=""/>
-      <w:lvlJc w:val="left"/>
-      <w:pPr>
-        <w:tabs>
-          <w:tab w:val="num" w:pos="3600"/>
-        </w:tabs>
-        <w:ind w:left="3600" w:hanging="360"/>
-      </w:pPr>
-      <w:rPr>
-        <w:rFonts w:ascii="Wingdings" w:hAnsi="Wingdings" w:hint="default"/>
-        <w:sz w:val="20"/>
-      </w:rPr>
-    </w:lvl>
-    <w:lvl w:ilvl="5" w:tentative="1">
-      <w:start w:val="1"/>
-      <w:numFmt w:val="bullet"/>
-      <w:lvlText w:val=""/>
-      <w:lvlJc w:val="left"/>
-      <w:pPr>
-        <w:tabs>
-          <w:tab w:val="num" w:pos="4320"/>
-        </w:tabs>
-        <w:ind w:left="4320" w:hanging="360"/>
-      </w:pPr>
-      <w:rPr>
-        <w:rFonts w:ascii="Wingdings" w:hAnsi="Wingdings" w:hint="default"/>
-        <w:sz w:val="20"/>
-      </w:rPr>
-    </w:lvl>
-    <w:lvl w:ilvl="6" w:tentative="1">
-      <w:start w:val="1"/>
-      <w:numFmt w:val="bullet"/>
-      <w:lvlText w:val=""/>
-      <w:lvlJc w:val="left"/>
-      <w:pPr>
-        <w:tabs>
-          <w:tab w:val="num" w:pos="5040"/>
-        </w:tabs>
-        <w:ind w:left="5040" w:hanging="360"/>
-      </w:pPr>
-      <w:rPr>
-        <w:rFonts w:ascii="Wingdings" w:hAnsi="Wingdings" w:hint="default"/>
-        <w:sz w:val="20"/>
-      </w:rPr>
-    </w:lvl>
-    <w:lvl w:ilvl="7" w:tentative="1">
-      <w:start w:val="1"/>
-      <w:numFmt w:val="bullet"/>
-      <w:lvlText w:val=""/>
-      <w:lvlJc w:val="left"/>
-      <w:pPr>
-        <w:tabs>
-          <w:tab w:val="num" w:pos="5760"/>
-        </w:tabs>
-        <w:ind w:left="5760" w:hanging="360"/>
-      </w:pPr>
-      <w:rPr>
-        <w:rFonts w:ascii="Wingdings" w:hAnsi="Wingdings" w:hint="default"/>
-        <w:sz w:val="20"/>
-      </w:rPr>
-    </w:lvl>
-    <w:lvl w:ilvl="8" w:tentative="1">
-      <w:start w:val="1"/>
-      <w:numFmt w:val="bullet"/>
-      <w:lvlText w:val=""/>
-      <w:lvlJc w:val="left"/>
-      <w:pPr>
-        <w:tabs>
-          <w:tab w:val="num" w:pos="6480"/>
-        </w:tabs>
-        <w:ind w:left="6480" w:hanging="360"/>
-      </w:pPr>
-      <w:rPr>
-        <w:rFonts w:ascii="Wingdings" w:hAnsi="Wingdings" w:hint="default"/>
-        <w:sz w:val="20"/>
-      </w:rPr>
-    </w:lvl>
-  </w:abstractNum>
-  <w:abstractNum w:abstractNumId="59" w15:restartNumberingAfterBreak="0">
+  <w:abstractNum w:abstractNumId="15" w15:restartNumberingAfterBreak="0">
     <w:nsid w:val="712B4AAE"/>
     <w:multiLevelType w:val="multilevel"/>
     <w:tmpl w:val="8D4AE940"/>
@@ -16451,794 +9911,55 @@
       </w:rPr>
     </w:lvl>
   </w:abstractNum>
-  <w:abstractNum w:abstractNumId="60" w15:restartNumberingAfterBreak="0">
-    <w:nsid w:val="734C7DD2"/>
-    <w:multiLevelType w:val="multilevel"/>
-    <w:tmpl w:val="899832FA"/>
-    <w:lvl w:ilvl="0">
-      <w:start w:val="1"/>
-      <w:numFmt w:val="bullet"/>
-      <w:lvlText w:val=""/>
-      <w:lvlJc w:val="left"/>
-      <w:pPr>
-        <w:tabs>
-          <w:tab w:val="num" w:pos="720"/>
-        </w:tabs>
-        <w:ind w:left="720" w:hanging="360"/>
-      </w:pPr>
-      <w:rPr>
-        <w:rFonts w:ascii="Symbol" w:hAnsi="Symbol" w:hint="default"/>
-        <w:sz w:val="20"/>
-      </w:rPr>
-    </w:lvl>
-    <w:lvl w:ilvl="1" w:tentative="1">
-      <w:start w:val="1"/>
-      <w:numFmt w:val="bullet"/>
-      <w:lvlText w:val="o"/>
-      <w:lvlJc w:val="left"/>
-      <w:pPr>
-        <w:tabs>
-          <w:tab w:val="num" w:pos="1440"/>
-        </w:tabs>
-        <w:ind w:left="1440" w:hanging="360"/>
-      </w:pPr>
-      <w:rPr>
-        <w:rFonts w:ascii="Courier New" w:hAnsi="Courier New" w:hint="default"/>
-        <w:sz w:val="20"/>
-      </w:rPr>
-    </w:lvl>
-    <w:lvl w:ilvl="2" w:tentative="1">
-      <w:start w:val="1"/>
-      <w:numFmt w:val="bullet"/>
-      <w:lvlText w:val=""/>
-      <w:lvlJc w:val="left"/>
-      <w:pPr>
-        <w:tabs>
-          <w:tab w:val="num" w:pos="2160"/>
-        </w:tabs>
-        <w:ind w:left="2160" w:hanging="360"/>
-      </w:pPr>
-      <w:rPr>
-        <w:rFonts w:ascii="Wingdings" w:hAnsi="Wingdings" w:hint="default"/>
-        <w:sz w:val="20"/>
-      </w:rPr>
-    </w:lvl>
-    <w:lvl w:ilvl="3" w:tentative="1">
-      <w:start w:val="1"/>
-      <w:numFmt w:val="bullet"/>
-      <w:lvlText w:val=""/>
-      <w:lvlJc w:val="left"/>
-      <w:pPr>
-        <w:tabs>
-          <w:tab w:val="num" w:pos="2880"/>
-        </w:tabs>
-        <w:ind w:left="2880" w:hanging="360"/>
-      </w:pPr>
-      <w:rPr>
-        <w:rFonts w:ascii="Wingdings" w:hAnsi="Wingdings" w:hint="default"/>
-        <w:sz w:val="20"/>
-      </w:rPr>
-    </w:lvl>
-    <w:lvl w:ilvl="4" w:tentative="1">
-      <w:start w:val="1"/>
-      <w:numFmt w:val="bullet"/>
-      <w:lvlText w:val=""/>
-      <w:lvlJc w:val="left"/>
-      <w:pPr>
-        <w:tabs>
-          <w:tab w:val="num" w:pos="3600"/>
-        </w:tabs>
-        <w:ind w:left="3600" w:hanging="360"/>
-      </w:pPr>
-      <w:rPr>
-        <w:rFonts w:ascii="Wingdings" w:hAnsi="Wingdings" w:hint="default"/>
-        <w:sz w:val="20"/>
-      </w:rPr>
-    </w:lvl>
-    <w:lvl w:ilvl="5" w:tentative="1">
-      <w:start w:val="1"/>
-      <w:numFmt w:val="bullet"/>
-      <w:lvlText w:val=""/>
-      <w:lvlJc w:val="left"/>
-      <w:pPr>
-        <w:tabs>
-          <w:tab w:val="num" w:pos="4320"/>
-        </w:tabs>
-        <w:ind w:left="4320" w:hanging="360"/>
-      </w:pPr>
-      <w:rPr>
-        <w:rFonts w:ascii="Wingdings" w:hAnsi="Wingdings" w:hint="default"/>
-        <w:sz w:val="20"/>
-      </w:rPr>
-    </w:lvl>
-    <w:lvl w:ilvl="6" w:tentative="1">
-      <w:start w:val="1"/>
-      <w:numFmt w:val="bullet"/>
-      <w:lvlText w:val=""/>
-      <w:lvlJc w:val="left"/>
-      <w:pPr>
-        <w:tabs>
-          <w:tab w:val="num" w:pos="5040"/>
-        </w:tabs>
-        <w:ind w:left="5040" w:hanging="360"/>
-      </w:pPr>
-      <w:rPr>
-        <w:rFonts w:ascii="Wingdings" w:hAnsi="Wingdings" w:hint="default"/>
-        <w:sz w:val="20"/>
-      </w:rPr>
-    </w:lvl>
-    <w:lvl w:ilvl="7" w:tentative="1">
-      <w:start w:val="1"/>
-      <w:numFmt w:val="bullet"/>
-      <w:lvlText w:val=""/>
-      <w:lvlJc w:val="left"/>
-      <w:pPr>
-        <w:tabs>
-          <w:tab w:val="num" w:pos="5760"/>
-        </w:tabs>
-        <w:ind w:left="5760" w:hanging="360"/>
-      </w:pPr>
-      <w:rPr>
-        <w:rFonts w:ascii="Wingdings" w:hAnsi="Wingdings" w:hint="default"/>
-        <w:sz w:val="20"/>
-      </w:rPr>
-    </w:lvl>
-    <w:lvl w:ilvl="8" w:tentative="1">
-      <w:start w:val="1"/>
-      <w:numFmt w:val="bullet"/>
-      <w:lvlText w:val=""/>
-      <w:lvlJc w:val="left"/>
-      <w:pPr>
-        <w:tabs>
-          <w:tab w:val="num" w:pos="6480"/>
-        </w:tabs>
-        <w:ind w:left="6480" w:hanging="360"/>
-      </w:pPr>
-      <w:rPr>
-        <w:rFonts w:ascii="Wingdings" w:hAnsi="Wingdings" w:hint="default"/>
-        <w:sz w:val="20"/>
-      </w:rPr>
-    </w:lvl>
-  </w:abstractNum>
-  <w:abstractNum w:abstractNumId="61" w15:restartNumberingAfterBreak="0">
-    <w:nsid w:val="7445506A"/>
-    <w:multiLevelType w:val="multilevel"/>
-    <w:tmpl w:val="5758315C"/>
-    <w:lvl w:ilvl="0">
-      <w:start w:val="1"/>
-      <w:numFmt w:val="bullet"/>
-      <w:lvlText w:val=""/>
-      <w:lvlJc w:val="left"/>
-      <w:pPr>
-        <w:tabs>
-          <w:tab w:val="num" w:pos="720"/>
-        </w:tabs>
-        <w:ind w:left="720" w:hanging="360"/>
-      </w:pPr>
-      <w:rPr>
-        <w:rFonts w:ascii="Symbol" w:hAnsi="Symbol" w:hint="default"/>
-        <w:sz w:val="20"/>
-      </w:rPr>
-    </w:lvl>
-    <w:lvl w:ilvl="1" w:tentative="1">
-      <w:start w:val="1"/>
-      <w:numFmt w:val="bullet"/>
-      <w:lvlText w:val="o"/>
-      <w:lvlJc w:val="left"/>
-      <w:pPr>
-        <w:tabs>
-          <w:tab w:val="num" w:pos="1440"/>
-        </w:tabs>
-        <w:ind w:left="1440" w:hanging="360"/>
-      </w:pPr>
-      <w:rPr>
-        <w:rFonts w:ascii="Courier New" w:hAnsi="Courier New" w:hint="default"/>
-        <w:sz w:val="20"/>
-      </w:rPr>
-    </w:lvl>
-    <w:lvl w:ilvl="2" w:tentative="1">
-      <w:start w:val="1"/>
-      <w:numFmt w:val="bullet"/>
-      <w:lvlText w:val=""/>
-      <w:lvlJc w:val="left"/>
-      <w:pPr>
-        <w:tabs>
-          <w:tab w:val="num" w:pos="2160"/>
-        </w:tabs>
-        <w:ind w:left="2160" w:hanging="360"/>
-      </w:pPr>
-      <w:rPr>
-        <w:rFonts w:ascii="Wingdings" w:hAnsi="Wingdings" w:hint="default"/>
-        <w:sz w:val="20"/>
-      </w:rPr>
-    </w:lvl>
-    <w:lvl w:ilvl="3" w:tentative="1">
-      <w:start w:val="1"/>
-      <w:numFmt w:val="bullet"/>
-      <w:lvlText w:val=""/>
-      <w:lvlJc w:val="left"/>
-      <w:pPr>
-        <w:tabs>
-          <w:tab w:val="num" w:pos="2880"/>
-        </w:tabs>
-        <w:ind w:left="2880" w:hanging="360"/>
-      </w:pPr>
-      <w:rPr>
-        <w:rFonts w:ascii="Wingdings" w:hAnsi="Wingdings" w:hint="default"/>
-        <w:sz w:val="20"/>
-      </w:rPr>
-    </w:lvl>
-    <w:lvl w:ilvl="4" w:tentative="1">
-      <w:start w:val="1"/>
-      <w:numFmt w:val="bullet"/>
-      <w:lvlText w:val=""/>
-      <w:lvlJc w:val="left"/>
-      <w:pPr>
-        <w:tabs>
-          <w:tab w:val="num" w:pos="3600"/>
-        </w:tabs>
-        <w:ind w:left="3600" w:hanging="360"/>
-      </w:pPr>
-      <w:rPr>
-        <w:rFonts w:ascii="Wingdings" w:hAnsi="Wingdings" w:hint="default"/>
-        <w:sz w:val="20"/>
-      </w:rPr>
-    </w:lvl>
-    <w:lvl w:ilvl="5" w:tentative="1">
-      <w:start w:val="1"/>
-      <w:numFmt w:val="bullet"/>
-      <w:lvlText w:val=""/>
-      <w:lvlJc w:val="left"/>
-      <w:pPr>
-        <w:tabs>
-          <w:tab w:val="num" w:pos="4320"/>
-        </w:tabs>
-        <w:ind w:left="4320" w:hanging="360"/>
-      </w:pPr>
-      <w:rPr>
-        <w:rFonts w:ascii="Wingdings" w:hAnsi="Wingdings" w:hint="default"/>
-        <w:sz w:val="20"/>
-      </w:rPr>
-    </w:lvl>
-    <w:lvl w:ilvl="6" w:tentative="1">
-      <w:start w:val="1"/>
-      <w:numFmt w:val="bullet"/>
-      <w:lvlText w:val=""/>
-      <w:lvlJc w:val="left"/>
-      <w:pPr>
-        <w:tabs>
-          <w:tab w:val="num" w:pos="5040"/>
-        </w:tabs>
-        <w:ind w:left="5040" w:hanging="360"/>
-      </w:pPr>
-      <w:rPr>
-        <w:rFonts w:ascii="Wingdings" w:hAnsi="Wingdings" w:hint="default"/>
-        <w:sz w:val="20"/>
-      </w:rPr>
-    </w:lvl>
-    <w:lvl w:ilvl="7" w:tentative="1">
-      <w:start w:val="1"/>
-      <w:numFmt w:val="bullet"/>
-      <w:lvlText w:val=""/>
-      <w:lvlJc w:val="left"/>
-      <w:pPr>
-        <w:tabs>
-          <w:tab w:val="num" w:pos="5760"/>
-        </w:tabs>
-        <w:ind w:left="5760" w:hanging="360"/>
-      </w:pPr>
-      <w:rPr>
-        <w:rFonts w:ascii="Wingdings" w:hAnsi="Wingdings" w:hint="default"/>
-        <w:sz w:val="20"/>
-      </w:rPr>
-    </w:lvl>
-    <w:lvl w:ilvl="8" w:tentative="1">
-      <w:start w:val="1"/>
-      <w:numFmt w:val="bullet"/>
-      <w:lvlText w:val=""/>
-      <w:lvlJc w:val="left"/>
-      <w:pPr>
-        <w:tabs>
-          <w:tab w:val="num" w:pos="6480"/>
-        </w:tabs>
-        <w:ind w:left="6480" w:hanging="360"/>
-      </w:pPr>
-      <w:rPr>
-        <w:rFonts w:ascii="Wingdings" w:hAnsi="Wingdings" w:hint="default"/>
-        <w:sz w:val="20"/>
-      </w:rPr>
-    </w:lvl>
-  </w:abstractNum>
-  <w:abstractNum w:abstractNumId="62" w15:restartNumberingAfterBreak="0">
-    <w:nsid w:val="788B4C7C"/>
-    <w:multiLevelType w:val="multilevel"/>
-    <w:tmpl w:val="CD1C339C"/>
-    <w:lvl w:ilvl="0">
-      <w:start w:val="1"/>
-      <w:numFmt w:val="bullet"/>
-      <w:lvlText w:val=""/>
-      <w:lvlJc w:val="left"/>
-      <w:pPr>
-        <w:tabs>
-          <w:tab w:val="num" w:pos="720"/>
-        </w:tabs>
-        <w:ind w:left="720" w:hanging="360"/>
-      </w:pPr>
-      <w:rPr>
-        <w:rFonts w:ascii="Symbol" w:hAnsi="Symbol" w:hint="default"/>
-        <w:sz w:val="20"/>
-      </w:rPr>
-    </w:lvl>
-    <w:lvl w:ilvl="1" w:tentative="1">
-      <w:start w:val="1"/>
-      <w:numFmt w:val="bullet"/>
-      <w:lvlText w:val="o"/>
-      <w:lvlJc w:val="left"/>
-      <w:pPr>
-        <w:tabs>
-          <w:tab w:val="num" w:pos="1440"/>
-        </w:tabs>
-        <w:ind w:left="1440" w:hanging="360"/>
-      </w:pPr>
-      <w:rPr>
-        <w:rFonts w:ascii="Courier New" w:hAnsi="Courier New" w:hint="default"/>
-        <w:sz w:val="20"/>
-      </w:rPr>
-    </w:lvl>
-    <w:lvl w:ilvl="2" w:tentative="1">
-      <w:start w:val="1"/>
-      <w:numFmt w:val="bullet"/>
-      <w:lvlText w:val=""/>
-      <w:lvlJc w:val="left"/>
-      <w:pPr>
-        <w:tabs>
-          <w:tab w:val="num" w:pos="2160"/>
-        </w:tabs>
-        <w:ind w:left="2160" w:hanging="360"/>
-      </w:pPr>
-      <w:rPr>
-        <w:rFonts w:ascii="Wingdings" w:hAnsi="Wingdings" w:hint="default"/>
-        <w:sz w:val="20"/>
-      </w:rPr>
-    </w:lvl>
-    <w:lvl w:ilvl="3" w:tentative="1">
-      <w:start w:val="1"/>
-      <w:numFmt w:val="bullet"/>
-      <w:lvlText w:val=""/>
-      <w:lvlJc w:val="left"/>
-      <w:pPr>
-        <w:tabs>
-          <w:tab w:val="num" w:pos="2880"/>
-        </w:tabs>
-        <w:ind w:left="2880" w:hanging="360"/>
-      </w:pPr>
-      <w:rPr>
-        <w:rFonts w:ascii="Wingdings" w:hAnsi="Wingdings" w:hint="default"/>
-        <w:sz w:val="20"/>
-      </w:rPr>
-    </w:lvl>
-    <w:lvl w:ilvl="4" w:tentative="1">
-      <w:start w:val="1"/>
-      <w:numFmt w:val="bullet"/>
-      <w:lvlText w:val=""/>
-      <w:lvlJc w:val="left"/>
-      <w:pPr>
-        <w:tabs>
-          <w:tab w:val="num" w:pos="3600"/>
-        </w:tabs>
-        <w:ind w:left="3600" w:hanging="360"/>
-      </w:pPr>
-      <w:rPr>
-        <w:rFonts w:ascii="Wingdings" w:hAnsi="Wingdings" w:hint="default"/>
-        <w:sz w:val="20"/>
-      </w:rPr>
-    </w:lvl>
-    <w:lvl w:ilvl="5" w:tentative="1">
-      <w:start w:val="1"/>
-      <w:numFmt w:val="bullet"/>
-      <w:lvlText w:val=""/>
-      <w:lvlJc w:val="left"/>
-      <w:pPr>
-        <w:tabs>
-          <w:tab w:val="num" w:pos="4320"/>
-        </w:tabs>
-        <w:ind w:left="4320" w:hanging="360"/>
-      </w:pPr>
-      <w:rPr>
-        <w:rFonts w:ascii="Wingdings" w:hAnsi="Wingdings" w:hint="default"/>
-        <w:sz w:val="20"/>
-      </w:rPr>
-    </w:lvl>
-    <w:lvl w:ilvl="6" w:tentative="1">
-      <w:start w:val="1"/>
-      <w:numFmt w:val="bullet"/>
-      <w:lvlText w:val=""/>
-      <w:lvlJc w:val="left"/>
-      <w:pPr>
-        <w:tabs>
-          <w:tab w:val="num" w:pos="5040"/>
-        </w:tabs>
-        <w:ind w:left="5040" w:hanging="360"/>
-      </w:pPr>
-      <w:rPr>
-        <w:rFonts w:ascii="Wingdings" w:hAnsi="Wingdings" w:hint="default"/>
-        <w:sz w:val="20"/>
-      </w:rPr>
-    </w:lvl>
-    <w:lvl w:ilvl="7" w:tentative="1">
-      <w:start w:val="1"/>
-      <w:numFmt w:val="bullet"/>
-      <w:lvlText w:val=""/>
-      <w:lvlJc w:val="left"/>
-      <w:pPr>
-        <w:tabs>
-          <w:tab w:val="num" w:pos="5760"/>
-        </w:tabs>
-        <w:ind w:left="5760" w:hanging="360"/>
-      </w:pPr>
-      <w:rPr>
-        <w:rFonts w:ascii="Wingdings" w:hAnsi="Wingdings" w:hint="default"/>
-        <w:sz w:val="20"/>
-      </w:rPr>
-    </w:lvl>
-    <w:lvl w:ilvl="8" w:tentative="1">
-      <w:start w:val="1"/>
-      <w:numFmt w:val="bullet"/>
-      <w:lvlText w:val=""/>
-      <w:lvlJc w:val="left"/>
-      <w:pPr>
-        <w:tabs>
-          <w:tab w:val="num" w:pos="6480"/>
-        </w:tabs>
-        <w:ind w:left="6480" w:hanging="360"/>
-      </w:pPr>
-      <w:rPr>
-        <w:rFonts w:ascii="Wingdings" w:hAnsi="Wingdings" w:hint="default"/>
-        <w:sz w:val="20"/>
-      </w:rPr>
-    </w:lvl>
-  </w:abstractNum>
-  <w:abstractNum w:abstractNumId="63" w15:restartNumberingAfterBreak="0">
-    <w:nsid w:val="7E817F0E"/>
-    <w:multiLevelType w:val="multilevel"/>
-    <w:tmpl w:val="2710D8E2"/>
-    <w:lvl w:ilvl="0">
-      <w:start w:val="1"/>
-      <w:numFmt w:val="bullet"/>
-      <w:lvlText w:val=""/>
-      <w:lvlJc w:val="left"/>
-      <w:pPr>
-        <w:tabs>
-          <w:tab w:val="num" w:pos="720"/>
-        </w:tabs>
-        <w:ind w:left="720" w:hanging="360"/>
-      </w:pPr>
-      <w:rPr>
-        <w:rFonts w:ascii="Symbol" w:hAnsi="Symbol" w:hint="default"/>
-        <w:sz w:val="20"/>
-      </w:rPr>
-    </w:lvl>
-    <w:lvl w:ilvl="1" w:tentative="1">
-      <w:start w:val="1"/>
-      <w:numFmt w:val="bullet"/>
-      <w:lvlText w:val="o"/>
-      <w:lvlJc w:val="left"/>
-      <w:pPr>
-        <w:tabs>
-          <w:tab w:val="num" w:pos="1440"/>
-        </w:tabs>
-        <w:ind w:left="1440" w:hanging="360"/>
-      </w:pPr>
-      <w:rPr>
-        <w:rFonts w:ascii="Courier New" w:hAnsi="Courier New" w:hint="default"/>
-        <w:sz w:val="20"/>
-      </w:rPr>
-    </w:lvl>
-    <w:lvl w:ilvl="2" w:tentative="1">
-      <w:start w:val="1"/>
-      <w:numFmt w:val="bullet"/>
-      <w:lvlText w:val=""/>
-      <w:lvlJc w:val="left"/>
-      <w:pPr>
-        <w:tabs>
-          <w:tab w:val="num" w:pos="2160"/>
-        </w:tabs>
-        <w:ind w:left="2160" w:hanging="360"/>
-      </w:pPr>
-      <w:rPr>
-        <w:rFonts w:ascii="Wingdings" w:hAnsi="Wingdings" w:hint="default"/>
-        <w:sz w:val="20"/>
-      </w:rPr>
-    </w:lvl>
-    <w:lvl w:ilvl="3" w:tentative="1">
-      <w:start w:val="1"/>
-      <w:numFmt w:val="bullet"/>
-      <w:lvlText w:val=""/>
-      <w:lvlJc w:val="left"/>
-      <w:pPr>
-        <w:tabs>
-          <w:tab w:val="num" w:pos="2880"/>
-        </w:tabs>
-        <w:ind w:left="2880" w:hanging="360"/>
-      </w:pPr>
-      <w:rPr>
-        <w:rFonts w:ascii="Wingdings" w:hAnsi="Wingdings" w:hint="default"/>
-        <w:sz w:val="20"/>
-      </w:rPr>
-    </w:lvl>
-    <w:lvl w:ilvl="4" w:tentative="1">
-      <w:start w:val="1"/>
-      <w:numFmt w:val="bullet"/>
-      <w:lvlText w:val=""/>
-      <w:lvlJc w:val="left"/>
-      <w:pPr>
-        <w:tabs>
-          <w:tab w:val="num" w:pos="3600"/>
-        </w:tabs>
-        <w:ind w:left="3600" w:hanging="360"/>
-      </w:pPr>
-      <w:rPr>
-        <w:rFonts w:ascii="Wingdings" w:hAnsi="Wingdings" w:hint="default"/>
-        <w:sz w:val="20"/>
-      </w:rPr>
-    </w:lvl>
-    <w:lvl w:ilvl="5" w:tentative="1">
-      <w:start w:val="1"/>
-      <w:numFmt w:val="bullet"/>
-      <w:lvlText w:val=""/>
-      <w:lvlJc w:val="left"/>
-      <w:pPr>
-        <w:tabs>
-          <w:tab w:val="num" w:pos="4320"/>
-        </w:tabs>
-        <w:ind w:left="4320" w:hanging="360"/>
-      </w:pPr>
-      <w:rPr>
-        <w:rFonts w:ascii="Wingdings" w:hAnsi="Wingdings" w:hint="default"/>
-        <w:sz w:val="20"/>
-      </w:rPr>
-    </w:lvl>
-    <w:lvl w:ilvl="6" w:tentative="1">
-      <w:start w:val="1"/>
-      <w:numFmt w:val="bullet"/>
-      <w:lvlText w:val=""/>
-      <w:lvlJc w:val="left"/>
-      <w:pPr>
-        <w:tabs>
-          <w:tab w:val="num" w:pos="5040"/>
-        </w:tabs>
-        <w:ind w:left="5040" w:hanging="360"/>
-      </w:pPr>
-      <w:rPr>
-        <w:rFonts w:ascii="Wingdings" w:hAnsi="Wingdings" w:hint="default"/>
-        <w:sz w:val="20"/>
-      </w:rPr>
-    </w:lvl>
-    <w:lvl w:ilvl="7" w:tentative="1">
-      <w:start w:val="1"/>
-      <w:numFmt w:val="bullet"/>
-      <w:lvlText w:val=""/>
-      <w:lvlJc w:val="left"/>
-      <w:pPr>
-        <w:tabs>
-          <w:tab w:val="num" w:pos="5760"/>
-        </w:tabs>
-        <w:ind w:left="5760" w:hanging="360"/>
-      </w:pPr>
-      <w:rPr>
-        <w:rFonts w:ascii="Wingdings" w:hAnsi="Wingdings" w:hint="default"/>
-        <w:sz w:val="20"/>
-      </w:rPr>
-    </w:lvl>
-    <w:lvl w:ilvl="8" w:tentative="1">
-      <w:start w:val="1"/>
-      <w:numFmt w:val="bullet"/>
-      <w:lvlText w:val=""/>
-      <w:lvlJc w:val="left"/>
-      <w:pPr>
-        <w:tabs>
-          <w:tab w:val="num" w:pos="6480"/>
-        </w:tabs>
-        <w:ind w:left="6480" w:hanging="360"/>
-      </w:pPr>
-      <w:rPr>
-        <w:rFonts w:ascii="Wingdings" w:hAnsi="Wingdings" w:hint="default"/>
-        <w:sz w:val="20"/>
-      </w:rPr>
-    </w:lvl>
-  </w:abstractNum>
-  <w:num w:numId="1" w16cid:durableId="86195128">
-    <w:abstractNumId w:val="20"/>
+  <w:num w:numId="1" w16cid:durableId="1044016843">
+    <w:abstractNumId w:val="4"/>
   </w:num>
-  <w:num w:numId="2" w16cid:durableId="1825659446">
-    <w:abstractNumId w:val="36"/>
+  <w:num w:numId="2" w16cid:durableId="1671175741">
+    <w:abstractNumId w:val="3"/>
   </w:num>
-  <w:num w:numId="3" w16cid:durableId="1079474884">
+  <w:num w:numId="3" w16cid:durableId="221672986">
+    <w:abstractNumId w:val="8"/>
+  </w:num>
+  <w:num w:numId="4" w16cid:durableId="154414655">
+    <w:abstractNumId w:val="1"/>
+  </w:num>
+  <w:num w:numId="5" w16cid:durableId="64767998">
+    <w:abstractNumId w:val="14"/>
+  </w:num>
+  <w:num w:numId="6" w16cid:durableId="911811510">
+    <w:abstractNumId w:val="2"/>
+  </w:num>
+  <w:num w:numId="7" w16cid:durableId="1165632180">
+    <w:abstractNumId w:val="10"/>
+  </w:num>
+  <w:num w:numId="8" w16cid:durableId="888537560">
+    <w:abstractNumId w:val="0"/>
+  </w:num>
+  <w:num w:numId="9" w16cid:durableId="1649742862">
+    <w:abstractNumId w:val="15"/>
+  </w:num>
+  <w:num w:numId="10" w16cid:durableId="402457400">
     <w:abstractNumId w:val="13"/>
   </w:num>
-  <w:num w:numId="4" w16cid:durableId="1479877449">
+  <w:num w:numId="11" w16cid:durableId="1816339767">
+    <w:abstractNumId w:val="6"/>
+  </w:num>
+  <w:num w:numId="12" w16cid:durableId="1835098242">
+    <w:abstractNumId w:val="12"/>
+  </w:num>
+  <w:num w:numId="13" w16cid:durableId="918102488">
+    <w:abstractNumId w:val="11"/>
+  </w:num>
+  <w:num w:numId="14" w16cid:durableId="941955554">
     <w:abstractNumId w:val="9"/>
   </w:num>
-  <w:num w:numId="5" w16cid:durableId="339282533">
-    <w:abstractNumId w:val="54"/>
+  <w:num w:numId="15" w16cid:durableId="1668827205">
+    <w:abstractNumId w:val="5"/>
   </w:num>
-  <w:num w:numId="6" w16cid:durableId="1652757744">
-    <w:abstractNumId w:val="55"/>
-  </w:num>
-  <w:num w:numId="7" w16cid:durableId="1622802697">
-    <w:abstractNumId w:val="19"/>
-  </w:num>
-  <w:num w:numId="8" w16cid:durableId="274750898">
-    <w:abstractNumId w:val="52"/>
-  </w:num>
-  <w:num w:numId="9" w16cid:durableId="1447504777">
-    <w:abstractNumId w:val="25"/>
-  </w:num>
-  <w:num w:numId="10" w16cid:durableId="1696812235">
-    <w:abstractNumId w:val="42"/>
-  </w:num>
-  <w:num w:numId="11" w16cid:durableId="409281284">
-    <w:abstractNumId w:val="44"/>
-  </w:num>
-  <w:num w:numId="12" w16cid:durableId="618536015">
-    <w:abstractNumId w:val="1"/>
-  </w:num>
-  <w:num w:numId="13" w16cid:durableId="609825092">
-    <w:abstractNumId w:val="18"/>
-  </w:num>
-  <w:num w:numId="14" w16cid:durableId="979194717">
-    <w:abstractNumId w:val="24"/>
-  </w:num>
-  <w:num w:numId="15" w16cid:durableId="1745302239">
-    <w:abstractNumId w:val="51"/>
-  </w:num>
-  <w:num w:numId="16" w16cid:durableId="1775321655">
-    <w:abstractNumId w:val="46"/>
-  </w:num>
-  <w:num w:numId="17" w16cid:durableId="758984289">
-    <w:abstractNumId w:val="0"/>
-  </w:num>
-  <w:num w:numId="18" w16cid:durableId="197091843">
-    <w:abstractNumId w:val="60"/>
-  </w:num>
-  <w:num w:numId="19" w16cid:durableId="1516849709">
-    <w:abstractNumId w:val="35"/>
-  </w:num>
-  <w:num w:numId="20" w16cid:durableId="146821316">
-    <w:abstractNumId w:val="39"/>
-  </w:num>
-  <w:num w:numId="21" w16cid:durableId="2126608978">
-    <w:abstractNumId w:val="30"/>
-  </w:num>
-  <w:num w:numId="22" w16cid:durableId="1500778072">
-    <w:abstractNumId w:val="38"/>
-  </w:num>
-  <w:num w:numId="23" w16cid:durableId="101459438">
-    <w:abstractNumId w:val="61"/>
-  </w:num>
-  <w:num w:numId="24" w16cid:durableId="428627883">
-    <w:abstractNumId w:val="49"/>
-  </w:num>
-  <w:num w:numId="25" w16cid:durableId="500506527">
+  <w:num w:numId="16" w16cid:durableId="866212400">
     <w:abstractNumId w:val="7"/>
   </w:num>
-  <w:num w:numId="26" w16cid:durableId="1909461890">
-    <w:abstractNumId w:val="43"/>
-  </w:num>
-  <w:num w:numId="27" w16cid:durableId="42751561">
-    <w:abstractNumId w:val="32"/>
-  </w:num>
-  <w:num w:numId="28" w16cid:durableId="55248174">
-    <w:abstractNumId w:val="63"/>
-  </w:num>
-  <w:num w:numId="29" w16cid:durableId="471337747">
-    <w:abstractNumId w:val="62"/>
-  </w:num>
-  <w:num w:numId="30" w16cid:durableId="1545483432">
-    <w:abstractNumId w:val="5"/>
-  </w:num>
-  <w:num w:numId="31" w16cid:durableId="353654088">
-    <w:abstractNumId w:val="48"/>
-  </w:num>
-  <w:num w:numId="32" w16cid:durableId="1397047490">
-    <w:abstractNumId w:val="57"/>
-  </w:num>
-  <w:num w:numId="33" w16cid:durableId="1553037179">
-    <w:abstractNumId w:val="15"/>
-  </w:num>
-  <w:num w:numId="34" w16cid:durableId="2022853249">
-    <w:abstractNumId w:val="58"/>
-  </w:num>
-  <w:num w:numId="35" w16cid:durableId="1917278604">
-    <w:abstractNumId w:val="3"/>
-  </w:num>
-  <w:num w:numId="36" w16cid:durableId="744571551">
-    <w:abstractNumId w:val="11"/>
-  </w:num>
-  <w:num w:numId="37" w16cid:durableId="1632056791">
-    <w:abstractNumId w:val="14"/>
-  </w:num>
-  <w:num w:numId="38" w16cid:durableId="951980794">
-    <w:abstractNumId w:val="23"/>
-  </w:num>
-  <w:num w:numId="39" w16cid:durableId="746920835">
-    <w:abstractNumId w:val="28"/>
-  </w:num>
-  <w:num w:numId="40" w16cid:durableId="1044016843">
-    <w:abstractNumId w:val="21"/>
-  </w:num>
-  <w:num w:numId="41" w16cid:durableId="1671175741">
-    <w:abstractNumId w:val="17"/>
-  </w:num>
-  <w:num w:numId="42" w16cid:durableId="221672986">
-    <w:abstractNumId w:val="29"/>
-  </w:num>
-  <w:num w:numId="43" w16cid:durableId="154414655">
-    <w:abstractNumId w:val="4"/>
-  </w:num>
-  <w:num w:numId="44" w16cid:durableId="64767998">
-    <w:abstractNumId w:val="56"/>
-  </w:num>
-  <w:num w:numId="45" w16cid:durableId="911811510">
-    <w:abstractNumId w:val="12"/>
-  </w:num>
-  <w:num w:numId="46" w16cid:durableId="1165632180">
-    <w:abstractNumId w:val="33"/>
-  </w:num>
-  <w:num w:numId="47" w16cid:durableId="888537560">
-    <w:abstractNumId w:val="2"/>
-  </w:num>
-  <w:num w:numId="48" w16cid:durableId="1649742862">
-    <w:abstractNumId w:val="59"/>
-  </w:num>
-  <w:num w:numId="49" w16cid:durableId="1271545338">
-    <w:abstractNumId w:val="10"/>
-  </w:num>
-  <w:num w:numId="50" w16cid:durableId="847453106">
-    <w:abstractNumId w:val="37"/>
-  </w:num>
-  <w:num w:numId="51" w16cid:durableId="1899702843">
-    <w:abstractNumId w:val="16"/>
-  </w:num>
-  <w:num w:numId="52" w16cid:durableId="207113817">
-    <w:abstractNumId w:val="40"/>
-  </w:num>
-  <w:num w:numId="53" w16cid:durableId="402457400">
-    <w:abstractNumId w:val="50"/>
-  </w:num>
-  <w:num w:numId="54" w16cid:durableId="1816339767">
-    <w:abstractNumId w:val="26"/>
-  </w:num>
-  <w:num w:numId="55" w16cid:durableId="1835098242">
-    <w:abstractNumId w:val="47"/>
-  </w:num>
-  <w:num w:numId="56" w16cid:durableId="1873221467">
-    <w:abstractNumId w:val="8"/>
-  </w:num>
-  <w:num w:numId="57" w16cid:durableId="918102488">
-    <w:abstractNumId w:val="34"/>
-  </w:num>
-  <w:num w:numId="58" w16cid:durableId="941955554">
-    <w:abstractNumId w:val="31"/>
-  </w:num>
-  <w:num w:numId="59" w16cid:durableId="1963922156">
-    <w:abstractNumId w:val="6"/>
-  </w:num>
-  <w:num w:numId="60" w16cid:durableId="1668827205">
-    <w:abstractNumId w:val="22"/>
-  </w:num>
-  <w:num w:numId="61" w16cid:durableId="321858978">
-    <w:abstractNumId w:val="45"/>
-  </w:num>
-  <w:num w:numId="62" w16cid:durableId="1326468640">
-    <w:abstractNumId w:val="53"/>
-  </w:num>
-  <w:num w:numId="63" w16cid:durableId="866212400">
-    <w:abstractNumId w:val="27"/>
-  </w:num>
-  <w:num w:numId="64" w16cid:durableId="761681046">
-    <w:abstractNumId w:val="41"/>
-  </w:num>
+  <w:numIdMacAtCleanup w:val="16"/>
 </w:numbering>
 </file>
 
@@ -17842,6 +10563,7 @@
   <w:style w:type="character" w:default="1" w:styleId="DefaultParagraphFont">
     <w:name w:val="Default Paragraph Font"/>
     <w:uiPriority w:val="1"/>
+    <w:semiHidden/>
     <w:unhideWhenUsed/>
   </w:style>
   <w:style w:type="table" w:default="1" w:styleId="TableNormal">
